--- a/downloads/student/ai-1-week-03.docx
+++ b/downloads/student/ai-1-week-03.docx
@@ -1933,6 +1933,16 @@
       </w:r>
     </w:p>
     <w:p>
+      <w:r>
+        <w:t>Read the labelled picture: Why can we calculate the earlier gap but not predict an exact new B reading?</w:t>
+      </w:r>
+    </w:p>
+    <w:p>
+      <w:r>
+        <w:t>Change one thing: Move only B into brighter light. Predict the result before checking the explanation. What remains the same?</w:t>
+      </w:r>
+    </w:p>
+    <w:p>
       <w:pPr>
         <w:pStyle w:val="Heading1"/>
       </w:pPr>
@@ -3632,6 +3642,187 @@
     <w:p>
       <w:r>
         <w:t>Attempt the independent case before hints. Record whether you worked alone, used a hint or followed a model. After feedback, fix the first unsupported step and explain why it changed. A later check uses a changed case, not a copied answer.</w:t>
+      </w:r>
+    </w:p>
+    <w:p>
+      <w:pPr>
+        <w:pStyle w:val="Heading1"/>
+      </w:pPr>
+      <w:r>
+        <w:t>15. Your lesson route</w:t>
+      </w:r>
+    </w:p>
+    <w:p>
+      <w:r>
+        <w:t>Start with this question: Two fictional light sensors disagree in a classroom. Compare them fairly rather than declaring one broken.</w:t>
+      </w:r>
+    </w:p>
+    <w:tbl>
+      <w:tblPr>
+        <w:tblStyle w:val="LightShading-Accent1"/>
+        <w:tblW w:type="auto" w:w="0"/>
+        <w:tblLook w:firstColumn="1" w:firstRow="1" w:lastColumn="0" w:lastRow="0" w:noHBand="0" w:noVBand="1" w:val="04A0"/>
+      </w:tblPr>
+      <w:tblGrid>
+        <w:gridCol w:w="5112"/>
+        <w:gridCol w:w="5112"/>
+      </w:tblGrid>
+      <w:tr>
+        <w:trPr>
+          <w:tblHeader/>
+        </w:trPr>
+        <w:tc>
+          <w:tcPr>
+            <w:tcW w:type="dxa" w:w="5112"/>
+          </w:tcPr>
+          <w:p>
+            <w:r>
+              <w:t>By the end, I can</w:t>
+            </w:r>
+          </w:p>
+        </w:tc>
+        <w:tc>
+          <w:tcPr>
+            <w:tcW w:type="dxa" w:w="5112"/>
+          </w:tcPr>
+          <w:p>
+            <w:r>
+              <w:t>How I will show it</w:t>
+            </w:r>
+          </w:p>
+        </w:tc>
+      </w:tr>
+      <w:tr>
+        <w:tc>
+          <w:tcPr>
+            <w:tcW w:type="dxa" w:w="5112"/>
+          </w:tcPr>
+          <w:p>
+            <w:r>
+              <w:t>Describe a measurement using its quantity, value, unit and conditions</w:t>
+            </w:r>
+          </w:p>
+        </w:tc>
+        <w:tc>
+          <w:tcPr>
+            <w:tcW w:type="dxa" w:w="5112"/>
+          </w:tcPr>
+          <w:p>
+            <w:r>
+              <w:t>Explain the deciding step, show a trace or test, and state one limit.</w:t>
+            </w:r>
+          </w:p>
+        </w:tc>
+      </w:tr>
+      <w:tr>
+        <w:tc>
+          <w:tcPr>
+            <w:tcW w:type="dxa" w:w="5112"/>
+          </w:tcPr>
+          <w:p>
+            <w:r>
+              <w:t>Distinguish a sensor reading from an interpretation or decision</w:t>
+            </w:r>
+          </w:p>
+        </w:tc>
+        <w:tc>
+          <w:tcPr>
+            <w:tcW w:type="dxa" w:w="5112"/>
+          </w:tcPr>
+          <w:p>
+            <w:r>
+              <w:t>Explain the deciding step, show a trace or test, and state one limit.</w:t>
+            </w:r>
+          </w:p>
+        </w:tc>
+      </w:tr>
+      <w:tr>
+        <w:tc>
+          <w:tcPr>
+            <w:tcW w:type="dxa" w:w="5112"/>
+          </w:tcPr>
+          <w:p>
+            <w:r>
+              <w:t>Use repeated comparisons to investigate a measurement problem without inventing certainty</w:t>
+            </w:r>
+          </w:p>
+        </w:tc>
+        <w:tc>
+          <w:tcPr>
+            <w:tcW w:type="dxa" w:w="5112"/>
+          </w:tcPr>
+          <w:p>
+            <w:r>
+              <w:t>Explain the deciding step, show a trace or test, and state one limit.</w:t>
+            </w:r>
+          </w:p>
+        </w:tc>
+      </w:tr>
+    </w:tbl>
+    <w:p>
+      <w:r>
+        <w:t>Remember → watch and explain → try with help → investigate → try independently → keep project evidence. Your teacher may spread this lesson across several classes.</w:t>
+      </w:r>
+    </w:p>
+    <w:p>
+      <w:r>
+        <w:t>Keep your first prediction. Compare it with what the evidence shows and explain any change.</w:t>
+      </w:r>
+    </w:p>
+    <w:p>
+      <w:pPr>
+        <w:pStyle w:val="Heading1"/>
+      </w:pPr>
+      <w:r>
+        <w:t>16. Finish and return</w:t>
+      </w:r>
+    </w:p>
+    <w:p>
+      <w:r>
+        <w:t>Close your notes. Explain this goal in your own words: Describe a measurement using its quantity, value, unit and conditions</w:t>
+      </w:r>
+    </w:p>
+    <w:p>
+      <w:pPr>
+        <w:pStyle w:val="Heading3"/>
+      </w:pPr>
+      <w:r>
+        <w:t>My deciding step, evidence and one remaining question</w:t>
+      </w:r>
+    </w:p>
+    <w:p>
+      <w:r>
+        <w:t>________________________________________________________________</w:t>
+      </w:r>
+    </w:p>
+    <w:p>
+      <w:r>
+        <w:t>________________________________________________________________</w:t>
+      </w:r>
+    </w:p>
+    <w:p>
+      <w:r>
+        <w:t>________________________________________________________________</w:t>
+      </w:r>
+    </w:p>
+    <w:p>
+      <w:r>
+        <w:t>________________________________________________________________</w:t>
+      </w:r>
+    </w:p>
+    <w:p>
+      <w:r>
+        <w:t>________________________________________________________________</w:t>
+      </w:r>
+    </w:p>
+    <w:p>
+      <w:r>
+        <w:t>If you are unsure, return to the worked picture and explain one arrow. If you are ready, change an input or assumption and justify your prediction.</w:t>
+      </w:r>
+    </w:p>
+    <w:p>
+      <w:r>
+        <w:t>Save your workbook evidence. At the next review, try a different case before opening your old answer.</w:t>
       </w:r>
     </w:p>
     <w:sectPr>

--- a/downloads/student/ai-1-week-03.docx
+++ b/downloads/student/ai-1-week-03.docx
@@ -3823,6 +3823,197 @@
     <w:p>
       <w:r>
         <w:t>Save your workbook evidence. At the next review, try a different case before opening your old answer.</w:t>
+      </w:r>
+    </w:p>
+    <w:p>
+      <w:pPr>
+        <w:pStyle w:val="Heading1"/>
+      </w:pPr>
+      <w:r>
+        <w:t>17. Supported practice, repair and portfolio</w:t>
+      </w:r>
+    </w:p>
+    <w:p>
+      <w:r>
+        <w:t>Use this supported practice once, in the browser or on paper. Keep the reserved independent assessment for a separate first attempt before teacher feedback.</w:t>
+      </w:r>
+    </w:p>
+    <w:p>
+      <w:r>
+        <w:t>Two fictional light sensors disagree in a classroom. Compare them fairly rather than declaring one broken.</w:t>
+      </w:r>
+    </w:p>
+    <w:p>
+      <w:pPr>
+        <w:pStyle w:val="Heading3"/>
+      </w:pPr>
+      <w:r>
+        <w:t>Practice 1: explain the deciding evidence</w:t>
+      </w:r>
+    </w:p>
+    <w:p>
+      <w:r>
+        <w:t>Which labelled step matches this detail? A trusted reference is needed to decide which reading is closer.</w:t>
+      </w:r>
+    </w:p>
+    <w:p>
+      <w:r>
+        <w:t>1. Compare gaps</w:t>
+      </w:r>
+    </w:p>
+    <w:p>
+      <w:r>
+        <w:t>2. Check a reference</w:t>
+      </w:r>
+    </w:p>
+    <w:p>
+      <w:r>
+        <w:t>3. Paired readings</w:t>
+      </w:r>
+    </w:p>
+    <w:p>
+      <w:r>
+        <w:t>4. Same shelf</w:t>
+      </w:r>
+    </w:p>
+    <w:p>
+      <w:pPr>
+        <w:pStyle w:val="Heading3"/>
+      </w:pPr>
+      <w:r>
+        <w:t>My selected conclusion, deciding fact and explanation</w:t>
+      </w:r>
+    </w:p>
+    <w:p>
+      <w:r>
+        <w:t>________________________________________________________________</w:t>
+      </w:r>
+    </w:p>
+    <w:p>
+      <w:r>
+        <w:t>________________________________________________________________</w:t>
+      </w:r>
+    </w:p>
+    <w:p>
+      <w:r>
+        <w:t>________________________________________________________________</w:t>
+      </w:r>
+    </w:p>
+    <w:p>
+      <w:r>
+        <w:t>________________________________________________________________</w:t>
+      </w:r>
+    </w:p>
+    <w:p>
+      <w:r>
+        <w:t>________________________________________________________________</w:t>
+      </w:r>
+    </w:p>
+    <w:p>
+      <w:r>
+        <w:t>Hint if needed: Read the steps in the pictorial case. Match the supplied detail to the stage that performs or records it.</w:t>
+      </w:r>
+    </w:p>
+    <w:p>
+      <w:r>
+        <w:t>After your attempt, compare with the supported explanation: Check a reference A trusted reference is needed to decide which reading is closer. A repeated difference of 5 supports investigating an offset between devices. Matching time and location removes two obvious comparison problems. It does not show which device is correct: both could have errors. Preserve paired readings instead of adjusting them silently.</w:t>
+      </w:r>
+    </w:p>
+    <w:p>
+      <w:pPr>
+        <w:pStyle w:val="Heading3"/>
+      </w:pPr>
+      <w:r>
+        <w:t>Practice 2: explain the deciding evidence</w:t>
+      </w:r>
+    </w:p>
+    <w:p>
+      <w:r>
+        <w:t>Changed-case practice: Move only B into brighter light. Which conclusion is supported by the supplied facts?</w:t>
+      </w:r>
+    </w:p>
+    <w:p>
+      <w:r>
+        <w:t>1. The next gap could change for reasons other than a difference in device accuracy.</w:t>
+      </w:r>
+    </w:p>
+    <w:p>
+      <w:r>
+        <w:t>2. This one example guarantees correct results for every future input.</w:t>
+      </w:r>
+    </w:p>
+    <w:p>
+      <w:r>
+        <w:t>3. We can decide the result without examining the changed input or the procedure.</w:t>
+      </w:r>
+    </w:p>
+    <w:p>
+      <w:pPr>
+        <w:pStyle w:val="Heading3"/>
+      </w:pPr>
+      <w:r>
+        <w:t>My selected conclusion, deciding fact and explanation</w:t>
+      </w:r>
+    </w:p>
+    <w:p>
+      <w:r>
+        <w:t>________________________________________________________________</w:t>
+      </w:r>
+    </w:p>
+    <w:p>
+      <w:r>
+        <w:t>________________________________________________________________</w:t>
+      </w:r>
+    </w:p>
+    <w:p>
+      <w:r>
+        <w:t>________________________________________________________________</w:t>
+      </w:r>
+    </w:p>
+    <w:p>
+      <w:r>
+        <w:t>________________________________________________________________</w:t>
+      </w:r>
+    </w:p>
+    <w:p>
+      <w:r>
+        <w:t>________________________________________________________________</w:t>
+      </w:r>
+    </w:p>
+    <w:p>
+      <w:r>
+        <w:t>Hint if needed: Use the changed condition and the deciding step in the pictorial trace. The answer must say what follows from those facts.</w:t>
+      </w:r>
+    </w:p>
+    <w:p>
+      <w:r>
+        <w:t>After your attempt, compare with the supported explanation: The next gap could change for reasons other than a difference in device accuracy. The comparison now changes location as well as device; there is no supplied reading from the new location.</w:t>
+      </w:r>
+    </w:p>
+    <w:p>
+      <w:pPr>
+        <w:pStyle w:val="Heading3"/>
+      </w:pPr>
+      <w:r>
+        <w:t>Repair a missing building block</w:t>
+      </w:r>
+    </w:p>
+    <w:p>
+      <w:r>
+        <w:t>Review Input, Process, Output (ai-1/2). Goal: Trace information through a system without confusing information with a physical action. Short practice: Use the richer record to find blue pencils in Box B. Explain why total alone was insufficient.. Return to this week and explain what you changed.</w:t>
+      </w:r>
+    </w:p>
+    <w:p>
+      <w:pPr>
+        <w:pStyle w:val="Heading3"/>
+      </w:pPr>
+      <w:r>
+        <w:t>Keep your completed work</w:t>
+      </w:r>
+    </w:p>
+    <w:p>
+      <w:r>
+        <w:t>Use Download completed work in the hosted lesson to export your answers, reflections, practice feedback and code-run evidence. Open the HTML copy to read or print it. Drafts stay in this browser when storage is available; clear drafts on a shared device.</w:t>
       </w:r>
     </w:p>
     <w:sectPr>

--- a/downloads/student/ai-1-week-03.docx
+++ b/downloads/student/ai-1-week-03.docx
@@ -42,6 +42,11 @@
       </w:r>
     </w:p>
     <w:p>
+      <w:r>
+        <w:t>Start with the target: Describe a measurement using its quantity, value, unit and conditions. Try the recall before opening notes.</w:t>
+      </w:r>
+    </w:p>
+    <w:p>
       <w:pPr>
         <w:pStyle w:val="Heading3"/>
       </w:pPr>
@@ -50,18 +55,84 @@
       </w:r>
     </w:p>
     <w:p>
-      <w:r>
-        <w:t>I can describe a measurement using its quantity, value, unit and conditions.</w:t>
-      </w:r>
-    </w:p>
-    <w:p>
-      <w:r>
-        <w:t>I can distinguish a sensor reading from an interpretation or decision.</w:t>
-      </w:r>
-    </w:p>
-    <w:p>
-      <w:r>
-        <w:t>I can use repeated comparisons to investigate a measurement problem without inventing certainty.</w:t>
+      <w:pPr>
+        <w:spacing w:line="336" w:lineRule="auto" w:after="180"/>
+      </w:pPr>
+      <w:r>
+        <w:rPr>
+          <w:b w:val="0"/>
+        </w:rPr>
+        <w:t xml:space="preserve">I can describe a </w:t>
+      </w:r>
+      <w:r>
+        <w:rPr>
+          <w:b/>
+        </w:rPr>
+        <w:t>measurement</w:t>
+      </w:r>
+      <w:r>
+        <w:rPr>
+          <w:b w:val="0"/>
+        </w:rPr>
+        <w:t xml:space="preserve"> using its quantity, value, </w:t>
+      </w:r>
+      <w:r>
+        <w:rPr>
+          <w:b/>
+        </w:rPr>
+        <w:t>unit</w:t>
+      </w:r>
+      <w:r>
+        <w:rPr>
+          <w:b w:val="0"/>
+        </w:rPr>
+        <w:t xml:space="preserve"> and conditions.</w:t>
+      </w:r>
+    </w:p>
+    <w:p>
+      <w:pPr>
+        <w:spacing w:line="336" w:lineRule="auto" w:after="180"/>
+      </w:pPr>
+      <w:r>
+        <w:rPr>
+          <w:b w:val="0"/>
+        </w:rPr>
+        <w:t xml:space="preserve">I can distinguish a </w:t>
+      </w:r>
+      <w:r>
+        <w:rPr>
+          <w:b/>
+        </w:rPr>
+        <w:t>sensor</w:t>
+      </w:r>
+      <w:r>
+        <w:rPr>
+          <w:b w:val="0"/>
+        </w:rPr>
+        <w:t xml:space="preserve"> reading from an interpretation or decision.</w:t>
+      </w:r>
+    </w:p>
+    <w:p>
+      <w:pPr>
+        <w:spacing w:line="336" w:lineRule="auto" w:after="180"/>
+      </w:pPr>
+      <w:r>
+        <w:rPr>
+          <w:b w:val="0"/>
+        </w:rPr>
+        <w:t xml:space="preserve">I can use repeated comparisons to investigate a </w:t>
+      </w:r>
+      <w:r>
+        <w:rPr>
+          <w:b/>
+        </w:rPr>
+        <w:t>measurement</w:t>
+      </w:r>
+      <w:r>
+        <w:rPr>
+          <w:b w:val="0"/>
+        </w:rPr>
+        <w:t xml:space="preserve"> problem without inventing certainty.</w:t>
       </w:r>
     </w:p>
     <w:p>
@@ -73,23 +144,137 @@
       </w:r>
     </w:p>
     <w:p>
-      <w:r>
+      <w:pPr>
+        <w:spacing w:line="336" w:lineRule="auto" w:after="180"/>
+      </w:pPr>
+      <w:r>
+        <w:rPr>
+          <w:b w:val="0"/>
+        </w:rPr>
         <w:t>Close your notes first. A rough first answer helps us choose the right starting point; it is not a score for your ability.</w:t>
       </w:r>
     </w:p>
     <w:p>
-      <w:r>
-        <w:t>Without opening the old lesson, explain one key idea from Input, Process, Output. Give an example and a mistake that the idea helps you avoid.</w:t>
-      </w:r>
-    </w:p>
-    <w:p>
-      <w:r>
-        <w:t>After trying, check the relevant lesson or ask your teacher. Change the part of your explanation that the evidence shows was wrong.</w:t>
-      </w:r>
-    </w:p>
-    <w:p>
-      <w:r>
-        <w:t>Sensors measure signals; later processing gives those signals meaning.</w:t>
+      <w:pPr>
+        <w:spacing w:line="336" w:lineRule="auto" w:after="180"/>
+      </w:pPr>
+      <w:r>
+        <w:rPr>
+          <w:b w:val="0"/>
+        </w:rPr>
+        <w:t xml:space="preserve">Without opening the old lesson, explain one key idea from </w:t>
+      </w:r>
+      <w:r>
+        <w:rPr>
+          <w:b/>
+        </w:rPr>
+        <w:t>Input</w:t>
+      </w:r>
+      <w:r>
+        <w:rPr>
+          <w:b w:val="0"/>
+        </w:rPr>
+        <w:t xml:space="preserve">, </w:t>
+      </w:r>
+      <w:r>
+        <w:rPr>
+          <w:b/>
+        </w:rPr>
+        <w:t>Process</w:t>
+      </w:r>
+      <w:r>
+        <w:rPr>
+          <w:b w:val="0"/>
+        </w:rPr>
+        <w:t xml:space="preserve">, </w:t>
+      </w:r>
+      <w:r>
+        <w:rPr>
+          <w:b/>
+        </w:rPr>
+        <w:t>Output</w:t>
+      </w:r>
+      <w:r>
+        <w:rPr>
+          <w:b w:val="0"/>
+        </w:rPr>
+        <w:t>. Give an example and a mistake that the idea helps you avoid.</w:t>
+      </w:r>
+    </w:p>
+    <w:p>
+      <w:pPr>
+        <w:spacing w:line="336" w:lineRule="auto" w:after="180"/>
+      </w:pPr>
+      <w:r>
+        <w:rPr>
+          <w:b w:val="0"/>
+        </w:rPr>
+        <w:t xml:space="preserve">After trying, check the relevant lesson or ask your teacher. Change the part of your explanation that the </w:t>
+      </w:r>
+      <w:r>
+        <w:rPr>
+          <w:b/>
+        </w:rPr>
+        <w:t>evidence</w:t>
+      </w:r>
+      <w:r>
+        <w:rPr>
+          <w:b w:val="0"/>
+        </w:rPr>
+        <w:t xml:space="preserve"> shows was wrong.</w:t>
+      </w:r>
+    </w:p>
+    <w:p>
+      <w:pPr>
+        <w:spacing w:line="336" w:lineRule="auto" w:after="180"/>
+      </w:pPr>
+      <w:r>
+        <w:rPr>
+          <w:b/>
+        </w:rPr>
+        <w:t>Sensor</w:t>
+      </w:r>
+      <w:r>
+        <w:rPr>
+          <w:b w:val="0"/>
+        </w:rPr>
+        <w:t xml:space="preserve">s measure </w:t>
+      </w:r>
+      <w:r>
+        <w:rPr>
+          <w:b/>
+        </w:rPr>
+        <w:t>signal</w:t>
+      </w:r>
+      <w:r>
+        <w:rPr>
+          <w:b w:val="0"/>
+        </w:rPr>
+        <w:t xml:space="preserve">s; later </w:t>
+      </w:r>
+      <w:r>
+        <w:rPr>
+          <w:b/>
+        </w:rPr>
+        <w:t>process</w:t>
+      </w:r>
+      <w:r>
+        <w:rPr>
+          <w:b w:val="0"/>
+        </w:rPr>
+        <w:t xml:space="preserve">ing gives those </w:t>
+      </w:r>
+      <w:r>
+        <w:rPr>
+          <w:b/>
+        </w:rPr>
+        <w:t>signal</w:t>
+      </w:r>
+      <w:r>
+        <w:rPr>
+          <w:b w:val="0"/>
+        </w:rPr>
+        <w:t>s meaning.</w:t>
       </w:r>
     </w:p>
     <w:p>
@@ -129,12 +314,81 @@
       </w:r>
     </w:p>
     <w:p>
-      <w:r>
-        <w:t>LEARNING TARGET  Two light sensors report 40 and 80 in different rooms. Their settings and units are unknown. Can you conclude the second room is twice as bright? Design a fair comparison without using a camera or personal data.</w:t>
-      </w:r>
-    </w:p>
-    <w:p>
-      <w:r>
+      <w:pPr>
+        <w:pStyle w:val="Heading3"/>
+      </w:pPr>
+      <w:r>
+        <w:t>Your target</w:t>
+      </w:r>
+    </w:p>
+    <w:p>
+      <w:pPr>
+        <w:spacing w:line="336" w:lineRule="auto" w:after="180"/>
+        <w:shd w:fill="EDF7F3"/>
+      </w:pPr>
+      <w:r>
+        <w:rPr>
+          <w:b w:val="0"/>
+        </w:rPr>
+        <w:t xml:space="preserve">LEARNING TARGET  Two light </w:t>
+      </w:r>
+      <w:r>
+        <w:rPr>
+          <w:b/>
+        </w:rPr>
+        <w:t>sensor</w:t>
+      </w:r>
+      <w:r>
+        <w:rPr>
+          <w:b w:val="0"/>
+        </w:rPr>
+        <w:t xml:space="preserve">s report 40 and 80 in different rooms. Their settings and </w:t>
+      </w:r>
+      <w:r>
+        <w:rPr>
+          <w:b/>
+        </w:rPr>
+        <w:t>unit</w:t>
+      </w:r>
+      <w:r>
+        <w:rPr>
+          <w:b w:val="0"/>
+        </w:rPr>
+        <w:t>s are unknown. Can you conclude the second room is twice as bright?</w:t>
+      </w:r>
+    </w:p>
+    <w:p>
+      <w:pPr>
+        <w:spacing w:line="336" w:lineRule="auto" w:after="180"/>
+        <w:shd w:fill="EDF7F3"/>
+      </w:pPr>
+      <w:r>
+        <w:rPr>
+          <w:b w:val="0"/>
+        </w:rPr>
+        <w:t xml:space="preserve">Design a fair comparison without using a camera or personal </w:t>
+      </w:r>
+      <w:r>
+        <w:rPr>
+          <w:b/>
+        </w:rPr>
+        <w:t>data</w:t>
+      </w:r>
+      <w:r>
+        <w:rPr>
+          <w:b w:val="0"/>
+        </w:rPr>
+        <w:t>.</w:t>
+      </w:r>
+    </w:p>
+    <w:p>
+      <w:pPr>
+        <w:spacing w:line="336" w:lineRule="auto" w:after="180"/>
+      </w:pPr>
+      <w:r>
+        <w:rPr>
+          <w:b w:val="0"/>
+        </w:rPr>
         <w:t>Learner name:</w:t>
       </w:r>
     </w:p>
@@ -147,7 +401,13 @@
       </w:r>
     </w:p>
     <w:p>
-      <w:r>
+      <w:pPr>
+        <w:spacing w:line="336" w:lineRule="auto" w:after="180"/>
+      </w:pPr>
+      <w:r>
+        <w:rPr>
+          <w:b w:val="0"/>
+        </w:rPr>
         <w:t>A record retains only the highest temperature of a day. Can it establish when that temperature occurred? Explain using two possible records.</w:t>
       </w:r>
     </w:p>
@@ -160,8 +420,26 @@
       </w:r>
     </w:p>
     <w:p>
-      <w:r>
-        <w:t>By the end, I can compare sensor readings while controlling where and when they are measured.</w:t>
+      <w:pPr>
+        <w:spacing w:line="336" w:lineRule="auto" w:after="180"/>
+      </w:pPr>
+      <w:r>
+        <w:rPr>
+          <w:b w:val="0"/>
+        </w:rPr>
+        <w:t xml:space="preserve">By the end, I can compare </w:t>
+      </w:r>
+      <w:r>
+        <w:rPr>
+          <w:b/>
+        </w:rPr>
+        <w:t>sensor</w:t>
+      </w:r>
+      <w:r>
+        <w:rPr>
+          <w:b w:val="0"/>
+        </w:rPr>
+        <w:t xml:space="preserve"> readings while controlling where and when they are measured.</w:t>
       </w:r>
     </w:p>
     <w:p>
@@ -174,6 +452,17 @@
     </w:p>
     <w:p>
       <w:r>
+        <w:t>Investigate the supplied Sensors Are Messengers case. Separate observations, given facts and assumptions before choosing an explanation.</w:t>
+      </w:r>
+    </w:p>
+    <w:p>
+      <w:pPr>
+        <w:spacing w:line="336" w:lineRule="auto" w:after="180"/>
+      </w:pPr>
+      <w:r>
+        <w:rPr>
+          <w:b/>
+        </w:rPr>
         <w:t>PICTURE STORY</w:t>
       </w:r>
     </w:p>
@@ -186,8 +475,26 @@
       </w:r>
     </w:p>
     <w:p>
-      <w:r>
-        <w:t>Pictures give clues; evidence tells us what the clues mean.</w:t>
+      <w:pPr>
+        <w:spacing w:line="336" w:lineRule="auto" w:after="180"/>
+      </w:pPr>
+      <w:r>
+        <w:rPr>
+          <w:b w:val="0"/>
+        </w:rPr>
+        <w:t xml:space="preserve">Pictures give clues; </w:t>
+      </w:r>
+      <w:r>
+        <w:rPr>
+          <w:b/>
+        </w:rPr>
+        <w:t>evidence</w:t>
+      </w:r>
+      <w:r>
+        <w:rPr>
+          <w:b w:val="0"/>
+        </w:rPr>
+        <w:t xml:space="preserve"> tells us what the clues mean.</w:t>
       </w:r>
     </w:p>
     <w:p>
@@ -227,46 +534,146 @@
       </w:r>
     </w:p>
     <w:p>
-      <w:r>
-        <w:t>MYSTERY  A classroom weather station measures light, sound, and temperature but does not decide what those measurements mean.</w:t>
-      </w:r>
-    </w:p>
-    <w:p>
       <w:pPr>
         <w:pStyle w:val="Heading3"/>
       </w:pPr>
       <w:r>
+        <w:t>Start with this puzzle</w:t>
+      </w:r>
+    </w:p>
+    <w:p>
+      <w:pPr>
+        <w:spacing w:line="336" w:lineRule="auto" w:after="180"/>
+        <w:shd w:fill="F1F6FC"/>
+      </w:pPr>
+      <w:r>
+        <w:rPr>
+          <w:b w:val="0"/>
+        </w:rPr>
+        <w:t xml:space="preserve">MYSTERY  A classroom weather station measures light, sound, and temperature but does not decide what those </w:t>
+      </w:r>
+      <w:r>
+        <w:rPr>
+          <w:b/>
+        </w:rPr>
+        <w:t>measurement</w:t>
+      </w:r>
+      <w:r>
+        <w:rPr>
+          <w:b w:val="0"/>
+        </w:rPr>
+        <w:t>s mean.</w:t>
+      </w:r>
+    </w:p>
+    <w:p>
+      <w:pPr>
+        <w:pStyle w:val="Heading3"/>
+      </w:pPr>
+      <w:r>
         <w:t>What do you notice?</w:t>
       </w:r>
     </w:p>
     <w:p>
-      <w:r>
+      <w:pPr>
+        <w:spacing w:line="336" w:lineRule="auto" w:after="180"/>
+      </w:pPr>
+      <w:r>
+        <w:rPr>
+          <w:b w:val="0"/>
+        </w:rPr>
         <w:t>Name three visible details without explaining them yet.</w:t>
       </w:r>
     </w:p>
     <w:p>
-      <w:r>
+      <w:pPr>
+        <w:spacing w:line="336" w:lineRule="auto" w:after="180"/>
+      </w:pPr>
+      <w:r>
+        <w:rPr>
+          <w:b w:val="0"/>
+        </w:rPr>
         <w:t>Circle the detail most connected to the system's decision.</w:t>
       </w:r>
     </w:p>
     <w:p>
-      <w:r>
+      <w:pPr>
+        <w:spacing w:line="336" w:lineRule="auto" w:after="180"/>
+      </w:pPr>
+      <w:r>
+        <w:rPr>
+          <w:b w:val="0"/>
+        </w:rPr>
         <w:t>Name one detail that may be decoration or distraction.</w:t>
       </w:r>
     </w:p>
     <w:p>
-      <w:r>
-        <w:t>Make a first prediction and state the clue that supports it.</w:t>
-      </w:r>
-    </w:p>
-    <w:p>
-      <w:r>
-        <w:t>My observations, prediction, and evidence:</w:t>
-      </w:r>
-    </w:p>
-    <w:p>
-      <w:r>
-        <w:t>GOOD THINKING  A prediction can change when stronger evidence appears.</w:t>
+      <w:pPr>
+        <w:spacing w:line="336" w:lineRule="auto" w:after="180"/>
+      </w:pPr>
+      <w:r>
+        <w:rPr>
+          <w:b w:val="0"/>
+        </w:rPr>
+        <w:t xml:space="preserve">Make a first </w:t>
+      </w:r>
+      <w:r>
+        <w:rPr>
+          <w:b/>
+        </w:rPr>
+        <w:t>prediction</w:t>
+      </w:r>
+      <w:r>
+        <w:rPr>
+          <w:b w:val="0"/>
+        </w:rPr>
+        <w:t xml:space="preserve"> and state the clue that supports it.</w:t>
+      </w:r>
+    </w:p>
+    <w:p>
+      <w:pPr>
+        <w:spacing w:line="336" w:lineRule="auto" w:after="180"/>
+      </w:pPr>
+      <w:r>
+        <w:rPr>
+          <w:b w:val="0"/>
+        </w:rPr>
+        <w:t xml:space="preserve">My </w:t>
+      </w:r>
+      <w:r>
+        <w:rPr>
+          <w:b/>
+        </w:rPr>
+        <w:t>observation</w:t>
+      </w:r>
+      <w:r>
+        <w:rPr>
+          <w:b w:val="0"/>
+        </w:rPr>
+        <w:t xml:space="preserve">s, </w:t>
+      </w:r>
+      <w:r>
+        <w:rPr>
+          <w:b/>
+        </w:rPr>
+        <w:t>prediction</w:t>
+      </w:r>
+      <w:r>
+        <w:rPr>
+          <w:b w:val="0"/>
+        </w:rPr>
+        <w:t xml:space="preserve">, and </w:t>
+      </w:r>
+      <w:r>
+        <w:rPr>
+          <w:b/>
+        </w:rPr>
+        <w:t>evidence</w:t>
+      </w:r>
+      <w:r>
+        <w:rPr>
+          <w:b w:val="0"/>
+        </w:rPr>
+        <w:t>:</w:t>
       </w:r>
     </w:p>
     <w:p>
@@ -274,22 +681,159 @@
         <w:pStyle w:val="Heading3"/>
       </w:pPr>
       <w:r>
+        <w:t>Thinking habit</w:t>
+      </w:r>
+    </w:p>
+    <w:p>
+      <w:pPr>
+        <w:spacing w:line="336" w:lineRule="auto" w:after="180"/>
+        <w:shd w:fill="EDF7F3"/>
+      </w:pPr>
+      <w:r>
+        <w:rPr>
+          <w:b w:val="0"/>
+        </w:rPr>
+        <w:t xml:space="preserve">GOOD THINKING  A </w:t>
+      </w:r>
+      <w:r>
+        <w:rPr>
+          <w:b/>
+        </w:rPr>
+        <w:t>prediction</w:t>
+      </w:r>
+      <w:r>
+        <w:rPr>
+          <w:b w:val="0"/>
+        </w:rPr>
+        <w:t xml:space="preserve"> can change when stronger </w:t>
+      </w:r>
+      <w:r>
+        <w:rPr>
+          <w:b/>
+        </w:rPr>
+        <w:t>evidence</w:t>
+      </w:r>
+      <w:r>
+        <w:rPr>
+          <w:b w:val="0"/>
+        </w:rPr>
+        <w:t xml:space="preserve"> appears.</w:t>
+      </w:r>
+    </w:p>
+    <w:p>
+      <w:pPr>
+        <w:pStyle w:val="Heading3"/>
+      </w:pPr>
+      <w:r>
         <w:t>A closer explanation</w:t>
       </w:r>
     </w:p>
     <w:p>
-      <w:r>
-        <w:t>A garden display shows 24. Is that warm? We cannot interpret the number until we know what was measured and the unit. It might mean 24 degrees Celsius, 24 percent soil moisture according to a particular device, or 24 hours since watering. The screen alone does not supply the missing meaning.</w:t>
-      </w:r>
-    </w:p>
-    <w:p>
-      <w:r>
-        <w:t>A useful measurement record names the quantity, value, unit, time and relevant conditions. For air temperature, the location and exposure matter: a device in direct sunshine may warm differently from one in shade. Record the conditions rather than assuming that every nearby device measured the same situation.</w:t>
-      </w:r>
-    </w:p>
-    <w:p>
-      <w:r>
-        <w:t>Measurement is a way of representing part of the physical world. It does not capture everything about that world. One air-temperature reading does not tell us how dry the roots are, whether a plant is diseased or whether watering is permitted.</w:t>
+      <w:pPr>
+        <w:spacing w:line="336" w:lineRule="auto" w:after="180"/>
+      </w:pPr>
+      <w:r>
+        <w:rPr>
+          <w:b w:val="0"/>
+        </w:rPr>
+        <w:t xml:space="preserve">A garden display shows 24. Is that warm? We cannot interpret the number until we know what was measured and the </w:t>
+      </w:r>
+      <w:r>
+        <w:rPr>
+          <w:b/>
+        </w:rPr>
+        <w:t>unit</w:t>
+      </w:r>
+      <w:r>
+        <w:rPr>
+          <w:b w:val="0"/>
+        </w:rPr>
+        <w:t>.</w:t>
+      </w:r>
+    </w:p>
+    <w:p>
+      <w:pPr>
+        <w:spacing w:line="336" w:lineRule="auto" w:after="180"/>
+      </w:pPr>
+      <w:r>
+        <w:rPr>
+          <w:b w:val="0"/>
+        </w:rPr>
+        <w:t>It might mean 24 degrees Celsius, 24 percent soil moisture according to a particular device, or 24 hours since watering. The screen alone does not supply the missing meaning.</w:t>
+      </w:r>
+    </w:p>
+    <w:p>
+      <w:pPr>
+        <w:spacing w:line="336" w:lineRule="auto" w:after="180"/>
+      </w:pPr>
+      <w:r>
+        <w:rPr>
+          <w:b w:val="0"/>
+        </w:rPr>
+        <w:t xml:space="preserve">A useful </w:t>
+      </w:r>
+      <w:r>
+        <w:rPr>
+          <w:b/>
+        </w:rPr>
+        <w:t>measurement</w:t>
+      </w:r>
+      <w:r>
+        <w:rPr>
+          <w:b w:val="0"/>
+        </w:rPr>
+        <w:t xml:space="preserve"> record names the quantity, value, </w:t>
+      </w:r>
+      <w:r>
+        <w:rPr>
+          <w:b/>
+        </w:rPr>
+        <w:t>unit</w:t>
+      </w:r>
+      <w:r>
+        <w:rPr>
+          <w:b w:val="0"/>
+        </w:rPr>
+        <w:t>, time and relevant conditions. For air temperature, the location and exposure matter: a device in direct sunshine may warm differently from one in shade.</w:t>
+      </w:r>
+    </w:p>
+    <w:p>
+      <w:pPr>
+        <w:spacing w:line="336" w:lineRule="auto" w:after="180"/>
+      </w:pPr>
+      <w:r>
+        <w:rPr>
+          <w:b w:val="0"/>
+        </w:rPr>
+        <w:t>Record the conditions rather than assuming that every nearby device measured the same situation.</w:t>
+      </w:r>
+    </w:p>
+    <w:p>
+      <w:pPr>
+        <w:spacing w:line="336" w:lineRule="auto" w:after="180"/>
+      </w:pPr>
+      <w:r>
+        <w:rPr>
+          <w:b/>
+        </w:rPr>
+        <w:t>Measurement</w:t>
+      </w:r>
+      <w:r>
+        <w:rPr>
+          <w:b w:val="0"/>
+        </w:rPr>
+        <w:t xml:space="preserve"> is a way of representing part of the physical world. It does not capture everything about that world.</w:t>
+      </w:r>
+    </w:p>
+    <w:p>
+      <w:pPr>
+        <w:spacing w:line="336" w:lineRule="auto" w:after="180"/>
+      </w:pPr>
+      <w:r>
+        <w:rPr>
+          <w:b w:val="0"/>
+        </w:rPr>
+        <w:t>One air-temperature reading does not tell us how dry the roots are, whether a plant is diseased or whether watering is permitted.</w:t>
       </w:r>
     </w:p>
     <w:p>
@@ -302,7 +846,24 @@
     </w:p>
     <w:p>
       <w:r>
-        <w:t>VISUAL MECHANISM</w:t>
+        <w:t>Follow the mechanism for Sensors Are Messengers. Connect each labelled input, deciding step and result.</w:t>
+      </w:r>
+    </w:p>
+    <w:p>
+      <w:pPr>
+        <w:spacing w:line="336" w:lineRule="auto" w:after="180"/>
+      </w:pPr>
+      <w:r>
+        <w:rPr>
+          <w:b/>
+        </w:rPr>
+        <w:t xml:space="preserve">VISUAL </w:t>
+      </w:r>
+      <w:r>
+        <w:rPr>
+          <w:b/>
+        </w:rPr>
+        <w:t>MECHANISM</w:t>
       </w:r>
     </w:p>
     <w:p>
@@ -314,7 +875,13 @@
       </w:r>
     </w:p>
     <w:p>
-      <w:r>
+      <w:pPr>
+        <w:spacing w:line="336" w:lineRule="auto" w:after="180"/>
+      </w:pPr>
+      <w:r>
+        <w:rPr>
+          <w:b w:val="0"/>
+        </w:rPr>
         <w:t>Follow the information instead of imagining magic inside the machine.</w:t>
       </w:r>
     </w:p>
@@ -427,32 +994,230 @@
       </w:r>
     </w:p>
     <w:p>
-      <w:r>
-        <w:t>INPUT  light, sound, or heat from the environment</w:t>
-      </w:r>
-    </w:p>
-    <w:p>
-      <w:r>
-        <w:t>PROCESS  a sensor converts the signal into recorded values</w:t>
-      </w:r>
-    </w:p>
-    <w:p>
-      <w:r>
-        <w:t>OUTPUT  numbers or pixel/sound data sent to a later process</w:t>
-      </w:r>
-    </w:p>
-    <w:p>
-      <w:r>
-        <w:t>CORE IDEA  Sensors measure signals; later processing gives those signals meaning.</w:t>
-      </w:r>
-    </w:p>
-    <w:p>
-      <w:r>
-        <w:t>UNDER THE HOOD  A sensor is a transducer: it converts a physical quantity into a signal a computing system can represent. Sensing and interpretation are separate. A camera measures light; an image model may later infer a label.</w:t>
-      </w:r>
-    </w:p>
-    <w:p>
-      <w:r>
+      <w:pPr>
+        <w:spacing w:line="336" w:lineRule="auto" w:after="180"/>
+      </w:pPr>
+      <w:r>
+        <w:rPr>
+          <w:b/>
+        </w:rPr>
+        <w:t>INPUT</w:t>
+      </w:r>
+      <w:r>
+        <w:rPr>
+          <w:b w:val="0"/>
+        </w:rPr>
+        <w:t xml:space="preserve">  light, sound, or heat from the environment</w:t>
+      </w:r>
+    </w:p>
+    <w:p>
+      <w:pPr>
+        <w:spacing w:line="336" w:lineRule="auto" w:after="180"/>
+      </w:pPr>
+      <w:r>
+        <w:rPr>
+          <w:b/>
+        </w:rPr>
+        <w:t>PROCESS</w:t>
+      </w:r>
+      <w:r>
+        <w:rPr>
+          <w:b w:val="0"/>
+        </w:rPr>
+        <w:t xml:space="preserve">  a </w:t>
+      </w:r>
+      <w:r>
+        <w:rPr>
+          <w:b/>
+        </w:rPr>
+        <w:t>sensor</w:t>
+      </w:r>
+      <w:r>
+        <w:rPr>
+          <w:b w:val="0"/>
+        </w:rPr>
+        <w:t xml:space="preserve"> converts the </w:t>
+      </w:r>
+      <w:r>
+        <w:rPr>
+          <w:b/>
+        </w:rPr>
+        <w:t>signal</w:t>
+      </w:r>
+      <w:r>
+        <w:rPr>
+          <w:b w:val="0"/>
+        </w:rPr>
+        <w:t xml:space="preserve"> into recorded values</w:t>
+      </w:r>
+    </w:p>
+    <w:p>
+      <w:pPr>
+        <w:spacing w:line="336" w:lineRule="auto" w:after="180"/>
+      </w:pPr>
+      <w:r>
+        <w:rPr>
+          <w:b/>
+        </w:rPr>
+        <w:t>OUTPUT</w:t>
+      </w:r>
+      <w:r>
+        <w:rPr>
+          <w:b w:val="0"/>
+        </w:rPr>
+        <w:t xml:space="preserve">  numbers or pixel/sound </w:t>
+      </w:r>
+      <w:r>
+        <w:rPr>
+          <w:b/>
+        </w:rPr>
+        <w:t>data</w:t>
+      </w:r>
+      <w:r>
+        <w:rPr>
+          <w:b w:val="0"/>
+        </w:rPr>
+        <w:t xml:space="preserve"> sent to a later </w:t>
+      </w:r>
+      <w:r>
+        <w:rPr>
+          <w:b/>
+        </w:rPr>
+        <w:t>process</w:t>
+      </w:r>
+    </w:p>
+    <w:p>
+      <w:pPr>
+        <w:pStyle w:val="Heading3"/>
+      </w:pPr>
+      <w:r>
+        <w:t>Key idea</w:t>
+      </w:r>
+    </w:p>
+    <w:p>
+      <w:pPr>
+        <w:spacing w:line="336" w:lineRule="auto" w:after="180"/>
+        <w:shd w:fill="EDF7F3"/>
+      </w:pPr>
+      <w:r>
+        <w:rPr>
+          <w:b w:val="0"/>
+        </w:rPr>
+        <w:t xml:space="preserve">CORE IDEA  </w:t>
+      </w:r>
+      <w:r>
+        <w:rPr>
+          <w:b/>
+        </w:rPr>
+        <w:t>Sensor</w:t>
+      </w:r>
+      <w:r>
+        <w:rPr>
+          <w:b w:val="0"/>
+        </w:rPr>
+        <w:t xml:space="preserve">s measure </w:t>
+      </w:r>
+      <w:r>
+        <w:rPr>
+          <w:b/>
+        </w:rPr>
+        <w:t>signal</w:t>
+      </w:r>
+      <w:r>
+        <w:rPr>
+          <w:b w:val="0"/>
+        </w:rPr>
+        <w:t xml:space="preserve">s; later </w:t>
+      </w:r>
+      <w:r>
+        <w:rPr>
+          <w:b/>
+        </w:rPr>
+        <w:t>process</w:t>
+      </w:r>
+      <w:r>
+        <w:rPr>
+          <w:b w:val="0"/>
+        </w:rPr>
+        <w:t xml:space="preserve">ing gives those </w:t>
+      </w:r>
+      <w:r>
+        <w:rPr>
+          <w:b/>
+        </w:rPr>
+        <w:t>signal</w:t>
+      </w:r>
+      <w:r>
+        <w:rPr>
+          <w:b w:val="0"/>
+        </w:rPr>
+        <w:t>s meaning.</w:t>
+      </w:r>
+    </w:p>
+    <w:p>
+      <w:pPr>
+        <w:pStyle w:val="Heading3"/>
+      </w:pPr>
+      <w:r>
+        <w:t>How the mechanism works</w:t>
+      </w:r>
+    </w:p>
+    <w:p>
+      <w:pPr>
+        <w:spacing w:line="336" w:lineRule="auto" w:after="180"/>
+        <w:shd w:fill="F1F6F8"/>
+      </w:pPr>
+      <w:r>
+        <w:rPr>
+          <w:b w:val="0"/>
+        </w:rPr>
+        <w:t xml:space="preserve">UNDER THE HOOD  A </w:t>
+      </w:r>
+      <w:r>
+        <w:rPr>
+          <w:b/>
+        </w:rPr>
+        <w:t>sensor</w:t>
+      </w:r>
+      <w:r>
+        <w:rPr>
+          <w:b w:val="0"/>
+        </w:rPr>
+        <w:t xml:space="preserve"> is a transducer: it converts a physical quantity into a </w:t>
+      </w:r>
+      <w:r>
+        <w:rPr>
+          <w:b/>
+        </w:rPr>
+        <w:t>signal</w:t>
+      </w:r>
+      <w:r>
+        <w:rPr>
+          <w:b w:val="0"/>
+        </w:rPr>
+        <w:t xml:space="preserve"> a computing system can represent. Sensing and interpretation are separate.</w:t>
+      </w:r>
+    </w:p>
+    <w:p>
+      <w:pPr>
+        <w:spacing w:line="336" w:lineRule="auto" w:after="180"/>
+        <w:shd w:fill="F1F6F8"/>
+      </w:pPr>
+      <w:r>
+        <w:rPr>
+          <w:b w:val="0"/>
+        </w:rPr>
+        <w:t>A camera measures light; an image model may later infer a label.</w:t>
+      </w:r>
+    </w:p>
+    <w:p>
+      <w:pPr>
+        <w:spacing w:line="336" w:lineRule="auto" w:after="180"/>
+      </w:pPr>
+      <w:r>
+        <w:rPr>
+          <w:b w:val="0"/>
+        </w:rPr>
         <w:t>Draw a fresh example with all three stages:</w:t>
       </w:r>
     </w:p>
@@ -621,13 +1386,83 @@
       </w:r>
     </w:p>
     <w:p>
-      <w:r>
-        <w:t>The sensor responds to a physical quantity. Electronics convert the response into a recorded value. A later program can compare the value with a threshold. Nothing about this path requires us to claim that the sensor understands plant health.</w:t>
-      </w:r>
-    </w:p>
-    <w:p>
-      <w:r>
-        <w:t>The rule uses exceeds 28, so a reading of exactly 28 does not trigger it. At 29 it does. This boundary is a property of the written rule; it is separate from the question of whether the measuring device is accurate enough for the intended purpose.</w:t>
+      <w:pPr>
+        <w:spacing w:line="336" w:lineRule="auto" w:after="180"/>
+      </w:pPr>
+      <w:r>
+        <w:rPr>
+          <w:b w:val="0"/>
+        </w:rPr>
+        <w:t xml:space="preserve">The </w:t>
+      </w:r>
+      <w:r>
+        <w:rPr>
+          <w:b/>
+        </w:rPr>
+        <w:t>sensor</w:t>
+      </w:r>
+      <w:r>
+        <w:rPr>
+          <w:b w:val="0"/>
+        </w:rPr>
+        <w:t xml:space="preserve"> responds to a physical quantity. Electronics convert the response into a recorded value. A later program can compare the value with a threshold.</w:t>
+      </w:r>
+    </w:p>
+    <w:p>
+      <w:pPr>
+        <w:spacing w:line="336" w:lineRule="auto" w:after="180"/>
+      </w:pPr>
+      <w:r>
+        <w:rPr>
+          <w:b w:val="0"/>
+        </w:rPr>
+        <w:t xml:space="preserve">Nothing about this path requires us to claim that the </w:t>
+      </w:r>
+      <w:r>
+        <w:rPr>
+          <w:b/>
+        </w:rPr>
+        <w:t>sensor</w:t>
+      </w:r>
+      <w:r>
+        <w:rPr>
+          <w:b w:val="0"/>
+        </w:rPr>
+        <w:t xml:space="preserve"> understands plant health.</w:t>
+      </w:r>
+    </w:p>
+    <w:p>
+      <w:pPr>
+        <w:spacing w:line="336" w:lineRule="auto" w:after="180"/>
+      </w:pPr>
+      <w:r>
+        <w:rPr>
+          <w:b w:val="0"/>
+        </w:rPr>
+        <w:t>The rule uses exceeds 28, so a reading of exactly 28 does not trigger it. At 29 it does.</w:t>
+      </w:r>
+    </w:p>
+    <w:p>
+      <w:pPr>
+        <w:spacing w:line="336" w:lineRule="auto" w:after="180"/>
+      </w:pPr>
+      <w:r>
+        <w:rPr>
+          <w:b w:val="0"/>
+        </w:rPr>
+        <w:t xml:space="preserve">This boundary is a property of the </w:t>
+      </w:r>
+      <w:r>
+        <w:rPr>
+          <w:b/>
+        </w:rPr>
+        <w:t>written rule</w:t>
+      </w:r>
+      <w:r>
+        <w:rPr>
+          <w:b w:val="0"/>
+        </w:rPr>
+        <w:t>; it is separate from the question of whether the measuring device is accurate enough for the intended purpose.</w:t>
       </w:r>
     </w:p>
     <w:p>
@@ -652,8 +1487,26 @@
       </w:r>
     </w:p>
     <w:p>
-      <w:r>
-        <w:t>Point to the input, the deciding step and the result in this week’s visual. Explain the same step in ordinary words. A picture helps when you can say what each part represents.</w:t>
+      <w:pPr>
+        <w:spacing w:line="336" w:lineRule="auto" w:after="180"/>
+      </w:pPr>
+      <w:r>
+        <w:rPr>
+          <w:b w:val="0"/>
+        </w:rPr>
+        <w:t xml:space="preserve">Point to the </w:t>
+      </w:r>
+      <w:r>
+        <w:rPr>
+          <w:b/>
+        </w:rPr>
+        <w:t>input</w:t>
+      </w:r>
+      <w:r>
+        <w:rPr>
+          <w:b w:val="0"/>
+        </w:rPr>
+        <w:t>, the deciding step and the result in this week’s visual. Explain the same step in ordinary words. A picture helps when you can say what each part represents.</w:t>
       </w:r>
     </w:p>
     <w:p>
@@ -666,6 +1519,17 @@
     </w:p>
     <w:p>
       <w:r>
+        <w:t>Compare the supplied cases for Sensors Are Messengers. Identify the detail that changes the conclusion.</w:t>
+      </w:r>
+    </w:p>
+    <w:p>
+      <w:pPr>
+        <w:spacing w:line="336" w:lineRule="auto" w:after="180"/>
+      </w:pPr>
+      <w:r>
+        <w:rPr>
+          <w:b/>
+        </w:rPr>
         <w:t>PICTURE GALLERY</w:t>
       </w:r>
     </w:p>
@@ -678,8 +1542,26 @@
       </w:r>
     </w:p>
     <w:p>
-      <w:r>
-        <w:t>Use the visual cue, then read the evidence carefully.</w:t>
+      <w:pPr>
+        <w:spacing w:line="336" w:lineRule="auto" w:after="180"/>
+      </w:pPr>
+      <w:r>
+        <w:rPr>
+          <w:b w:val="0"/>
+        </w:rPr>
+        <w:t xml:space="preserve">Use the visual cue, then read the </w:t>
+      </w:r>
+      <w:r>
+        <w:rPr>
+          <w:b/>
+        </w:rPr>
+        <w:t>evidence</w:t>
+      </w:r>
+      <w:r>
+        <w:rPr>
+          <w:b w:val="0"/>
+        </w:rPr>
+        <w:t xml:space="preserve"> carefully.</w:t>
       </w:r>
     </w:p>
     <w:p>
@@ -827,55 +1709,260 @@
       </w:r>
     </w:p>
     <w:p>
-      <w:r>
-        <w:t>CASE 1 — Camera  Clue: light becomes pixel values. Meaning: measurement, not meaning.</w:t>
-      </w:r>
-    </w:p>
-    <w:p>
-      <w:r>
-        <w:t>CASE 2 — Microphone  Clue: air-pressure changes become samples. Meaning: measurement, not understanding.</w:t>
-      </w:r>
-    </w:p>
-    <w:p>
-      <w:r>
-        <w:t>CASE 3 — Thermometer  Clue: heat becomes a temperature number. Meaning: measurement, not a weather decision.</w:t>
-      </w:r>
-    </w:p>
-    <w:p>
-      <w:r>
-        <w:t>CASE 4 — Button  Clue: a press becomes an on/off value. Meaning: a human event becomes data.</w:t>
-      </w:r>
-    </w:p>
-    <w:p>
-      <w:r>
-        <w:t>BOUNDARY  Do not say a sensor sees, hears, or understands. It measures and sends a representation.</w:t>
-      </w:r>
-    </w:p>
-    <w:p>
-      <w:r>
-        <w:t>Which two pictures are easiest to confuse? What evidence separates them?</w:t>
-      </w:r>
-    </w:p>
-    <w:p>
       <w:pPr>
         <w:pStyle w:val="Heading3"/>
       </w:pPr>
       <w:r>
+        <w:t>The case to investigate</w:t>
+      </w:r>
+    </w:p>
+    <w:p>
+      <w:pPr>
+        <w:spacing w:line="336" w:lineRule="auto" w:after="180"/>
+        <w:shd w:fill="F1F6FC"/>
+      </w:pPr>
+      <w:r>
+        <w:rPr>
+          <w:b w:val="0"/>
+        </w:rPr>
+        <w:t xml:space="preserve">CASE 1 — Camera  Clue: light becomes pixel values. Meaning: </w:t>
+      </w:r>
+      <w:r>
+        <w:rPr>
+          <w:b/>
+        </w:rPr>
+        <w:t>measurement</w:t>
+      </w:r>
+      <w:r>
+        <w:rPr>
+          <w:b w:val="0"/>
+        </w:rPr>
+        <w:t>, not meaning.</w:t>
+      </w:r>
+    </w:p>
+    <w:p>
+      <w:pPr>
+        <w:pStyle w:val="Heading3"/>
+      </w:pPr>
+      <w:r>
+        <w:t>The case to investigate</w:t>
+      </w:r>
+    </w:p>
+    <w:p>
+      <w:pPr>
+        <w:spacing w:line="336" w:lineRule="auto" w:after="180"/>
+        <w:shd w:fill="F1F6FC"/>
+      </w:pPr>
+      <w:r>
+        <w:rPr>
+          <w:b w:val="0"/>
+        </w:rPr>
+        <w:t xml:space="preserve">CASE 2 — Microphone  Clue: air-pressure changes become samples. Meaning: </w:t>
+      </w:r>
+      <w:r>
+        <w:rPr>
+          <w:b/>
+        </w:rPr>
+        <w:t>measurement</w:t>
+      </w:r>
+      <w:r>
+        <w:rPr>
+          <w:b w:val="0"/>
+        </w:rPr>
+        <w:t>, not understanding.</w:t>
+      </w:r>
+    </w:p>
+    <w:p>
+      <w:pPr>
+        <w:pStyle w:val="Heading3"/>
+      </w:pPr>
+      <w:r>
+        <w:t>The case to investigate</w:t>
+      </w:r>
+    </w:p>
+    <w:p>
+      <w:pPr>
+        <w:spacing w:line="336" w:lineRule="auto" w:after="180"/>
+        <w:shd w:fill="F1F6FC"/>
+      </w:pPr>
+      <w:r>
+        <w:rPr>
+          <w:b w:val="0"/>
+        </w:rPr>
+        <w:t xml:space="preserve">CASE 3 — Thermometer  Clue: heat becomes a temperature number. Meaning: </w:t>
+      </w:r>
+      <w:r>
+        <w:rPr>
+          <w:b/>
+        </w:rPr>
+        <w:t>measurement</w:t>
+      </w:r>
+      <w:r>
+        <w:rPr>
+          <w:b w:val="0"/>
+        </w:rPr>
+        <w:t>, not a weather decision.</w:t>
+      </w:r>
+    </w:p>
+    <w:p>
+      <w:pPr>
+        <w:pStyle w:val="Heading3"/>
+      </w:pPr>
+      <w:r>
+        <w:t>The case to investigate</w:t>
+      </w:r>
+    </w:p>
+    <w:p>
+      <w:pPr>
+        <w:spacing w:line="336" w:lineRule="auto" w:after="180"/>
+        <w:shd w:fill="F1F6FC"/>
+      </w:pPr>
+      <w:r>
+        <w:rPr>
+          <w:b w:val="0"/>
+        </w:rPr>
+        <w:t xml:space="preserve">CASE 4 — Button  Clue: a press becomes an on/off value. Meaning: a human event becomes </w:t>
+      </w:r>
+      <w:r>
+        <w:rPr>
+          <w:b/>
+        </w:rPr>
+        <w:t>data</w:t>
+      </w:r>
+      <w:r>
+        <w:rPr>
+          <w:b w:val="0"/>
+        </w:rPr>
+        <w:t>.</w:t>
+      </w:r>
+    </w:p>
+    <w:p>
+      <w:pPr>
+        <w:pStyle w:val="Heading3"/>
+      </w:pPr>
+      <w:r>
+        <w:t>Keep this boundary clear</w:t>
+      </w:r>
+    </w:p>
+    <w:p>
+      <w:pPr>
+        <w:spacing w:line="336" w:lineRule="auto" w:after="180"/>
+        <w:shd w:fill="FFF5E6"/>
+      </w:pPr>
+      <w:r>
+        <w:rPr>
+          <w:b w:val="0"/>
+        </w:rPr>
+        <w:t xml:space="preserve">BOUNDARY  Do not say a </w:t>
+      </w:r>
+      <w:r>
+        <w:rPr>
+          <w:b/>
+        </w:rPr>
+        <w:t>sensor</w:t>
+      </w:r>
+      <w:r>
+        <w:rPr>
+          <w:b w:val="0"/>
+        </w:rPr>
+        <w:t xml:space="preserve"> sees, hears, or understands. It measures and sends a representation.</w:t>
+      </w:r>
+    </w:p>
+    <w:p>
+      <w:pPr>
+        <w:spacing w:line="336" w:lineRule="auto" w:after="180"/>
+        <w:shd w:fill="F5F1FB"/>
+      </w:pPr>
+      <w:r>
+        <w:rPr>
+          <w:b w:val="0"/>
+        </w:rPr>
+        <w:t xml:space="preserve">Which two pictures are easiest to confuse? What </w:t>
+      </w:r>
+      <w:r>
+        <w:rPr>
+          <w:b/>
+        </w:rPr>
+        <w:t>evidence</w:t>
+      </w:r>
+      <w:r>
+        <w:rPr>
+          <w:b w:val="0"/>
+        </w:rPr>
+        <w:t xml:space="preserve"> separates them?</w:t>
+      </w:r>
+    </w:p>
+    <w:p>
+      <w:pPr>
+        <w:pStyle w:val="Heading3"/>
+      </w:pPr>
+      <w:r>
         <w:t>Change one thing in the pictured case</w:t>
       </w:r>
     </w:p>
     <w:p>
-      <w:r>
+      <w:pPr>
+        <w:pStyle w:val="Heading3"/>
+      </w:pPr>
+      <w:r>
+        <w:t>Change one thing</w:t>
+      </w:r>
+    </w:p>
+    <w:p>
+      <w:pPr>
+        <w:spacing w:line="336" w:lineRule="auto" w:after="180"/>
+        <w:shd w:fill="F5F1FB"/>
+      </w:pPr>
+      <w:r>
+        <w:rPr>
+          <w:b w:val="0"/>
+        </w:rPr>
         <w:t>Change: Move only B into brighter light.</w:t>
       </w:r>
     </w:p>
     <w:p>
-      <w:r>
-        <w:t>Prediction: The next gap could change for reasons other than a difference in device accuracy.</w:t>
-      </w:r>
-    </w:p>
-    <w:p>
-      <w:r>
+      <w:pPr>
+        <w:pStyle w:val="Heading3"/>
+      </w:pPr>
+      <w:r>
+        <w:t>Predicted result</w:t>
+      </w:r>
+    </w:p>
+    <w:p>
+      <w:pPr>
+        <w:spacing w:line="336" w:lineRule="auto" w:after="180"/>
+        <w:shd w:fill="F1F6FC"/>
+      </w:pPr>
+      <w:r>
+        <w:rPr>
+          <w:b/>
+        </w:rPr>
+        <w:t>Prediction</w:t>
+      </w:r>
+      <w:r>
+        <w:rPr>
+          <w:b w:val="0"/>
+        </w:rPr>
+        <w:t>: The next gap could change for reasons other than a difference in device accuracy.</w:t>
+      </w:r>
+    </w:p>
+    <w:p>
+      <w:pPr>
+        <w:pStyle w:val="Heading3"/>
+      </w:pPr>
+      <w:r>
+        <w:t>Why the result follows</w:t>
+      </w:r>
+    </w:p>
+    <w:p>
+      <w:pPr>
+        <w:spacing w:line="336" w:lineRule="auto" w:after="180"/>
+        <w:shd w:fill="F1F6FC"/>
+      </w:pPr>
+      <w:r>
+        <w:rPr>
+          <w:b w:val="0"/>
+        </w:rPr>
         <w:t>Reason: The comparison now changes location as well as device; there is no supplied reading from the new location.</w:t>
       </w:r>
     </w:p>
@@ -889,6 +1976,17 @@
     </w:p>
     <w:p>
       <w:r>
+        <w:t>Use the vocabulary of Sensors Are Messengers to explain a concrete decision, rather than only memorising definitions.</w:t>
+      </w:r>
+    </w:p>
+    <w:p>
+      <w:pPr>
+        <w:spacing w:line="336" w:lineRule="auto" w:after="180"/>
+      </w:pPr>
+      <w:r>
+        <w:rPr>
+          <w:b/>
+        </w:rPr>
         <w:t>VOCABULARY</w:t>
       </w:r>
     </w:p>
@@ -901,7 +1999,13 @@
       </w:r>
     </w:p>
     <w:p>
-      <w:r>
+      <w:pPr>
+        <w:spacing w:line="336" w:lineRule="auto" w:after="180"/>
+      </w:pPr>
+      <w:r>
+        <w:rPr>
+          <w:b w:val="0"/>
+        </w:rPr>
         <w:t>The badge is a memory cue; the definition does the real thinking work.</w:t>
       </w:r>
     </w:p>
@@ -1225,17 +2329,57 @@
       </w:r>
     </w:p>
     <w:p>
-      <w:r>
+      <w:pPr>
+        <w:pStyle w:val="Heading3"/>
+      </w:pPr>
+      <w:r>
+        <w:t>Find the unsupported claim</w:t>
+      </w:r>
+    </w:p>
+    <w:p>
+      <w:pPr>
+        <w:spacing w:line="336" w:lineRule="auto" w:after="180"/>
+        <w:shd w:fill="F5F1FB"/>
+      </w:pPr>
+      <w:r>
+        <w:rPr>
+          <w:b w:val="0"/>
+        </w:rPr>
         <w:t>CLAIM TO REPAIR  The camera knows there is a cat.</w:t>
       </w:r>
     </w:p>
     <w:p>
-      <w:r>
-        <w:t>Use one vocabulary word and one piece of evidence to repair it:</w:t>
-      </w:r>
-    </w:p>
-    <w:p>
-      <w:r>
+      <w:pPr>
+        <w:spacing w:line="336" w:lineRule="auto" w:after="180"/>
+      </w:pPr>
+      <w:r>
+        <w:rPr>
+          <w:b w:val="0"/>
+        </w:rPr>
+        <w:t xml:space="preserve">Use one vocabulary word and one piece of </w:t>
+      </w:r>
+      <w:r>
+        <w:rPr>
+          <w:b/>
+        </w:rPr>
+        <w:t>evidence</w:t>
+      </w:r>
+      <w:r>
+        <w:rPr>
+          <w:b w:val="0"/>
+        </w:rPr>
+        <w:t xml:space="preserve"> to repair it:</w:t>
+      </w:r>
+    </w:p>
+    <w:p>
+      <w:pPr>
+        <w:spacing w:line="336" w:lineRule="auto" w:after="180"/>
+        <w:shd w:fill="EDF7F3"/>
+      </w:pPr>
+      <w:r>
+        <w:rPr>
+          <w:b w:val="0"/>
+        </w:rPr>
         <w:t>WORD POWER  A strong definition helps you decide something in a new case.</w:t>
       </w:r>
     </w:p>
@@ -1359,6 +2503,17 @@
     </w:p>
     <w:p>
       <w:r>
+        <w:t>Follow the worked trace for Sensors Are Messengers, predict a step, then compare with its explanation.</w:t>
+      </w:r>
+    </w:p>
+    <w:p>
+      <w:pPr>
+        <w:spacing w:line="336" w:lineRule="auto" w:after="180"/>
+      </w:pPr>
+      <w:r>
+        <w:rPr>
+          <w:b/>
+        </w:rPr>
         <w:t>WORKED EXAMPLE</w:t>
       </w:r>
     </w:p>
@@ -1371,8 +2526,26 @@
       </w:r>
     </w:p>
     <w:p>
-      <w:r>
-        <w:t>Every step connects a claim to observable evidence.</w:t>
+      <w:pPr>
+        <w:spacing w:line="336" w:lineRule="auto" w:after="180"/>
+      </w:pPr>
+      <w:r>
+        <w:rPr>
+          <w:b w:val="0"/>
+        </w:rPr>
+        <w:t xml:space="preserve">Every step connects a claim to observable </w:t>
+      </w:r>
+      <w:r>
+        <w:rPr>
+          <w:b/>
+        </w:rPr>
+        <w:t>evidence</w:t>
+      </w:r>
+      <w:r>
+        <w:rPr>
+          <w:b w:val="0"/>
+        </w:rPr>
+        <w:t>.</w:t>
       </w:r>
     </w:p>
     <w:p>
@@ -1412,51 +2585,313 @@
       </w:r>
     </w:p>
     <w:p>
-      <w:r>
-        <w:t>CASE  A classroom weather station measures light, sound, and temperature but does not decide what those measurements mean.</w:t>
-      </w:r>
-    </w:p>
-    <w:p>
-      <w:r>
+      <w:pPr>
+        <w:pStyle w:val="Heading3"/>
+      </w:pPr>
+      <w:r>
+        <w:t>The case to investigate</w:t>
+      </w:r>
+    </w:p>
+    <w:p>
+      <w:pPr>
+        <w:spacing w:line="336" w:lineRule="auto" w:after="180"/>
+        <w:shd w:fill="F1F6FC"/>
+      </w:pPr>
+      <w:r>
+        <w:rPr>
+          <w:b w:val="0"/>
+        </w:rPr>
+        <w:t xml:space="preserve">CASE  A classroom weather station measures light, sound, and temperature but does not decide what those </w:t>
+      </w:r>
+      <w:r>
+        <w:rPr>
+          <w:b/>
+        </w:rPr>
+        <w:t>measurement</w:t>
+      </w:r>
+      <w:r>
+        <w:rPr>
+          <w:b w:val="0"/>
+        </w:rPr>
+        <w:t>s mean.</w:t>
+      </w:r>
+    </w:p>
+    <w:p>
+      <w:pPr>
+        <w:pStyle w:val="Heading3"/>
+      </w:pPr>
+      <w:r>
+        <w:t>Step 1</w:t>
+      </w:r>
+    </w:p>
+    <w:p>
+      <w:pPr>
+        <w:spacing w:line="336" w:lineRule="auto" w:after="180"/>
+        <w:shd w:fill="F4F9FC"/>
+      </w:pPr>
+      <w:r>
+        <w:rPr>
+          <w:b w:val="0"/>
+        </w:rPr>
         <w:t>STEP 1 — OBSERVE  light, sound, or heat from the environment</w:t>
       </w:r>
     </w:p>
     <w:p>
-      <w:r>
-        <w:t>STEP 2 — TRACE  a sensor converts the signal into recorded values</w:t>
-      </w:r>
-    </w:p>
-    <w:p>
-      <w:r>
-        <w:t>STEP 3 — CONCLUDE  numbers or pixel/sound data sent to a later process</w:t>
-      </w:r>
-    </w:p>
-    <w:p>
-      <w:r>
-        <w:t>MODEL REASONING  820 could be a light measurement, 24 C comes from a temperature sensor, and changing sound values come from a microphone. The numbers alone do not prove whether the plant needs water or whether a voice was present; later processing must interpret them.</w:t>
-      </w:r>
-    </w:p>
-    <w:p>
-      <w:r>
-        <w:t>DO NOT OVERCLAIM  Do not say a sensor sees, hears, or understands. It measures and sends a representation.</w:t>
-      </w:r>
-    </w:p>
-    <w:p>
-      <w:r>
-        <w:t>What new evidence could change this answer?</w:t>
-      </w:r>
-    </w:p>
-    <w:p>
       <w:pPr>
         <w:pStyle w:val="Heading3"/>
       </w:pPr>
       <w:r>
+        <w:t>Step 2</w:t>
+      </w:r>
+    </w:p>
+    <w:p>
+      <w:pPr>
+        <w:spacing w:line="336" w:lineRule="auto" w:after="180"/>
+        <w:shd w:fill="F4F9FC"/>
+      </w:pPr>
+      <w:r>
+        <w:rPr>
+          <w:b w:val="0"/>
+        </w:rPr>
+        <w:t xml:space="preserve">STEP 2 — TRACE  a </w:t>
+      </w:r>
+      <w:r>
+        <w:rPr>
+          <w:b/>
+        </w:rPr>
+        <w:t>sensor</w:t>
+      </w:r>
+      <w:r>
+        <w:rPr>
+          <w:b w:val="0"/>
+        </w:rPr>
+        <w:t xml:space="preserve"> converts the </w:t>
+      </w:r>
+      <w:r>
+        <w:rPr>
+          <w:b/>
+        </w:rPr>
+        <w:t>signal</w:t>
+      </w:r>
+      <w:r>
+        <w:rPr>
+          <w:b w:val="0"/>
+        </w:rPr>
+        <w:t xml:space="preserve"> into recorded values</w:t>
+      </w:r>
+    </w:p>
+    <w:p>
+      <w:pPr>
+        <w:pStyle w:val="Heading3"/>
+      </w:pPr>
+      <w:r>
+        <w:t>Step 3</w:t>
+      </w:r>
+    </w:p>
+    <w:p>
+      <w:pPr>
+        <w:spacing w:line="336" w:lineRule="auto" w:after="180"/>
+        <w:shd w:fill="F4F9FC"/>
+      </w:pPr>
+      <w:r>
+        <w:rPr>
+          <w:b w:val="0"/>
+        </w:rPr>
+        <w:t xml:space="preserve">STEP 3 — CONCLUDE  numbers or pixel/sound </w:t>
+      </w:r>
+      <w:r>
+        <w:rPr>
+          <w:b/>
+        </w:rPr>
+        <w:t>data</w:t>
+      </w:r>
+      <w:r>
+        <w:rPr>
+          <w:b w:val="0"/>
+        </w:rPr>
+        <w:t xml:space="preserve"> sent to a later </w:t>
+      </w:r>
+      <w:r>
+        <w:rPr>
+          <w:b/>
+        </w:rPr>
+        <w:t>process</w:t>
+      </w:r>
+    </w:p>
+    <w:p>
+      <w:pPr>
+        <w:pStyle w:val="Heading3"/>
+      </w:pPr>
+      <w:r>
+        <w:t>Model answer</w:t>
+      </w:r>
+    </w:p>
+    <w:p>
+      <w:pPr>
+        <w:spacing w:line="336" w:lineRule="auto" w:after="180"/>
+        <w:shd w:fill="F1F6FC"/>
+      </w:pPr>
+      <w:r>
+        <w:rPr>
+          <w:b w:val="0"/>
+        </w:rPr>
+        <w:t xml:space="preserve">MODEL REASONING  820 could be a light </w:t>
+      </w:r>
+      <w:r>
+        <w:rPr>
+          <w:b/>
+        </w:rPr>
+        <w:t>measurement</w:t>
+      </w:r>
+      <w:r>
+        <w:rPr>
+          <w:b w:val="0"/>
+        </w:rPr>
+        <w:t xml:space="preserve">, 24 C comes from a temperature </w:t>
+      </w:r>
+      <w:r>
+        <w:rPr>
+          <w:b/>
+        </w:rPr>
+        <w:t>sensor</w:t>
+      </w:r>
+      <w:r>
+        <w:rPr>
+          <w:b w:val="0"/>
+        </w:rPr>
+        <w:t>, and changing sound values come from a microphone.</w:t>
+      </w:r>
+    </w:p>
+    <w:p>
+      <w:pPr>
+        <w:spacing w:line="336" w:lineRule="auto" w:after="180"/>
+        <w:shd w:fill="F1F6FC"/>
+      </w:pPr>
+      <w:r>
+        <w:rPr>
+          <w:b w:val="0"/>
+        </w:rPr>
+        <w:t xml:space="preserve">The numbers alone do not prove whether the plant needs water or whether a voice was present; later </w:t>
+      </w:r>
+      <w:r>
+        <w:rPr>
+          <w:b/>
+        </w:rPr>
+        <w:t>process</w:t>
+      </w:r>
+      <w:r>
+        <w:rPr>
+          <w:b w:val="0"/>
+        </w:rPr>
+        <w:t>ing must interpret them.</w:t>
+      </w:r>
+    </w:p>
+    <w:p>
+      <w:pPr>
+        <w:pStyle w:val="Heading3"/>
+      </w:pPr>
+      <w:r>
+        <w:t>A claim to avoid</w:t>
+      </w:r>
+    </w:p>
+    <w:p>
+      <w:pPr>
+        <w:spacing w:line="336" w:lineRule="auto" w:after="180"/>
+        <w:shd w:fill="FFF5E6"/>
+      </w:pPr>
+      <w:r>
+        <w:rPr>
+          <w:b w:val="0"/>
+        </w:rPr>
+        <w:t xml:space="preserve">DO NOT OVERCLAIM  Do not say a </w:t>
+      </w:r>
+      <w:r>
+        <w:rPr>
+          <w:b/>
+        </w:rPr>
+        <w:t>sensor</w:t>
+      </w:r>
+      <w:r>
+        <w:rPr>
+          <w:b w:val="0"/>
+        </w:rPr>
+        <w:t xml:space="preserve"> sees, hears, or understands. It measures and sends a representation.</w:t>
+      </w:r>
+    </w:p>
+    <w:p>
+      <w:pPr>
+        <w:spacing w:line="336" w:lineRule="auto" w:after="180"/>
+        <w:shd w:fill="F5F1FB"/>
+      </w:pPr>
+      <w:r>
+        <w:rPr>
+          <w:b w:val="0"/>
+        </w:rPr>
+        <w:t xml:space="preserve">What new </w:t>
+      </w:r>
+      <w:r>
+        <w:rPr>
+          <w:b/>
+        </w:rPr>
+        <w:t>evidence</w:t>
+      </w:r>
+      <w:r>
+        <w:rPr>
+          <w:b w:val="0"/>
+        </w:rPr>
+        <w:t xml:space="preserve"> could change this answer?</w:t>
+      </w:r>
+    </w:p>
+    <w:p>
+      <w:pPr>
+        <w:pStyle w:val="Heading3"/>
+      </w:pPr>
+      <w:r>
         <w:t>A closer explanation</w:t>
       </w:r>
     </w:p>
     <w:p>
-      <w:r>
-        <w:t>Two devices are placed side by side in a shaded room and allowed to settle. At three agreed times, device A reads 20, 21 and 20 degrees C; device B reads 22, 23 and 22 degrees C. B is 2 degrees higher on every comparison. That pattern is evidence of a consistent difference under these test conditions.</w:t>
+      <w:pPr>
+        <w:pStyle w:val="Heading3"/>
+      </w:pPr>
+      <w:r>
+        <w:t>Worked explanation · Sensors Are Messengers</w:t>
+      </w:r>
+    </w:p>
+    <w:p>
+      <w:pPr>
+        <w:spacing w:line="336" w:lineRule="auto" w:after="180"/>
+        <w:shd w:fill="F1F6FC"/>
+      </w:pPr>
+      <w:r>
+        <w:rPr>
+          <w:b w:val="0"/>
+        </w:rPr>
+        <w:t>Two devices are placed side by side in a shaded room and allowed to settle. At three agreed times, device A reads 20, 21 and 20 degrees C; device B reads 22, 23 and 22 degrees C. B is 2 degrees higher on every comparison.</w:t>
+      </w:r>
+    </w:p>
+    <w:p>
+      <w:pPr>
+        <w:spacing w:line="336" w:lineRule="auto" w:after="180"/>
+        <w:shd w:fill="F1F6FC"/>
+      </w:pPr>
+      <w:r>
+        <w:rPr>
+          <w:b w:val="0"/>
+        </w:rPr>
+        <w:t xml:space="preserve">That pattern is </w:t>
+      </w:r>
+      <w:r>
+        <w:rPr>
+          <w:b/>
+        </w:rPr>
+        <w:t>evidence</w:t>
+      </w:r>
+      <w:r>
+        <w:rPr>
+          <w:b w:val="0"/>
+        </w:rPr>
+        <w:t xml:space="preserve"> of a consistent difference under these test conditions.</w:t>
       </w:r>
     </w:p>
     <w:tbl>
@@ -1644,25 +3079,81 @@
       </w:tr>
     </w:tbl>
     <w:p>
-      <w:r>
-        <w:t>We cannot conclude from agreement patterns alone that A is correct and B is wrong. A suitable checked reference can help investigate. We also need to consider whether the devices have different response times, resolutions or placement. Three comparisons in one room do not prove performance in every temperature range.</w:t>
-      </w:r>
-    </w:p>
-    <w:p>
-      <w:r>
-        <w:t>Calibration is a reference check, sometimes followed by an adjustment. Do not simply subtract 2 from every future B reading because these three pairs happened to differ by 2. A correction needs support over the conditions where it will be used.</w:t>
-      </w:r>
-    </w:p>
-    <w:p>
       <w:pPr>
         <w:pStyle w:val="Heading3"/>
       </w:pPr>
       <w:r>
+        <w:t>Worked explanation · Sensors Are Messengers</w:t>
+      </w:r>
+    </w:p>
+    <w:p>
+      <w:pPr>
+        <w:spacing w:line="336" w:lineRule="auto" w:after="180"/>
+        <w:shd w:fill="F1F6FC"/>
+      </w:pPr>
+      <w:r>
+        <w:rPr>
+          <w:b w:val="0"/>
+        </w:rPr>
+        <w:t>We cannot conclude from agreement patterns alone that A is correct and B is wrong. A suitable checked reference can help investigate.</w:t>
+      </w:r>
+    </w:p>
+    <w:p>
+      <w:pPr>
+        <w:spacing w:line="336" w:lineRule="auto" w:after="180"/>
+        <w:shd w:fill="F1F6FC"/>
+      </w:pPr>
+      <w:r>
+        <w:rPr>
+          <w:b w:val="0"/>
+        </w:rPr>
+        <w:t>We also need to consider whether the devices have different response times, resolutions or placement. Three comparisons in one room do not prove performance in every temperature range.</w:t>
+      </w:r>
+    </w:p>
+    <w:p>
+      <w:pPr>
+        <w:spacing w:line="336" w:lineRule="auto" w:after="180"/>
+      </w:pPr>
+      <w:r>
+        <w:rPr>
+          <w:b/>
+        </w:rPr>
+        <w:t>Calibration</w:t>
+      </w:r>
+      <w:r>
+        <w:rPr>
+          <w:b w:val="0"/>
+        </w:rPr>
+        <w:t xml:space="preserve"> is a reference check, sometimes followed by an adjustment. Do not simply subtract 2 from every future B reading because these three pairs happened to differ by 2.</w:t>
+      </w:r>
+    </w:p>
+    <w:p>
+      <w:pPr>
+        <w:spacing w:line="336" w:lineRule="auto" w:after="180"/>
+      </w:pPr>
+      <w:r>
+        <w:rPr>
+          <w:b w:val="0"/>
+        </w:rPr>
+        <w:t>A correction needs support over the conditions where it will be used.</w:t>
+      </w:r>
+    </w:p>
+    <w:p>
+      <w:pPr>
+        <w:pStyle w:val="Heading3"/>
+      </w:pPr>
+      <w:r>
         <w:t>Learn from the worked case</w:t>
       </w:r>
     </w:p>
     <w:p>
-      <w:r>
+      <w:pPr>
+        <w:spacing w:line="336" w:lineRule="auto" w:after="180"/>
+      </w:pPr>
+      <w:r>
+        <w:rPr>
+          <w:b w:val="0"/>
+        </w:rPr>
         <w:t>Cover the result before checking it. Say what is given, choose the procedure, and follow one step at a time. Then uncover the result and explain your first mismatch. Ask why a step is allowed, not only what number it produces.</w:t>
       </w:r>
     </w:p>
@@ -1675,8 +3166,26 @@
       </w:r>
     </w:p>
     <w:p>
-      <w:r>
-        <w:t>Two fictional light sensors disagree in a classroom. Compare them fairly rather than declaring one broken.</w:t>
+      <w:pPr>
+        <w:spacing w:line="336" w:lineRule="auto" w:after="180"/>
+      </w:pPr>
+      <w:r>
+        <w:rPr>
+          <w:b w:val="0"/>
+        </w:rPr>
+        <w:t xml:space="preserve">Two fictional light </w:t>
+      </w:r>
+      <w:r>
+        <w:rPr>
+          <w:b/>
+        </w:rPr>
+        <w:t>sensor</w:t>
+      </w:r>
+      <w:r>
+        <w:rPr>
+          <w:b w:val="0"/>
+        </w:rPr>
+        <w:t>s disagree in a classroom. Compare them fairly rather than declaring one broken.</w:t>
       </w:r>
     </w:p>
     <w:p>
@@ -1688,12 +3197,54 @@
       </w:r>
     </w:p>
     <w:p>
-      <w:r>
-        <w:t>On the same shelf, simultaneous readings are A: 40,50,60 and B: 45,55,65 in declared toy light units.</w:t>
-      </w:r>
-    </w:p>
-    <w:p>
-      <w:r>
+      <w:pPr>
+        <w:pStyle w:val="Heading3"/>
+      </w:pPr>
+      <w:r>
+        <w:t>Supplied facts</w:t>
+      </w:r>
+    </w:p>
+    <w:p>
+      <w:pPr>
+        <w:spacing w:line="336" w:lineRule="auto" w:after="180"/>
+        <w:shd w:fill="F1F6FC"/>
+      </w:pPr>
+      <w:r>
+        <w:rPr>
+          <w:b w:val="0"/>
+        </w:rPr>
+        <w:t xml:space="preserve">On the same shelf, simultaneous readings are A: 40,50,60 and B: 45,55,65 in declared toy light </w:t>
+      </w:r>
+      <w:r>
+        <w:rPr>
+          <w:b/>
+        </w:rPr>
+        <w:t>unit</w:t>
+      </w:r>
+      <w:r>
+        <w:rPr>
+          <w:b w:val="0"/>
+        </w:rPr>
+        <w:t>s.</w:t>
+      </w:r>
+    </w:p>
+    <w:p>
+      <w:pPr>
+        <w:pStyle w:val="Heading3"/>
+      </w:pPr>
+      <w:r>
+        <w:t>Supplied facts</w:t>
+      </w:r>
+    </w:p>
+    <w:p>
+      <w:pPr>
+        <w:spacing w:line="336" w:lineRule="auto" w:after="180"/>
+        <w:shd w:fill="F1F6FC"/>
+      </w:pPr>
+      <w:r>
+        <w:rPr>
+          <w:b w:val="0"/>
+        </w:rPr>
         <w:t>Neither device has been compared with a trusted reference.</w:t>
       </w:r>
     </w:p>
@@ -1915,30 +3466,102 @@
       </w:r>
     </w:p>
     <w:p>
-      <w:r>
-        <w:t>A repeated difference of 5 supports investigating an offset between devices. Matching time and location removes two obvious comparison problems. It does not show which device is correct: both could have errors. Preserve paired readings instead of adjusting them silently.</w:t>
-      </w:r>
-    </w:p>
-    <w:p>
       <w:pPr>
         <w:pStyle w:val="Heading3"/>
       </w:pPr>
       <w:r>
+        <w:t>Why the result follows</w:t>
+      </w:r>
+    </w:p>
+    <w:p>
+      <w:pPr>
+        <w:spacing w:line="336" w:lineRule="auto" w:after="180"/>
+        <w:shd w:fill="F1F6FC"/>
+      </w:pPr>
+      <w:r>
+        <w:rPr>
+          <w:b w:val="0"/>
+        </w:rPr>
+        <w:t>A repeated difference of 5 supports investigating an offset between devices. Matching time and location removes two obvious comparison problems. It does not show which device is correct: both could have errors.</w:t>
+      </w:r>
+    </w:p>
+    <w:p>
+      <w:pPr>
+        <w:spacing w:line="336" w:lineRule="auto" w:after="180"/>
+        <w:shd w:fill="F1F6FC"/>
+      </w:pPr>
+      <w:r>
+        <w:rPr>
+          <w:b w:val="0"/>
+        </w:rPr>
+        <w:t>Preserve paired readings instead of adjusting them silently.</w:t>
+      </w:r>
+    </w:p>
+    <w:p>
+      <w:pPr>
+        <w:pStyle w:val="Heading3"/>
+      </w:pPr>
+      <w:r>
         <w:t>What this example does not establish</w:t>
       </w:r>
     </w:p>
     <w:p>
-      <w:r>
+      <w:pPr>
+        <w:pStyle w:val="Heading3"/>
+      </w:pPr>
+      <w:r>
+        <w:t>Keep the stated limit</w:t>
+      </w:r>
+    </w:p>
+    <w:p>
+      <w:pPr>
+        <w:spacing w:line="336" w:lineRule="auto" w:after="180"/>
+        <w:shd w:fill="FFF5E6"/>
+      </w:pPr>
+      <w:r>
+        <w:rPr>
+          <w:b w:val="0"/>
+        </w:rPr>
         <w:t>Three pairs do not prove an offset holds at every light level, nor identify the accurate device.</w:t>
       </w:r>
     </w:p>
     <w:p>
-      <w:r>
+      <w:pPr>
+        <w:pStyle w:val="Heading3"/>
+      </w:pPr>
+      <w:r>
+        <w:t>Keep the stated limit</w:t>
+      </w:r>
+    </w:p>
+    <w:p>
+      <w:pPr>
+        <w:spacing w:line="336" w:lineRule="auto" w:after="180"/>
+        <w:shd w:fill="FFF5E6"/>
+      </w:pPr>
+      <w:r>
+        <w:rPr>
+          <w:b w:val="0"/>
+        </w:rPr>
         <w:t>Read the labelled picture: Why can we calculate the earlier gap but not predict an exact new B reading?</w:t>
       </w:r>
     </w:p>
     <w:p>
-      <w:r>
+      <w:pPr>
+        <w:pStyle w:val="Heading3"/>
+      </w:pPr>
+      <w:r>
+        <w:t>Keep the stated limit</w:t>
+      </w:r>
+    </w:p>
+    <w:p>
+      <w:pPr>
+        <w:spacing w:line="336" w:lineRule="auto" w:after="180"/>
+        <w:shd w:fill="FFF5E6"/>
+      </w:pPr>
+      <w:r>
+        <w:rPr>
+          <w:b w:val="0"/>
+        </w:rPr>
         <w:t>Change one thing: Move only B into brighter light. Predict the result before checking the explanation. What remains the same?</w:t>
       </w:r>
     </w:p>
@@ -1952,6 +3575,17 @@
     </w:p>
     <w:p>
       <w:r>
+        <w:t>Find the unsupported step in the Sensors Are Messengers claim and explain a repair using the supplied evidence.</w:t>
+      </w:r>
+    </w:p>
+    <w:p>
+      <w:pPr>
+        <w:spacing w:line="336" w:lineRule="auto" w:after="180"/>
+      </w:pPr>
+      <w:r>
+        <w:rPr>
+          <w:b/>
+        </w:rPr>
         <w:t>COMPARE</w:t>
       </w:r>
     </w:p>
@@ -1964,7 +3598,13 @@
       </w:r>
     </w:p>
     <w:p>
-      <w:r>
+      <w:pPr>
+        <w:spacing w:line="336" w:lineRule="auto" w:after="180"/>
+      </w:pPr>
+      <w:r>
+        <w:rPr>
+          <w:b w:val="0"/>
+        </w:rPr>
         <w:t>A comparison helps reveal the true concept boundary.</w:t>
       </w:r>
     </w:p>
@@ -2152,53 +3792,236 @@
       </w:r>
     </w:p>
     <w:p>
-      <w:r>
+      <w:pPr>
+        <w:pStyle w:val="Heading3"/>
+      </w:pPr>
+      <w:r>
+        <w:t>Challenge claim A</w:t>
+      </w:r>
+    </w:p>
+    <w:p>
+      <w:pPr>
+        <w:spacing w:line="336" w:lineRule="auto" w:after="180"/>
+        <w:shd w:fill="F5F1FB"/>
+      </w:pPr>
+      <w:r>
+        <w:rPr>
+          <w:b w:val="0"/>
+        </w:rPr>
         <w:t>CLAIM A  The camera knows there is a cat.</w:t>
       </w:r>
     </w:p>
     <w:p>
-      <w:r>
+      <w:pPr>
+        <w:spacing w:line="336" w:lineRule="auto" w:after="180"/>
+      </w:pPr>
+      <w:r>
+        <w:rPr>
+          <w:b w:val="0"/>
+        </w:rPr>
         <w:t>Repair:</w:t>
       </w:r>
     </w:p>
     <w:p>
-      <w:r>
-        <w:t>CLAIM B  More sensors always make a system better.</w:t>
-      </w:r>
-    </w:p>
-    <w:p>
-      <w:r>
+      <w:pPr>
+        <w:pStyle w:val="Heading3"/>
+      </w:pPr>
+      <w:r>
+        <w:t>Challenge claim B</w:t>
+      </w:r>
+    </w:p>
+    <w:p>
+      <w:pPr>
+        <w:spacing w:line="336" w:lineRule="auto" w:after="180"/>
+        <w:shd w:fill="F5F1FB"/>
+      </w:pPr>
+      <w:r>
+        <w:rPr>
+          <w:b w:val="0"/>
+        </w:rPr>
+        <w:t xml:space="preserve">CLAIM B  More </w:t>
+      </w:r>
+      <w:r>
+        <w:rPr>
+          <w:b/>
+        </w:rPr>
+        <w:t>sensor</w:t>
+      </w:r>
+      <w:r>
+        <w:rPr>
+          <w:b w:val="0"/>
+        </w:rPr>
+        <w:t>s always make a system better.</w:t>
+      </w:r>
+    </w:p>
+    <w:p>
+      <w:pPr>
+        <w:spacing w:line="336" w:lineRule="auto" w:after="180"/>
+      </w:pPr>
+      <w:r>
+        <w:rPr>
+          <w:b w:val="0"/>
+        </w:rPr>
         <w:t>Repair:</w:t>
       </w:r>
     </w:p>
     <w:p>
-      <w:r>
-        <w:t>STRONG ANSWER FRAME  I claim ______ because the evidence shows ______. The process is ______. One limit is ______.</w:t>
-      </w:r>
-    </w:p>
-    <w:p>
       <w:pPr>
         <w:pStyle w:val="Heading3"/>
       </w:pPr>
       <w:r>
+        <w:t>A frame for explaining</w:t>
+      </w:r>
+    </w:p>
+    <w:p>
+      <w:pPr>
+        <w:spacing w:line="336" w:lineRule="auto" w:after="180"/>
+        <w:shd w:fill="F1F6FC"/>
+      </w:pPr>
+      <w:r>
+        <w:rPr>
+          <w:b w:val="0"/>
+        </w:rPr>
+        <w:t xml:space="preserve">STRONG ANSWER FRAME  I claim ______ because the </w:t>
+      </w:r>
+      <w:r>
+        <w:rPr>
+          <w:b/>
+        </w:rPr>
+        <w:t>evidence</w:t>
+      </w:r>
+      <w:r>
+        <w:rPr>
+          <w:b w:val="0"/>
+        </w:rPr>
+        <w:t xml:space="preserve"> shows ______. The </w:t>
+      </w:r>
+      <w:r>
+        <w:rPr>
+          <w:b/>
+        </w:rPr>
+        <w:t>process</w:t>
+      </w:r>
+      <w:r>
+        <w:rPr>
+          <w:b w:val="0"/>
+        </w:rPr>
+        <w:t xml:space="preserve"> is ______. One limit is ______.</w:t>
+      </w:r>
+    </w:p>
+    <w:p>
+      <w:pPr>
+        <w:pStyle w:val="Heading3"/>
+      </w:pPr>
+      <w:r>
         <w:t>A closer explanation</w:t>
       </w:r>
     </w:p>
     <w:p>
-      <w:r>
-        <w:t>A warning based on one temperature reading can mean the recorded value crossed a threshold. It cannot automatically mean a plant needs water. That broader claim would need different evidence. When a system makes a surprising decision, check the units, time, location, measurement and rule in order.</w:t>
-      </w:r>
-    </w:p>
-    <w:p>
-      <w:r>
-        <w:t>For classroom investigations, use teacher-provided records or ordinary safe room conditions. The reasoning task does not require heating devices, opening electronics or testing people. A clear paper investigation can reveal the same distinction between a reading and an interpretation.</w:t>
-      </w:r>
-    </w:p>
-    <w:p>
       <w:pPr>
         <w:pStyle w:val="Heading3"/>
       </w:pPr>
       <w:r>
+        <w:t>Check the claim against the facts</w:t>
+      </w:r>
+    </w:p>
+    <w:p>
+      <w:pPr>
+        <w:spacing w:line="336" w:lineRule="auto" w:after="180"/>
+        <w:shd w:fill="FFF5E6"/>
+      </w:pPr>
+      <w:r>
+        <w:rPr>
+          <w:b w:val="0"/>
+        </w:rPr>
+        <w:t xml:space="preserve">A warning based on one temperature reading can mean the recorded value crossed a threshold. It cannot automatically mean a plant needs water. That broader claim would need different </w:t>
+      </w:r>
+      <w:r>
+        <w:rPr>
+          <w:b/>
+        </w:rPr>
+        <w:t>evidence</w:t>
+      </w:r>
+      <w:r>
+        <w:rPr>
+          <w:b w:val="0"/>
+        </w:rPr>
+        <w:t>.</w:t>
+      </w:r>
+    </w:p>
+    <w:p>
+      <w:pPr>
+        <w:spacing w:line="336" w:lineRule="auto" w:after="180"/>
+        <w:shd w:fill="FFF5E6"/>
+      </w:pPr>
+      <w:r>
+        <w:rPr>
+          <w:b w:val="0"/>
+        </w:rPr>
+        <w:t xml:space="preserve">When a system makes a surprising decision, check the </w:t>
+      </w:r>
+      <w:r>
+        <w:rPr>
+          <w:b/>
+        </w:rPr>
+        <w:t>unit</w:t>
+      </w:r>
+      <w:r>
+        <w:rPr>
+          <w:b w:val="0"/>
+        </w:rPr>
+        <w:t xml:space="preserve">s, time, location, </w:t>
+      </w:r>
+      <w:r>
+        <w:rPr>
+          <w:b/>
+        </w:rPr>
+        <w:t>measurement</w:t>
+      </w:r>
+      <w:r>
+        <w:rPr>
+          <w:b w:val="0"/>
+        </w:rPr>
+        <w:t xml:space="preserve"> and rule in order.</w:t>
+      </w:r>
+    </w:p>
+    <w:p>
+      <w:pPr>
+        <w:pStyle w:val="Heading3"/>
+      </w:pPr>
+      <w:r>
+        <w:t>Check the claim against the facts</w:t>
+      </w:r>
+    </w:p>
+    <w:p>
+      <w:pPr>
+        <w:spacing w:line="336" w:lineRule="auto" w:after="180"/>
+        <w:shd w:fill="FFF5E6"/>
+      </w:pPr>
+      <w:r>
+        <w:rPr>
+          <w:b w:val="0"/>
+        </w:rPr>
+        <w:t>For classroom investigations, use teacher-provided records or ordinary safe room conditions. The reasoning task does not require heating devices, opening electronics or testing people.</w:t>
+      </w:r>
+    </w:p>
+    <w:p>
+      <w:pPr>
+        <w:spacing w:line="336" w:lineRule="auto" w:after="180"/>
+        <w:shd w:fill="FFF5E6"/>
+      </w:pPr>
+      <w:r>
+        <w:rPr>
+          <w:b w:val="0"/>
+        </w:rPr>
+        <w:t>A clear paper investigation can reveal the same distinction between a reading and an interpretation.</w:t>
+      </w:r>
+    </w:p>
+    <w:p>
+      <w:pPr>
+        <w:pStyle w:val="Heading3"/>
+      </w:pPr>
+      <w:r>
         <w:t>A display says 30 without a unit. State two questions needed before using it in a temperature-warning rule</w:t>
       </w:r>
     </w:p>
@@ -2232,6 +4055,17 @@
     </w:p>
     <w:p>
       <w:r>
+        <w:t>Practise Sensors Are Messengers with support, then explain the deciding step in your own words.</w:t>
+      </w:r>
+    </w:p>
+    <w:p>
+      <w:pPr>
+        <w:spacing w:line="336" w:lineRule="auto" w:after="180"/>
+      </w:pPr>
+      <w:r>
+        <w:rPr>
+          <w:b/>
+        </w:rPr>
         <w:t>GUIDED PRACTICE</w:t>
       </w:r>
     </w:p>
@@ -2244,7 +4078,13 @@
       </w:r>
     </w:p>
     <w:p>
-      <w:r>
+      <w:pPr>
+        <w:spacing w:line="336" w:lineRule="auto" w:after="180"/>
+      </w:pPr>
+      <w:r>
+        <w:rPr>
+          <w:b w:val="0"/>
+        </w:rPr>
         <w:t>Use support now so you can succeed independently later.</w:t>
       </w:r>
     </w:p>
@@ -2285,51 +4125,274 @@
       </w:r>
     </w:p>
     <w:p>
-      <w:r>
-        <w:t>Explain how the picture story demonstrates this idea: Sensors measure signals; later processing gives those signals meaning.</w:t>
-      </w:r>
-    </w:p>
-    <w:p>
-      <w:r>
-        <w:t>Use a fresh example to explain sensor.</w:t>
-      </w:r>
-    </w:p>
-    <w:p>
-      <w:r>
-        <w:t>Trace a new input → process → output example.</w:t>
-      </w:r>
-    </w:p>
-    <w:p>
-      <w:r>
-        <w:t>Find and repair the error in: More sensors always make a system better.</w:t>
-      </w:r>
-    </w:p>
-    <w:p>
-      <w:r>
+      <w:pPr>
+        <w:spacing w:line="336" w:lineRule="auto" w:after="180"/>
+      </w:pPr>
+      <w:r>
+        <w:rPr>
+          <w:b w:val="0"/>
+        </w:rPr>
+        <w:t xml:space="preserve">Explain how the picture story demonstrates this idea: </w:t>
+      </w:r>
+      <w:r>
+        <w:rPr>
+          <w:b/>
+        </w:rPr>
+        <w:t>Sensor</w:t>
+      </w:r>
+      <w:r>
+        <w:rPr>
+          <w:b w:val="0"/>
+        </w:rPr>
+        <w:t xml:space="preserve">s measure </w:t>
+      </w:r>
+      <w:r>
+        <w:rPr>
+          <w:b/>
+        </w:rPr>
+        <w:t>signal</w:t>
+      </w:r>
+      <w:r>
+        <w:rPr>
+          <w:b w:val="0"/>
+        </w:rPr>
+        <w:t xml:space="preserve">s; later </w:t>
+      </w:r>
+      <w:r>
+        <w:rPr>
+          <w:b/>
+        </w:rPr>
+        <w:t>process</w:t>
+      </w:r>
+      <w:r>
+        <w:rPr>
+          <w:b w:val="0"/>
+        </w:rPr>
+        <w:t xml:space="preserve">ing gives those </w:t>
+      </w:r>
+      <w:r>
+        <w:rPr>
+          <w:b/>
+        </w:rPr>
+        <w:t>signal</w:t>
+      </w:r>
+      <w:r>
+        <w:rPr>
+          <w:b w:val="0"/>
+        </w:rPr>
+        <w:t>s meaning.</w:t>
+      </w:r>
+    </w:p>
+    <w:p>
+      <w:pPr>
+        <w:spacing w:line="336" w:lineRule="auto" w:after="180"/>
+      </w:pPr>
+      <w:r>
+        <w:rPr>
+          <w:b w:val="0"/>
+        </w:rPr>
+        <w:t xml:space="preserve">Use a fresh example to explain </w:t>
+      </w:r>
+      <w:r>
+        <w:rPr>
+          <w:b/>
+        </w:rPr>
+        <w:t>sensor</w:t>
+      </w:r>
+      <w:r>
+        <w:rPr>
+          <w:b w:val="0"/>
+        </w:rPr>
+        <w:t>.</w:t>
+      </w:r>
+    </w:p>
+    <w:p>
+      <w:pPr>
+        <w:spacing w:line="336" w:lineRule="auto" w:after="180"/>
+      </w:pPr>
+      <w:r>
+        <w:rPr>
+          <w:b w:val="0"/>
+        </w:rPr>
+        <w:t xml:space="preserve">Trace a new </w:t>
+      </w:r>
+      <w:r>
+        <w:rPr>
+          <w:b/>
+        </w:rPr>
+        <w:t>input</w:t>
+      </w:r>
+      <w:r>
+        <w:rPr>
+          <w:b w:val="0"/>
+        </w:rPr>
+        <w:t xml:space="preserve"> → </w:t>
+      </w:r>
+      <w:r>
+        <w:rPr>
+          <w:b/>
+        </w:rPr>
+        <w:t>process</w:t>
+      </w:r>
+      <w:r>
+        <w:rPr>
+          <w:b w:val="0"/>
+        </w:rPr>
+        <w:t xml:space="preserve"> → </w:t>
+      </w:r>
+      <w:r>
+        <w:rPr>
+          <w:b/>
+        </w:rPr>
+        <w:t>output</w:t>
+      </w:r>
+      <w:r>
+        <w:rPr>
+          <w:b w:val="0"/>
+        </w:rPr>
+        <w:t xml:space="preserve"> example.</w:t>
+      </w:r>
+    </w:p>
+    <w:p>
+      <w:pPr>
+        <w:spacing w:line="336" w:lineRule="auto" w:after="180"/>
+      </w:pPr>
+      <w:r>
+        <w:rPr>
+          <w:b w:val="0"/>
+        </w:rPr>
+        <w:t xml:space="preserve">Find and repair the error in: More </w:t>
+      </w:r>
+      <w:r>
+        <w:rPr>
+          <w:b/>
+        </w:rPr>
+        <w:t>sensor</w:t>
+      </w:r>
+      <w:r>
+        <w:rPr>
+          <w:b w:val="0"/>
+        </w:rPr>
+        <w:t>s always make a system better.</w:t>
+      </w:r>
+    </w:p>
+    <w:p>
+      <w:pPr>
+        <w:spacing w:line="336" w:lineRule="auto" w:after="180"/>
+      </w:pPr>
+      <w:r>
+        <w:rPr>
+          <w:b w:val="0"/>
+        </w:rPr>
         <w:t>Invent one edge case and name the safe response.</w:t>
       </w:r>
     </w:p>
     <w:p>
-      <w:r>
-        <w:t>PARTNER CHECK  Point to the evidence. Do not accept an answer that only repeats the vocabulary word.</w:t>
-      </w:r>
-    </w:p>
-    <w:p>
       <w:pPr>
         <w:pStyle w:val="Heading3"/>
       </w:pPr>
       <w:r>
+        <w:t>Check with a partner</w:t>
+      </w:r>
+    </w:p>
+    <w:p>
+      <w:pPr>
+        <w:spacing w:line="336" w:lineRule="auto" w:after="180"/>
+        <w:shd w:fill="F5F1FB"/>
+      </w:pPr>
+      <w:r>
+        <w:rPr>
+          <w:b w:val="0"/>
+        </w:rPr>
+        <w:t xml:space="preserve">PARTNER CHECK  Point to the </w:t>
+      </w:r>
+      <w:r>
+        <w:rPr>
+          <w:b/>
+        </w:rPr>
+        <w:t>evidence</w:t>
+      </w:r>
+      <w:r>
+        <w:rPr>
+          <w:b w:val="0"/>
+        </w:rPr>
+        <w:t>. Do not accept an answer that only repeats the vocabulary word.</w:t>
+      </w:r>
+    </w:p>
+    <w:p>
+      <w:pPr>
+        <w:pStyle w:val="Heading3"/>
+      </w:pPr>
+      <w:r>
         <w:t>A closer explanation</w:t>
       </w:r>
     </w:p>
     <w:p>
-      <w:r>
-        <w:t>Suppose one classroom device reports 27 degrees C near a sunny window and another reports 22 degrees C in shade. The five-degree difference may reflect the locations. Calling one device faulty skips an alternative explanation. First write a prediction: if location explains the difference, placing both devices together after they settle should reduce it.</w:t>
-      </w:r>
-    </w:p>
-    <w:p>
-      <w:r>
-        <w:t>A fair comparison changes the suspected factor while keeping other relevant conditions as similar as practical. Record what was changed and what remained uncertain. Repeated results can strengthen or weaken an explanation, but a short classroom test is not a guarantee about all future measurements.</w:t>
+      <w:pPr>
+        <w:spacing w:line="336" w:lineRule="auto" w:after="180"/>
+      </w:pPr>
+      <w:r>
+        <w:rPr>
+          <w:b w:val="0"/>
+        </w:rPr>
+        <w:t>Suppose one classroom device reports 27 degrees C near a sunny window and another reports 22 degrees C in shade. The five-degree difference may reflect the locations. Calling one device faulty skips an alternative explanation.</w:t>
+      </w:r>
+    </w:p>
+    <w:p>
+      <w:pPr>
+        <w:spacing w:line="336" w:lineRule="auto" w:after="180"/>
+      </w:pPr>
+      <w:r>
+        <w:rPr>
+          <w:b w:val="0"/>
+        </w:rPr>
+        <w:t xml:space="preserve">First write a </w:t>
+      </w:r>
+      <w:r>
+        <w:rPr>
+          <w:b/>
+        </w:rPr>
+        <w:t>prediction</w:t>
+      </w:r>
+      <w:r>
+        <w:rPr>
+          <w:b w:val="0"/>
+        </w:rPr>
+        <w:t>: if location explains the difference, placing both devices together after they settle should reduce it.</w:t>
+      </w:r>
+    </w:p>
+    <w:p>
+      <w:pPr>
+        <w:spacing w:line="336" w:lineRule="auto" w:after="180"/>
+      </w:pPr>
+      <w:r>
+        <w:rPr>
+          <w:b w:val="0"/>
+        </w:rPr>
+        <w:t>A fair comparison changes the suspected factor while keeping other relevant conditions as similar as practical. Record what was changed and what remained uncertain.</w:t>
+      </w:r>
+    </w:p>
+    <w:p>
+      <w:pPr>
+        <w:spacing w:line="336" w:lineRule="auto" w:after="180"/>
+      </w:pPr>
+      <w:r>
+        <w:rPr>
+          <w:b w:val="0"/>
+        </w:rPr>
+        <w:t xml:space="preserve">Repeated results can strengthen or weaken an explanation, but a short classroom test is not a guarantee about all future </w:t>
+      </w:r>
+      <w:r>
+        <w:rPr>
+          <w:b/>
+        </w:rPr>
+        <w:t>measurement</w:t>
+      </w:r>
+      <w:r>
+        <w:rPr>
+          <w:b w:val="0"/>
+        </w:rPr>
+        <w:t>s.</w:t>
       </w:r>
     </w:p>
     <w:p>
@@ -2374,8 +4437,50 @@
       </w:r>
     </w:p>
     <w:p>
-      <w:r>
-        <w:t>Use workbook W2 for the connected example “Sensors and measurement”. First fill the input and rule boxes. Try the middle steps before asking for a hint. After a hint, try the next step yourself.</w:t>
+      <w:pPr>
+        <w:spacing w:line="336" w:lineRule="auto" w:after="180"/>
+      </w:pPr>
+      <w:r>
+        <w:rPr>
+          <w:b w:val="0"/>
+        </w:rPr>
+        <w:t>Use workbook W2 for the connected example “</w:t>
+      </w:r>
+      <w:r>
+        <w:rPr>
+          <w:b/>
+        </w:rPr>
+        <w:t>Sensor</w:t>
+      </w:r>
+      <w:r>
+        <w:rPr>
+          <w:b w:val="0"/>
+        </w:rPr>
+        <w:t xml:space="preserve">s and </w:t>
+      </w:r>
+      <w:r>
+        <w:rPr>
+          <w:b/>
+        </w:rPr>
+        <w:t>measurement</w:t>
+      </w:r>
+      <w:r>
+        <w:rPr>
+          <w:b w:val="0"/>
+        </w:rPr>
+        <w:t xml:space="preserve">”. First fill the </w:t>
+      </w:r>
+      <w:r>
+        <w:rPr>
+          <w:b/>
+        </w:rPr>
+        <w:t>input</w:t>
+      </w:r>
+      <w:r>
+        <w:rPr>
+          <w:b w:val="0"/>
+        </w:rPr>
+        <w:t xml:space="preserve"> and rule boxes. Try the middle steps before asking for a hint. After a hint, try the next step yourself.</w:t>
       </w:r>
     </w:p>
     <w:tbl>
@@ -2458,7 +4563,13 @@
       </w:tr>
     </w:tbl>
     <w:p>
-      <w:r>
+      <w:pPr>
+        <w:spacing w:line="336" w:lineRule="auto" w:after="180"/>
+      </w:pPr>
+      <w:r>
+        <w:rPr>
+          <w:b w:val="0"/>
+        </w:rPr>
         <w:t>Explain your trace to a partner. Your partner points to one step to check. Swap roles on the next case. Each person writes their own explanation.</w:t>
       </w:r>
     </w:p>
@@ -2471,12 +4582,59 @@
       </w:r>
     </w:p>
     <w:p>
-      <w:r>
-        <w:t>Use the worked case for Sensors and measurement. Proposed explanation: “The more stable device must be accurate”. Decide whether this explanation is supported. Point to the step or supplied fact that decides; explain your repair if needed.</w:t>
-      </w:r>
-    </w:p>
-    <w:p>
-      <w:r>
+      <w:pPr>
+        <w:spacing w:line="336" w:lineRule="auto" w:after="180"/>
+      </w:pPr>
+      <w:r>
+        <w:rPr>
+          <w:b w:val="0"/>
+        </w:rPr>
+        <w:t xml:space="preserve">Use the worked case for </w:t>
+      </w:r>
+      <w:r>
+        <w:rPr>
+          <w:b/>
+        </w:rPr>
+        <w:t>Sensor</w:t>
+      </w:r>
+      <w:r>
+        <w:rPr>
+          <w:b w:val="0"/>
+        </w:rPr>
+        <w:t xml:space="preserve">s and </w:t>
+      </w:r>
+      <w:r>
+        <w:rPr>
+          <w:b/>
+        </w:rPr>
+        <w:t>measurement</w:t>
+      </w:r>
+      <w:r>
+        <w:rPr>
+          <w:b w:val="0"/>
+        </w:rPr>
+        <w:t>. Proposed explanation: “The more stable device must be accurate”. Decide whether this explanation is supported.</w:t>
+      </w:r>
+    </w:p>
+    <w:p>
+      <w:pPr>
+        <w:spacing w:line="336" w:lineRule="auto" w:after="180"/>
+      </w:pPr>
+      <w:r>
+        <w:rPr>
+          <w:b w:val="0"/>
+        </w:rPr>
+        <w:t>Point to the step or supplied fact that decides; explain your repair if needed.</w:t>
+      </w:r>
+    </w:p>
+    <w:p>
+      <w:pPr>
+        <w:spacing w:line="336" w:lineRule="auto" w:after="180"/>
+      </w:pPr>
+      <w:r>
+        <w:rPr>
+          <w:b w:val="0"/>
+        </w:rPr>
         <w:t>Answer on your own before discussion. If you are unsure, say which step you need help with.</w:t>
       </w:r>
     </w:p>
@@ -2489,7 +4647,14 @@
       </w:r>
     </w:p>
     <w:p>
-      <w:r>
+      <w:pPr>
+        <w:spacing w:line="336" w:lineRule="auto" w:after="180"/>
+        <w:shd w:fill="F5F1FB"/>
+      </w:pPr>
+      <w:r>
+        <w:rPr>
+          <w:b w:val="0"/>
+        </w:rPr>
         <w:t>Why can we calculate the earlier gap but not predict an exact new B reading?</w:t>
       </w:r>
     </w:p>
@@ -2522,7 +4687,13 @@
       </w:r>
     </w:p>
     <w:p>
-      <w:r>
+      <w:pPr>
+        <w:spacing w:line="336" w:lineRule="auto" w:after="180"/>
+      </w:pPr>
+      <w:r>
+        <w:rPr>
+          <w:b w:val="0"/>
+        </w:rPr>
         <w:t>This is supported practice. Keep the separately named independent case for an attempt before feedback.</w:t>
       </w:r>
     </w:p>
@@ -2536,6 +4707,17 @@
     </w:p>
     <w:p>
       <w:r>
+        <w:t>Investigate Sensors Are Messengers. Record the prediction, actual observation or labelled paper trace, explanation and next test separately.</w:t>
+      </w:r>
+    </w:p>
+    <w:p>
+      <w:pPr>
+        <w:spacing w:line="336" w:lineRule="auto" w:after="180"/>
+      </w:pPr>
+      <w:r>
+        <w:rPr>
+          <w:b/>
+        </w:rPr>
         <w:t>EXPLORER LAB</w:t>
       </w:r>
     </w:p>
@@ -2548,8 +4730,26 @@
       </w:r>
     </w:p>
     <w:p>
-      <w:r>
-        <w:t>Predict first, test honestly, and explain what the evidence means.</w:t>
+      <w:pPr>
+        <w:spacing w:line="336" w:lineRule="auto" w:after="180"/>
+      </w:pPr>
+      <w:r>
+        <w:rPr>
+          <w:b w:val="0"/>
+        </w:rPr>
+        <w:t xml:space="preserve">Predict first, test honestly, and explain what the </w:t>
+      </w:r>
+      <w:r>
+        <w:rPr>
+          <w:b/>
+        </w:rPr>
+        <w:t>evidence</w:t>
+      </w:r>
+      <w:r>
+        <w:rPr>
+          <w:b w:val="0"/>
+        </w:rPr>
+        <w:t xml:space="preserve"> means.</w:t>
       </w:r>
     </w:p>
     <w:p>
@@ -2589,27 +4789,150 @@
       </w:r>
     </w:p>
     <w:p>
-      <w:r>
-        <w:t>State your prediction before the result is known.</w:t>
-      </w:r>
-    </w:p>
-    <w:p>
-      <w:r>
-        <w:t>Complete the task: Match camera, microphone, and temperature sensors to data.</w:t>
-      </w:r>
-    </w:p>
-    <w:p>
-      <w:r>
+      <w:pPr>
+        <w:pStyle w:val="Heading3"/>
+      </w:pPr>
+      <w:r>
+        <w:t>1. Predict</w:t>
+      </w:r>
+    </w:p>
+    <w:p>
+      <w:pPr>
+        <w:spacing w:line="336" w:lineRule="auto" w:after="180"/>
+        <w:shd w:fill="F4F9FC"/>
+      </w:pPr>
+      <w:r>
+        <w:rPr>
+          <w:b w:val="0"/>
+        </w:rPr>
+        <w:t xml:space="preserve">State your </w:t>
+      </w:r>
+      <w:r>
+        <w:rPr>
+          <w:b/>
+        </w:rPr>
+        <w:t>prediction</w:t>
+      </w:r>
+      <w:r>
+        <w:rPr>
+          <w:b w:val="0"/>
+        </w:rPr>
+        <w:t xml:space="preserve"> before the result is known.</w:t>
+      </w:r>
+    </w:p>
+    <w:p>
+      <w:pPr>
+        <w:pStyle w:val="Heading3"/>
+      </w:pPr>
+      <w:r>
+        <w:t>2. Investigate</w:t>
+      </w:r>
+    </w:p>
+    <w:p>
+      <w:pPr>
+        <w:spacing w:line="336" w:lineRule="auto" w:after="180"/>
+        <w:shd w:fill="F4F9FC"/>
+      </w:pPr>
+      <w:r>
+        <w:rPr>
+          <w:b w:val="0"/>
+        </w:rPr>
+        <w:t xml:space="preserve">Complete the task: Match camera, microphone, and temperature </w:t>
+      </w:r>
+      <w:r>
+        <w:rPr>
+          <w:b/>
+        </w:rPr>
+        <w:t>sensor</w:t>
+      </w:r>
+      <w:r>
+        <w:rPr>
+          <w:b w:val="0"/>
+        </w:rPr>
+        <w:t xml:space="preserve">s to </w:t>
+      </w:r>
+      <w:r>
+        <w:rPr>
+          <w:b/>
+        </w:rPr>
+        <w:t>data</w:t>
+      </w:r>
+      <w:r>
+        <w:rPr>
+          <w:b w:val="0"/>
+        </w:rPr>
+        <w:t>.</w:t>
+      </w:r>
+    </w:p>
+    <w:p>
+      <w:pPr>
+        <w:pStyle w:val="Heading3"/>
+      </w:pPr>
+      <w:r>
+        <w:t>3. Compare cases</w:t>
+      </w:r>
+    </w:p>
+    <w:p>
+      <w:pPr>
+        <w:spacing w:line="336" w:lineRule="auto" w:after="180"/>
+        <w:shd w:fill="F4F9FC"/>
+      </w:pPr>
+      <w:r>
+        <w:rPr>
+          <w:b w:val="0"/>
+        </w:rPr>
         <w:t>Keep a normal case and an edge case clearly separated.</w:t>
       </w:r>
     </w:p>
     <w:p>
-      <w:r>
-        <w:t>Record what happened—even when it does not match your prediction.</w:t>
-      </w:r>
-    </w:p>
-    <w:p>
-      <w:r>
+      <w:pPr>
+        <w:pStyle w:val="Heading3"/>
+      </w:pPr>
+      <w:r>
+        <w:t>4. Record honestly</w:t>
+      </w:r>
+    </w:p>
+    <w:p>
+      <w:pPr>
+        <w:spacing w:line="336" w:lineRule="auto" w:after="180"/>
+        <w:shd w:fill="F4F9FC"/>
+      </w:pPr>
+      <w:r>
+        <w:rPr>
+          <w:b w:val="0"/>
+        </w:rPr>
+        <w:t xml:space="preserve">Record what happened—even when it does not match your </w:t>
+      </w:r>
+      <w:r>
+        <w:rPr>
+          <w:b/>
+        </w:rPr>
+        <w:t>prediction</w:t>
+      </w:r>
+      <w:r>
+        <w:rPr>
+          <w:b w:val="0"/>
+        </w:rPr>
+        <w:t>.</w:t>
+      </w:r>
+    </w:p>
+    <w:p>
+      <w:pPr>
+        <w:pStyle w:val="Heading3"/>
+      </w:pPr>
+      <w:r>
+        <w:t>5. Explain and plan the next test</w:t>
+      </w:r>
+    </w:p>
+    <w:p>
+      <w:pPr>
+        <w:spacing w:line="336" w:lineRule="auto" w:after="180"/>
+        <w:shd w:fill="F4F9FC"/>
+      </w:pPr>
+      <w:r>
+        <w:rPr>
+          <w:b w:val="0"/>
+        </w:rPr>
         <w:t>Explain the result, one limitation, and the next useful test.</w:t>
       </w:r>
     </w:p>
@@ -2744,7 +5067,22 @@
       </w:tr>
     </w:tbl>
     <w:p>
-      <w:r>
+      <w:pPr>
+        <w:pStyle w:val="Heading3"/>
+      </w:pPr>
+      <w:r>
+        <w:t>Use a fresh case after support</w:t>
+      </w:r>
+    </w:p>
+    <w:p>
+      <w:pPr>
+        <w:spacing w:line="336" w:lineRule="auto" w:after="180"/>
+        <w:shd w:fill="FFF5E6"/>
+      </w:pPr>
+      <w:r>
+        <w:rPr>
+          <w:b w:val="0"/>
+        </w:rPr>
         <w:t>INDEPENDENCE  After support is removed, repeat the proof with a fresh case.</w:t>
       </w:r>
     </w:p>
@@ -2757,7 +5095,13 @@
       </w:r>
     </w:p>
     <w:p>
-      <w:r>
+      <w:pPr>
+        <w:spacing w:line="336" w:lineRule="auto" w:after="180"/>
+      </w:pPr>
+      <w:r>
+        <w:rPr>
+          <w:b w:val="0"/>
+        </w:rPr>
         <w:t>Before trying: what do I expect, and why? While trying: which step could first go wrong? Afterwards: what did I actually observe, and what should change? Keep “not run” if you only traced the procedure.</w:t>
       </w:r>
     </w:p>
@@ -2771,6 +5115,17 @@
     </w:p>
     <w:p>
       <w:r>
+        <w:t>Move from recall to tracing, diagnosis and transfer in Sensors Are Messengers. Explain why each step is justified.</w:t>
+      </w:r>
+    </w:p>
+    <w:p>
+      <w:pPr>
+        <w:spacing w:line="336" w:lineRule="auto" w:after="180"/>
+      </w:pPr>
+      <w:r>
+        <w:rPr>
+          <w:b/>
+        </w:rPr>
         <w:t>PRACTICE LADDER</w:t>
       </w:r>
     </w:p>
@@ -2783,7 +5138,13 @@
       </w:r>
     </w:p>
     <w:p>
-      <w:r>
+      <w:pPr>
+        <w:spacing w:line="336" w:lineRule="auto" w:after="180"/>
+      </w:pPr>
+      <w:r>
+        <w:rPr>
+          <w:b w:val="0"/>
+        </w:rPr>
         <w:t>Each step asks for a stronger kind of understanding.</w:t>
       </w:r>
     </w:p>
@@ -2824,42 +5185,226 @@
       </w:r>
     </w:p>
     <w:p>
-      <w:r>
-        <w:t>RECALL  Define sensor.</w:t>
-      </w:r>
-    </w:p>
-    <w:p>
-      <w:r>
-        <w:t>EXPLAIN  Sensors measure signals; later processing gives those signals meaning.</w:t>
-      </w:r>
-    </w:p>
-    <w:p>
-      <w:r>
-        <w:t>TRACE  Show the input, process, and output.</w:t>
-      </w:r>
-    </w:p>
-    <w:p>
-      <w:r>
+      <w:pPr>
+        <w:spacing w:line="336" w:lineRule="auto" w:after="180"/>
+        <w:shd w:fill="F4F9FC"/>
+      </w:pPr>
+      <w:r>
+        <w:rPr>
+          <w:b w:val="0"/>
+        </w:rPr>
+        <w:t xml:space="preserve">RECALL  Define </w:t>
+      </w:r>
+      <w:r>
+        <w:rPr>
+          <w:b/>
+        </w:rPr>
+        <w:t>sensor</w:t>
+      </w:r>
+      <w:r>
+        <w:rPr>
+          <w:b w:val="0"/>
+        </w:rPr>
+        <w:t>.</w:t>
+      </w:r>
+    </w:p>
+    <w:p>
+      <w:pPr>
+        <w:spacing w:line="336" w:lineRule="auto" w:after="180"/>
+        <w:shd w:fill="F4F9FC"/>
+      </w:pPr>
+      <w:r>
+        <w:rPr>
+          <w:b w:val="0"/>
+        </w:rPr>
+        <w:t xml:space="preserve">EXPLAIN  </w:t>
+      </w:r>
+      <w:r>
+        <w:rPr>
+          <w:b/>
+        </w:rPr>
+        <w:t>Sensor</w:t>
+      </w:r>
+      <w:r>
+        <w:rPr>
+          <w:b w:val="0"/>
+        </w:rPr>
+        <w:t xml:space="preserve">s measure </w:t>
+      </w:r>
+      <w:r>
+        <w:rPr>
+          <w:b/>
+        </w:rPr>
+        <w:t>signal</w:t>
+      </w:r>
+      <w:r>
+        <w:rPr>
+          <w:b w:val="0"/>
+        </w:rPr>
+        <w:t xml:space="preserve">s; later </w:t>
+      </w:r>
+      <w:r>
+        <w:rPr>
+          <w:b/>
+        </w:rPr>
+        <w:t>process</w:t>
+      </w:r>
+      <w:r>
+        <w:rPr>
+          <w:b w:val="0"/>
+        </w:rPr>
+        <w:t xml:space="preserve">ing gives those </w:t>
+      </w:r>
+      <w:r>
+        <w:rPr>
+          <w:b/>
+        </w:rPr>
+        <w:t>signal</w:t>
+      </w:r>
+      <w:r>
+        <w:rPr>
+          <w:b w:val="0"/>
+        </w:rPr>
+        <w:t>s meaning.</w:t>
+      </w:r>
+    </w:p>
+    <w:p>
+      <w:pPr>
+        <w:spacing w:line="336" w:lineRule="auto" w:after="180"/>
+        <w:shd w:fill="F4F9FC"/>
+      </w:pPr>
+      <w:r>
+        <w:rPr>
+          <w:b w:val="0"/>
+        </w:rPr>
+        <w:t xml:space="preserve">TRACE  Show the </w:t>
+      </w:r>
+      <w:r>
+        <w:rPr>
+          <w:b/>
+        </w:rPr>
+        <w:t>input</w:t>
+      </w:r>
+      <w:r>
+        <w:rPr>
+          <w:b w:val="0"/>
+        </w:rPr>
+        <w:t xml:space="preserve">, </w:t>
+      </w:r>
+      <w:r>
+        <w:rPr>
+          <w:b/>
+        </w:rPr>
+        <w:t>process</w:t>
+      </w:r>
+      <w:r>
+        <w:rPr>
+          <w:b w:val="0"/>
+        </w:rPr>
+        <w:t xml:space="preserve">, and </w:t>
+      </w:r>
+      <w:r>
+        <w:rPr>
+          <w:b/>
+        </w:rPr>
+        <w:t>output</w:t>
+      </w:r>
+      <w:r>
+        <w:rPr>
+          <w:b w:val="0"/>
+        </w:rPr>
+        <w:t>.</w:t>
+      </w:r>
+    </w:p>
+    <w:p>
+      <w:pPr>
+        <w:spacing w:line="336" w:lineRule="auto" w:after="180"/>
+        <w:shd w:fill="F4F9FC"/>
+      </w:pPr>
+      <w:r>
+        <w:rPr>
+          <w:b w:val="0"/>
+        </w:rPr>
         <w:t>DIAGNOSE  Repair: The camera knows there is a cat.</w:t>
       </w:r>
     </w:p>
     <w:p>
-      <w:r>
+      <w:pPr>
+        <w:spacing w:line="336" w:lineRule="auto" w:after="180"/>
+        <w:shd w:fill="F4F9FC"/>
+      </w:pPr>
+      <w:r>
+        <w:rPr>
+          <w:b w:val="0"/>
+        </w:rPr>
         <w:t>TRANSFER  Apply the idea to a new home or classroom case.</w:t>
       </w:r>
     </w:p>
     <w:p>
-      <w:r>
+      <w:pPr>
+        <w:spacing w:line="336" w:lineRule="auto" w:after="180"/>
+        <w:shd w:fill="F4F9FC"/>
+      </w:pPr>
+      <w:r>
+        <w:rPr>
+          <w:b w:val="0"/>
+        </w:rPr>
         <w:t>CREATE  Design one revealing test.</w:t>
       </w:r>
     </w:p>
     <w:p>
-      <w:r>
-        <w:t>DEFEND  Give a claim, evidence, mechanism, limit, and safe action.</w:t>
-      </w:r>
-    </w:p>
-    <w:p>
-      <w:r>
+      <w:pPr>
+        <w:spacing w:line="336" w:lineRule="auto" w:after="180"/>
+        <w:shd w:fill="F4F9FC"/>
+      </w:pPr>
+      <w:r>
+        <w:rPr>
+          <w:b w:val="0"/>
+        </w:rPr>
+        <w:t xml:space="preserve">DEFEND  Give a claim, </w:t>
+      </w:r>
+      <w:r>
+        <w:rPr>
+          <w:b/>
+        </w:rPr>
+        <w:t>evidence</w:t>
+      </w:r>
+      <w:r>
+        <w:rPr>
+          <w:b w:val="0"/>
+        </w:rPr>
+        <w:t xml:space="preserve">, </w:t>
+      </w:r>
+      <w:r>
+        <w:rPr>
+          <w:b/>
+        </w:rPr>
+        <w:t>mechanism</w:t>
+      </w:r>
+      <w:r>
+        <w:rPr>
+          <w:b w:val="0"/>
+        </w:rPr>
+        <w:t>, limit, and safe action.</w:t>
+      </w:r>
+    </w:p>
+    <w:p>
+      <w:pPr>
+        <w:pStyle w:val="Heading3"/>
+      </w:pPr>
+      <w:r>
+        <w:t>When to retry</w:t>
+      </w:r>
+    </w:p>
+    <w:p>
+      <w:pPr>
+        <w:spacing w:line="336" w:lineRule="auto" w:after="180"/>
+        <w:shd w:fill="F1F6F8"/>
+      </w:pPr>
+      <w:r>
+        <w:rPr>
+          <w:b w:val="0"/>
+        </w:rPr>
         <w:t>RETRY RULE  A coached answer becomes mastery only after you solve a different case independently.</w:t>
       </w:r>
     </w:p>
@@ -2873,6 +5418,17 @@
     </w:p>
     <w:p>
       <w:r>
+        <w:t>Apply this week’s idea to Helpful Classroom Sorter. Keep an annotated decision and the evidence supporting it.</w:t>
+      </w:r>
+    </w:p>
+    <w:p>
+      <w:pPr>
+        <w:spacing w:line="336" w:lineRule="auto" w:after="180"/>
+      </w:pPr>
+      <w:r>
+        <w:rPr>
+          <w:b/>
+        </w:rPr>
         <w:t>PROJECT</w:t>
       </w:r>
     </w:p>
@@ -2885,8 +5441,26 @@
       </w:r>
     </w:p>
     <w:p>
-      <w:r>
-        <w:t>Build one coherent system across the year, one evidence-based decision at a time.</w:t>
+      <w:pPr>
+        <w:spacing w:line="336" w:lineRule="auto" w:after="180"/>
+      </w:pPr>
+      <w:r>
+        <w:rPr>
+          <w:b w:val="0"/>
+        </w:rPr>
+        <w:t xml:space="preserve">Build one coherent system across the year, one </w:t>
+      </w:r>
+      <w:r>
+        <w:rPr>
+          <w:b/>
+        </w:rPr>
+        <w:t>evidence</w:t>
+      </w:r>
+      <w:r>
+        <w:rPr>
+          <w:b w:val="0"/>
+        </w:rPr>
+        <w:t>-based decision at a time.</w:t>
       </w:r>
     </w:p>
     <w:p>
@@ -2926,32 +5500,122 @@
       </w:r>
     </w:p>
     <w:p>
-      <w:r>
-        <w:t>THIS WEEK'S CHECKPOINT  Mark which sensor, if any, would collect each Classroom Sorter input; prefer direct human entry when a sensor is unnecessary.</w:t>
-      </w:r>
-    </w:p>
-    <w:p>
-      <w:r>
+      <w:pPr>
+        <w:spacing w:line="336" w:lineRule="auto" w:after="180"/>
+        <w:shd w:fill="EDF7F3"/>
+      </w:pPr>
+      <w:r>
+        <w:rPr>
+          <w:b w:val="0"/>
+        </w:rPr>
+        <w:t xml:space="preserve">THIS WEEK'S CHECKPOINT  Mark which </w:t>
+      </w:r>
+      <w:r>
+        <w:rPr>
+          <w:b/>
+        </w:rPr>
+        <w:t>sensor</w:t>
+      </w:r>
+      <w:r>
+        <w:rPr>
+          <w:b w:val="0"/>
+        </w:rPr>
+        <w:t xml:space="preserve">, if any, would collect each Classroom Sorter </w:t>
+      </w:r>
+      <w:r>
+        <w:rPr>
+          <w:b/>
+        </w:rPr>
+        <w:t>input</w:t>
+      </w:r>
+      <w:r>
+        <w:rPr>
+          <w:b w:val="0"/>
+        </w:rPr>
+        <w:t xml:space="preserve">; prefer direct human entry when a </w:t>
+      </w:r>
+      <w:r>
+        <w:rPr>
+          <w:b/>
+        </w:rPr>
+        <w:t>sensor</w:t>
+      </w:r>
+      <w:r>
+        <w:rPr>
+          <w:b w:val="0"/>
+        </w:rPr>
+        <w:t xml:space="preserve"> is unnecessary.</w:t>
+      </w:r>
+    </w:p>
+    <w:p>
+      <w:pPr>
+        <w:spacing w:line="336" w:lineRule="auto" w:after="180"/>
+        <w:shd w:fill="F5F1FB"/>
+      </w:pPr>
+      <w:r>
+        <w:rPr>
+          <w:b w:val="0"/>
+        </w:rPr>
         <w:t>What real classroom need does this serve?</w:t>
       </w:r>
     </w:p>
     <w:p>
-      <w:r>
+      <w:pPr>
+        <w:spacing w:line="336" w:lineRule="auto" w:after="180"/>
+        <w:shd w:fill="F5F1FB"/>
+      </w:pPr>
+      <w:r>
+        <w:rPr>
+          <w:b w:val="0"/>
+        </w:rPr>
         <w:t>What information is necessary—and what should stay private?</w:t>
       </w:r>
     </w:p>
     <w:p>
-      <w:r>
-        <w:t>What happens inside the process?</w:t>
-      </w:r>
-    </w:p>
-    <w:p>
-      <w:r>
+      <w:pPr>
+        <w:spacing w:line="336" w:lineRule="auto" w:after="180"/>
+        <w:shd w:fill="F5F1FB"/>
+      </w:pPr>
+      <w:r>
+        <w:rPr>
+          <w:b w:val="0"/>
+        </w:rPr>
+        <w:t xml:space="preserve">What happens inside the </w:t>
+      </w:r>
+      <w:r>
+        <w:rPr>
+          <w:b/>
+        </w:rPr>
+        <w:t>process</w:t>
+      </w:r>
+      <w:r>
+        <w:rPr>
+          <w:b w:val="0"/>
+        </w:rPr>
+        <w:t>?</w:t>
+      </w:r>
+    </w:p>
+    <w:p>
+      <w:pPr>
+        <w:spacing w:line="336" w:lineRule="auto" w:after="180"/>
+        <w:shd w:fill="F5F1FB"/>
+      </w:pPr>
+      <w:r>
+        <w:rPr>
+          <w:b w:val="0"/>
+        </w:rPr>
         <w:t>What normal and edge cases will you test?</w:t>
       </w:r>
     </w:p>
     <w:p>
-      <w:r>
+      <w:pPr>
+        <w:spacing w:line="336" w:lineRule="auto" w:after="180"/>
+        <w:shd w:fill="F5F1FB"/>
+      </w:pPr>
+      <w:r>
+        <w:rPr>
+          <w:b w:val="0"/>
+        </w:rPr>
         <w:t>When should it say not sure or ask a person?</w:t>
       </w:r>
     </w:p>
@@ -2992,12 +5656,45 @@
       </w:r>
     </w:p>
     <w:p>
-      <w:r>
-        <w:t>RESPONSIBLE DESIGN  Do not say a sensor sees, hears, or understands. It measures and sends a representation.</w:t>
-      </w:r>
-    </w:p>
-    <w:p>
-      <w:r>
+      <w:pPr>
+        <w:pStyle w:val="Heading3"/>
+      </w:pPr>
+      <w:r>
+        <w:t>Responsible design</w:t>
+      </w:r>
+    </w:p>
+    <w:p>
+      <w:pPr>
+        <w:spacing w:line="336" w:lineRule="auto" w:after="180"/>
+        <w:shd w:fill="FFF5E6"/>
+      </w:pPr>
+      <w:r>
+        <w:rPr>
+          <w:b w:val="0"/>
+        </w:rPr>
+        <w:t xml:space="preserve">RESPONSIBLE DESIGN  Do not say a </w:t>
+      </w:r>
+      <w:r>
+        <w:rPr>
+          <w:b/>
+        </w:rPr>
+        <w:t>sensor</w:t>
+      </w:r>
+      <w:r>
+        <w:rPr>
+          <w:b w:val="0"/>
+        </w:rPr>
+        <w:t xml:space="preserve"> sees, hears, or understands. It measures and sends a representation.</w:t>
+      </w:r>
+    </w:p>
+    <w:p>
+      <w:pPr>
+        <w:spacing w:line="336" w:lineRule="auto" w:after="180"/>
+      </w:pPr>
+      <w:r>
+        <w:rPr>
+          <w:b w:val="0"/>
+        </w:rPr>
         <w:t>My project decision:</w:t>
       </w:r>
     </w:p>
@@ -3010,8 +5707,38 @@
       </w:r>
     </w:p>
     <w:p>
-      <w:r>
-        <w:t>Save sorter measurements with device, location and time so unusual inputs can be checked before decisions.</w:t>
+      <w:pPr>
+        <w:spacing w:line="336" w:lineRule="auto" w:after="180"/>
+      </w:pPr>
+      <w:r>
+        <w:rPr>
+          <w:b w:val="0"/>
+        </w:rPr>
+        <w:t xml:space="preserve">Save sorter </w:t>
+      </w:r>
+      <w:r>
+        <w:rPr>
+          <w:b/>
+        </w:rPr>
+        <w:t>measurement</w:t>
+      </w:r>
+      <w:r>
+        <w:rPr>
+          <w:b w:val="0"/>
+        </w:rPr>
+        <w:t xml:space="preserve">s with device, location and time so unusual </w:t>
+      </w:r>
+      <w:r>
+        <w:rPr>
+          <w:b/>
+        </w:rPr>
+        <w:t>input</w:t>
+      </w:r>
+      <w:r>
+        <w:rPr>
+          <w:b w:val="0"/>
+        </w:rPr>
+        <w:t>s can be checked before decisions.</w:t>
       </w:r>
     </w:p>
     <w:p>
@@ -3024,6 +5751,17 @@
     </w:p>
     <w:p>
       <w:r>
+        <w:t>Use a genuinely new case for independent evidence. Previously discussed examples remain practice; use the separately named independent case before feedback.</w:t>
+      </w:r>
+    </w:p>
+    <w:p>
+      <w:pPr>
+        <w:spacing w:line="336" w:lineRule="auto" w:after="180"/>
+      </w:pPr>
+      <w:r>
+        <w:rPr>
+          <w:b/>
+        </w:rPr>
         <w:t>MASTERY</w:t>
       </w:r>
     </w:p>
@@ -3036,7 +5774,13 @@
       </w:r>
     </w:p>
     <w:p>
-      <w:r>
+      <w:pPr>
+        <w:spacing w:line="336" w:lineRule="auto" w:after="180"/>
+      </w:pPr>
+      <w:r>
+        <w:rPr>
+          <w:b w:val="0"/>
+        </w:rPr>
         <w:t>Complete this after teaching and guided practice have ended.</w:t>
       </w:r>
     </w:p>
@@ -3077,53 +5821,284 @@
       </w:r>
     </w:p>
     <w:p>
-      <w:r>
-        <w:t>REQUIRED PROOF  A plant station reports 820, 24 C, and a sequence of sound values. Identify each likely sensor, its signal, and what remains unknown.</w:t>
-      </w:r>
-    </w:p>
-    <w:p>
-      <w:r>
+      <w:pPr>
+        <w:pStyle w:val="Heading3"/>
+      </w:pPr>
+      <w:r>
+        <w:t>What success looks like</w:t>
+      </w:r>
+    </w:p>
+    <w:p>
+      <w:pPr>
+        <w:spacing w:line="336" w:lineRule="auto" w:after="180"/>
+        <w:shd w:fill="EDF7F3"/>
+      </w:pPr>
+      <w:r>
+        <w:rPr>
+          <w:b w:val="0"/>
+        </w:rPr>
+        <w:t xml:space="preserve">REQUIRED PROOF  A plant station reports 820, 24 C, and a sequence of sound values. Identify each likely </w:t>
+      </w:r>
+      <w:r>
+        <w:rPr>
+          <w:b/>
+        </w:rPr>
+        <w:t>sensor</w:t>
+      </w:r>
+      <w:r>
+        <w:rPr>
+          <w:b w:val="0"/>
+        </w:rPr>
+        <w:t xml:space="preserve">, its </w:t>
+      </w:r>
+      <w:r>
+        <w:rPr>
+          <w:b/>
+        </w:rPr>
+        <w:t>signal</w:t>
+      </w:r>
+      <w:r>
+        <w:rPr>
+          <w:b w:val="0"/>
+        </w:rPr>
+        <w:t>, and what remains unknown.</w:t>
+      </w:r>
+    </w:p>
+    <w:p>
+      <w:pPr>
+        <w:spacing w:line="336" w:lineRule="auto" w:after="180"/>
+      </w:pPr>
+      <w:r>
+        <w:rPr>
+          <w:b w:val="0"/>
+        </w:rPr>
         <w:t>□ Name or draw the fresh case.</w:t>
       </w:r>
     </w:p>
     <w:p>
-      <w:r>
-        <w:t>□ Trace input, process, and output.</w:t>
-      </w:r>
-    </w:p>
-    <w:p>
-      <w:r>
-        <w:t>□ State the conclusion and strongest evidence.</w:t>
-      </w:r>
-    </w:p>
-    <w:p>
-      <w:r>
+      <w:pPr>
+        <w:spacing w:line="336" w:lineRule="auto" w:after="180"/>
+      </w:pPr>
+      <w:r>
+        <w:rPr>
+          <w:b w:val="0"/>
+        </w:rPr>
+        <w:t xml:space="preserve">□ Trace </w:t>
+      </w:r>
+      <w:r>
+        <w:rPr>
+          <w:b/>
+        </w:rPr>
+        <w:t>input</w:t>
+      </w:r>
+      <w:r>
+        <w:rPr>
+          <w:b w:val="0"/>
+        </w:rPr>
+        <w:t xml:space="preserve">, </w:t>
+      </w:r>
+      <w:r>
+        <w:rPr>
+          <w:b/>
+        </w:rPr>
+        <w:t>process</w:t>
+      </w:r>
+      <w:r>
+        <w:rPr>
+          <w:b w:val="0"/>
+        </w:rPr>
+        <w:t xml:space="preserve">, and </w:t>
+      </w:r>
+      <w:r>
+        <w:rPr>
+          <w:b/>
+        </w:rPr>
+        <w:t>output</w:t>
+      </w:r>
+      <w:r>
+        <w:rPr>
+          <w:b w:val="0"/>
+        </w:rPr>
+        <w:t>.</w:t>
+      </w:r>
+    </w:p>
+    <w:p>
+      <w:pPr>
+        <w:spacing w:line="336" w:lineRule="auto" w:after="180"/>
+      </w:pPr>
+      <w:r>
+        <w:rPr>
+          <w:b w:val="0"/>
+        </w:rPr>
+        <w:t xml:space="preserve">□ State the conclusion and strongest </w:t>
+      </w:r>
+      <w:r>
+        <w:rPr>
+          <w:b/>
+        </w:rPr>
+        <w:t>evidence</w:t>
+      </w:r>
+      <w:r>
+        <w:rPr>
+          <w:b w:val="0"/>
+        </w:rPr>
+        <w:t>.</w:t>
+      </w:r>
+    </w:p>
+    <w:p>
+      <w:pPr>
+        <w:spacing w:line="336" w:lineRule="auto" w:after="180"/>
+      </w:pPr>
+      <w:r>
+        <w:rPr>
+          <w:b w:val="0"/>
+        </w:rPr>
         <w:t>□ Name one limit, failure, missing clue, or fairness/privacy concern.</w:t>
       </w:r>
     </w:p>
     <w:p>
-      <w:r>
+      <w:pPr>
+        <w:spacing w:line="336" w:lineRule="auto" w:after="180"/>
+      </w:pPr>
+      <w:r>
+        <w:rPr>
+          <w:b w:val="0"/>
+        </w:rPr>
         <w:t>□ Explain one safe next action or improvement.</w:t>
       </w:r>
     </w:p>
     <w:p>
-      <w:r>
-        <w:t>Independent evidence:</w:t>
-      </w:r>
-    </w:p>
-    <w:p>
-      <w:r>
-        <w:t>SELF-CHECK  820 could be a light measurement, 24 C comes from a temperature sensor, and changing sound values come from a microphone. The numbers alone do not prove whether the plant needs water or whether a voice was present; later processing must interpret them.</w:t>
-      </w:r>
-    </w:p>
-    <w:p>
-      <w:r>
+      <w:pPr>
+        <w:spacing w:line="336" w:lineRule="auto" w:after="180"/>
+      </w:pPr>
+      <w:r>
+        <w:rPr>
+          <w:b w:val="0"/>
+        </w:rPr>
+        <w:t xml:space="preserve">Independent </w:t>
+      </w:r>
+      <w:r>
+        <w:rPr>
+          <w:b/>
+        </w:rPr>
+        <w:t>evidence</w:t>
+      </w:r>
+      <w:r>
+        <w:rPr>
+          <w:b w:val="0"/>
+        </w:rPr>
+        <w:t>:</w:t>
+      </w:r>
+    </w:p>
+    <w:p>
+      <w:pPr>
+        <w:pStyle w:val="Heading3"/>
+      </w:pPr>
+      <w:r>
+        <w:t>Check your explanation</w:t>
+      </w:r>
+    </w:p>
+    <w:p>
+      <w:pPr>
+        <w:spacing w:line="336" w:lineRule="auto" w:after="180"/>
+        <w:shd w:fill="F5F1FB"/>
+      </w:pPr>
+      <w:r>
+        <w:rPr>
+          <w:b w:val="0"/>
+        </w:rPr>
+        <w:t xml:space="preserve">SELF-CHECK  820 could be a light </w:t>
+      </w:r>
+      <w:r>
+        <w:rPr>
+          <w:b/>
+        </w:rPr>
+        <w:t>measurement</w:t>
+      </w:r>
+      <w:r>
+        <w:rPr>
+          <w:b w:val="0"/>
+        </w:rPr>
+        <w:t xml:space="preserve">, 24 C comes from a temperature </w:t>
+      </w:r>
+      <w:r>
+        <w:rPr>
+          <w:b/>
+        </w:rPr>
+        <w:t>sensor</w:t>
+      </w:r>
+      <w:r>
+        <w:rPr>
+          <w:b w:val="0"/>
+        </w:rPr>
+        <w:t>, and changing sound values come from a microphone.</w:t>
+      </w:r>
+    </w:p>
+    <w:p>
+      <w:pPr>
+        <w:spacing w:line="336" w:lineRule="auto" w:after="180"/>
+        <w:shd w:fill="F5F1FB"/>
+      </w:pPr>
+      <w:r>
+        <w:rPr>
+          <w:b w:val="0"/>
+        </w:rPr>
+        <w:t xml:space="preserve">The numbers alone do not prove whether the plant needs water or whether a voice was present; later </w:t>
+      </w:r>
+      <w:r>
+        <w:rPr>
+          <w:b/>
+        </w:rPr>
+        <w:t>process</w:t>
+      </w:r>
+      <w:r>
+        <w:rPr>
+          <w:b w:val="0"/>
+        </w:rPr>
+        <w:t>ing must interpret them.</w:t>
+      </w:r>
+    </w:p>
+    <w:p>
+      <w:pPr>
+        <w:spacing w:line="336" w:lineRule="auto" w:after="180"/>
+      </w:pPr>
+      <w:r>
+        <w:rPr>
+          <w:b w:val="0"/>
+        </w:rPr>
         <w:t>My level:  □ Not yet  □ With one hint  □ Independently  □ I can teach it</w:t>
       </w:r>
     </w:p>
     <w:p>
-      <w:r>
-        <w:t>NEXT BRIDGE  Carry today's evidence habit into: Rules or Learned Patterns?.</w:t>
+      <w:pPr>
+        <w:pStyle w:val="Heading3"/>
+      </w:pPr>
+      <w:r>
+        <w:t>Connect to the next lesson</w:t>
+      </w:r>
+    </w:p>
+    <w:p>
+      <w:pPr>
+        <w:spacing w:line="336" w:lineRule="auto" w:after="180"/>
+        <w:shd w:fill="F1F6F8"/>
+      </w:pPr>
+      <w:r>
+        <w:rPr>
+          <w:b w:val="0"/>
+        </w:rPr>
+        <w:t xml:space="preserve">NEXT BRIDGE  Carry today's </w:t>
+      </w:r>
+      <w:r>
+        <w:rPr>
+          <w:b/>
+        </w:rPr>
+        <w:t>evidence</w:t>
+      </w:r>
+      <w:r>
+        <w:rPr>
+          <w:b w:val="0"/>
+        </w:rPr>
+        <w:t xml:space="preserve"> habit into: Rules or Learned Patterns?.</w:t>
       </w:r>
     </w:p>
     <w:p>
@@ -3135,6 +6110,11 @@
       </w:r>
     </w:p>
     <w:p>
+      <w:r>
+        <w:t>Revisit the complete Sensors Are Messengers case for supported practice. Repeated examples do not become fresh assessments.</w:t>
+      </w:r>
+    </w:p>
+    <w:p>
       <w:pPr>
         <w:pStyle w:val="Heading3"/>
       </w:pPr>
@@ -3143,7 +6123,13 @@
       </w:r>
     </w:p>
     <w:p>
-      <w:r>
+      <w:pPr>
+        <w:spacing w:line="336" w:lineRule="auto" w:after="180"/>
+      </w:pPr>
+      <w:r>
+        <w:rPr>
+          <w:b w:val="0"/>
+        </w:rPr>
         <w:t>Use the supplied details to practise the weekly concept before attempting the independent question. This case extends the illustrated lesson.</w:t>
       </w:r>
     </w:p>
@@ -3156,8 +6142,26 @@
       </w:r>
     </w:p>
     <w:p>
-      <w:r>
-        <w:t>A light sensor reads 15 in a cupboard and 90 near a window. A microphone records a clap.</w:t>
+      <w:pPr>
+        <w:spacing w:line="336" w:lineRule="auto" w:after="180"/>
+      </w:pPr>
+      <w:r>
+        <w:rPr>
+          <w:b w:val="0"/>
+        </w:rPr>
+        <w:t xml:space="preserve">A light </w:t>
+      </w:r>
+      <w:r>
+        <w:rPr>
+          <w:b/>
+        </w:rPr>
+        <w:t>sensor</w:t>
+      </w:r>
+      <w:r>
+        <w:rPr>
+          <w:b w:val="0"/>
+        </w:rPr>
+        <w:t xml:space="preserve"> reads 15 in a cupboard and 90 near a window. A microphone records a clap.</w:t>
       </w:r>
     </w:p>
     <w:p>
@@ -3169,8 +6173,27 @@
       </w:r>
     </w:p>
     <w:p>
-      <w:r>
-        <w:t>Which measures a light-related signal? Can either directly measure happiness?</w:t>
+      <w:pPr>
+        <w:spacing w:line="336" w:lineRule="auto" w:after="180"/>
+        <w:shd w:fill="F5F1FB"/>
+      </w:pPr>
+      <w:r>
+        <w:rPr>
+          <w:b w:val="0"/>
+        </w:rPr>
+        <w:t xml:space="preserve">Which measures a light-related </w:t>
+      </w:r>
+      <w:r>
+        <w:rPr>
+          <w:b/>
+        </w:rPr>
+        <w:t>signal</w:t>
+      </w:r>
+      <w:r>
+        <w:rPr>
+          <w:b w:val="0"/>
+        </w:rPr>
+        <w:t>? Can either directly measure happiness?</w:t>
       </w:r>
     </w:p>
     <w:p>
@@ -3182,8 +6205,50 @@
       </w:r>
     </w:p>
     <w:p>
-      <w:r>
-        <w:t>The light sensor measures light; the microphone measures sound. Neither directly measures feelings. Units and calibration matter when comparing devices.</w:t>
+      <w:pPr>
+        <w:spacing w:line="336" w:lineRule="auto" w:after="180"/>
+      </w:pPr>
+      <w:r>
+        <w:rPr>
+          <w:b w:val="0"/>
+        </w:rPr>
+        <w:t xml:space="preserve">The light </w:t>
+      </w:r>
+      <w:r>
+        <w:rPr>
+          <w:b/>
+        </w:rPr>
+        <w:t>sensor</w:t>
+      </w:r>
+      <w:r>
+        <w:rPr>
+          <w:b w:val="0"/>
+        </w:rPr>
+        <w:t xml:space="preserve"> measures light; the microphone measures sound. Neither directly measures feelings. </w:t>
+      </w:r>
+      <w:r>
+        <w:rPr>
+          <w:b/>
+        </w:rPr>
+        <w:t>Unit</w:t>
+      </w:r>
+      <w:r>
+        <w:rPr>
+          <w:b w:val="0"/>
+        </w:rPr>
+        <w:t xml:space="preserve">s and </w:t>
+      </w:r>
+      <w:r>
+        <w:rPr>
+          <w:b/>
+        </w:rPr>
+        <w:t>calibration</w:t>
+      </w:r>
+      <w:r>
+        <w:rPr>
+          <w:b w:val="0"/>
+        </w:rPr>
+        <w:t xml:space="preserve"> matter when comparing devices.</w:t>
       </w:r>
     </w:p>
     <w:p>
@@ -3195,7 +6260,14 @@
       </w:r>
     </w:p>
     <w:p>
-      <w:r>
+      <w:pPr>
+        <w:spacing w:line="336" w:lineRule="auto" w:after="180"/>
+        <w:shd w:fill="F5F1FB"/>
+      </w:pPr>
+      <w:r>
+        <w:rPr>
+          <w:b w:val="0"/>
+        </w:rPr>
         <w:t>Which detail supports the answer, and why does it matter?</w:t>
       </w:r>
     </w:p>
@@ -3329,18 +6401,97 @@
       </w:tr>
     </w:tbl>
     <w:p>
-      <w:r>
-        <w:t>A light sensor reads 15 in a cupboard and 90 near a window. A microphone records a clap.</w:t>
-      </w:r>
-    </w:p>
-    <w:p>
-      <w:r>
-        <w:t>Which measures a light-related signal? Can either directly measure happiness?</w:t>
-      </w:r>
-    </w:p>
-    <w:p>
-      <w:r>
-        <w:t>The light sensor measures light; the microphone measures sound. Neither directly measures feelings. Units and calibration matter when comparing devices.</w:t>
+      <w:pPr>
+        <w:spacing w:line="336" w:lineRule="auto" w:after="180"/>
+      </w:pPr>
+      <w:r>
+        <w:rPr>
+          <w:b w:val="0"/>
+        </w:rPr>
+        <w:t xml:space="preserve">A light </w:t>
+      </w:r>
+      <w:r>
+        <w:rPr>
+          <w:b/>
+        </w:rPr>
+        <w:t>sensor</w:t>
+      </w:r>
+      <w:r>
+        <w:rPr>
+          <w:b w:val="0"/>
+        </w:rPr>
+        <w:t xml:space="preserve"> reads 15 in a cupboard and 90 near a window. A microphone records a clap.</w:t>
+      </w:r>
+    </w:p>
+    <w:p>
+      <w:pPr>
+        <w:spacing w:line="336" w:lineRule="auto" w:after="180"/>
+        <w:shd w:fill="F5F1FB"/>
+      </w:pPr>
+      <w:r>
+        <w:rPr>
+          <w:b w:val="0"/>
+        </w:rPr>
+        <w:t xml:space="preserve">Which measures a light-related </w:t>
+      </w:r>
+      <w:r>
+        <w:rPr>
+          <w:b/>
+        </w:rPr>
+        <w:t>signal</w:t>
+      </w:r>
+      <w:r>
+        <w:rPr>
+          <w:b w:val="0"/>
+        </w:rPr>
+        <w:t>? Can either directly measure happiness?</w:t>
+      </w:r>
+    </w:p>
+    <w:p>
+      <w:pPr>
+        <w:spacing w:line="336" w:lineRule="auto" w:after="180"/>
+      </w:pPr>
+      <w:r>
+        <w:rPr>
+          <w:b w:val="0"/>
+        </w:rPr>
+        <w:t xml:space="preserve">The light </w:t>
+      </w:r>
+      <w:r>
+        <w:rPr>
+          <w:b/>
+        </w:rPr>
+        <w:t>sensor</w:t>
+      </w:r>
+      <w:r>
+        <w:rPr>
+          <w:b w:val="0"/>
+        </w:rPr>
+        <w:t xml:space="preserve"> measures light; the microphone measures sound. Neither directly measures feelings. </w:t>
+      </w:r>
+      <w:r>
+        <w:rPr>
+          <w:b/>
+        </w:rPr>
+        <w:t>Unit</w:t>
+      </w:r>
+      <w:r>
+        <w:rPr>
+          <w:b w:val="0"/>
+        </w:rPr>
+        <w:t xml:space="preserve">s and </w:t>
+      </w:r>
+      <w:r>
+        <w:rPr>
+          <w:b/>
+        </w:rPr>
+        <w:t>calibration</w:t>
+      </w:r>
+      <w:r>
+        <w:rPr>
+          <w:b w:val="0"/>
+        </w:rPr>
+        <w:t xml:space="preserve"> matter when comparing devices.</w:t>
       </w:r>
     </w:p>
     <w:p>
@@ -3352,6 +6503,11 @@
       </w:r>
     </w:p>
     <w:p>
+      <w:r>
+        <w:t>Attempt the reserved new case before feedback. Record support; the earlier examples below remain additional practice.</w:t>
+      </w:r>
+    </w:p>
+    <w:p>
       <w:pPr>
         <w:pStyle w:val="Heading3"/>
       </w:pPr>
@@ -3360,8 +6516,25 @@
       </w:r>
     </w:p>
     <w:p>
-      <w:r>
-        <w:t>A classroom sound display near a speaker reads higher than one near the door. A student declares the door device broken. Propose a safe comparison using normal classroom sound. Predict one result consistent with location explaining the difference and one result that would leave a device difference worth investigating.</w:t>
+      <w:pPr>
+        <w:spacing w:line="336" w:lineRule="auto" w:after="180"/>
+      </w:pPr>
+      <w:r>
+        <w:rPr>
+          <w:b w:val="0"/>
+        </w:rPr>
+        <w:t>A classroom sound display near a speaker reads higher than one near the door. A student declares the door device broken. Propose a safe comparison using normal classroom sound.</w:t>
+      </w:r>
+    </w:p>
+    <w:p>
+      <w:pPr>
+        <w:spacing w:line="336" w:lineRule="auto" w:after="180"/>
+      </w:pPr>
+      <w:r>
+        <w:rPr>
+          <w:b w:val="0"/>
+        </w:rPr>
+        <w:t>Predict one result consistent with location explaining the difference and one result that would leave a device difference worth investigating.</w:t>
       </w:r>
     </w:p>
     <w:p>
@@ -3408,7 +6581,13 @@
       </w:r>
     </w:p>
     <w:p>
-      <w:r>
+      <w:pPr>
+        <w:spacing w:line="336" w:lineRule="auto" w:after="180"/>
+      </w:pPr>
+      <w:r>
+        <w:rPr>
+          <w:b w:val="0"/>
+        </w:rPr>
         <w:t>Attempt this case before feedback. Record any help. Earlier examples below are further practice; a case already practised with feedback cannot establish fresh transfer.</w:t>
       </w:r>
     </w:p>
@@ -3421,18 +6600,54 @@
       </w:r>
     </w:p>
     <w:p>
-      <w:r>
+      <w:pPr>
+        <w:spacing w:line="336" w:lineRule="auto" w:after="180"/>
+      </w:pPr>
+      <w:r>
+        <w:rPr>
+          <w:b w:val="0"/>
+        </w:rPr>
         <w:t>Close the worked explanation. Apply the idea to this different question without copying.</w:t>
       </w:r>
     </w:p>
     <w:p>
-      <w:r>
-        <w:t>A station reports light level 18 and temperature 22 degrees C. Which sensor produced each reading? Can either reading alone tell whether a child feels comfortable? Explain.</w:t>
-      </w:r>
-    </w:p>
-    <w:p>
-      <w:r>
-        <w:t>My answer, with a trace, calculation or supporting evidence</w:t>
+      <w:pPr>
+        <w:spacing w:line="336" w:lineRule="auto" w:after="180"/>
+      </w:pPr>
+      <w:r>
+        <w:rPr>
+          <w:b w:val="0"/>
+        </w:rPr>
+        <w:t xml:space="preserve">A station reports light level 18 and temperature 22 degrees C. Which </w:t>
+      </w:r>
+      <w:r>
+        <w:rPr>
+          <w:b/>
+        </w:rPr>
+        <w:t>sensor</w:t>
+      </w:r>
+      <w:r>
+        <w:rPr>
+          <w:b w:val="0"/>
+        </w:rPr>
+        <w:t xml:space="preserve"> produced each reading? Can either reading alone tell whether a child feels comfortable? Explain.</w:t>
+      </w:r>
+    </w:p>
+    <w:p>
+      <w:pPr>
+        <w:spacing w:line="336" w:lineRule="auto" w:after="180"/>
+      </w:pPr>
+      <w:r>
+        <w:rPr>
+          <w:b w:val="0"/>
+        </w:rPr>
+        <w:t xml:space="preserve">My answer, with a trace, calculation or supporting </w:t>
+      </w:r>
+      <w:r>
+        <w:rPr>
+          <w:b/>
+        </w:rPr>
+        <w:t>evidence</w:t>
       </w:r>
     </w:p>
     <w:p>
@@ -3477,13 +6692,37 @@
       </w:r>
     </w:p>
     <w:p>
-      <w:r>
+      <w:pPr>
+        <w:spacing w:line="336" w:lineRule="auto" w:after="180"/>
+      </w:pPr>
+      <w:r>
+        <w:rPr>
+          <w:b w:val="0"/>
+        </w:rPr>
         <w:t>Change one relevant detail. Predict the result before testing. Include a boundary or missing-information case when it helps reveal a limit.</w:t>
       </w:r>
     </w:p>
     <w:p>
-      <w:r>
-        <w:t>My changed input and expected result</w:t>
+      <w:pPr>
+        <w:spacing w:line="336" w:lineRule="auto" w:after="180"/>
+      </w:pPr>
+      <w:r>
+        <w:rPr>
+          <w:b w:val="0"/>
+        </w:rPr>
+        <w:t xml:space="preserve">My changed </w:t>
+      </w:r>
+      <w:r>
+        <w:rPr>
+          <w:b/>
+        </w:rPr>
+        <w:t>input</w:t>
+      </w:r>
+      <w:r>
+        <w:rPr>
+          <w:b w:val="0"/>
+        </w:rPr>
+        <w:t xml:space="preserve"> and expected result</w:t>
       </w:r>
     </w:p>
     <w:p>
@@ -3528,13 +6767,73 @@
       </w:r>
     </w:p>
     <w:p>
-      <w:r>
-        <w:t>Mark which sensor, if any, would collect each Classroom Sorter input; prefer direct human entry when a sensor is unnecessary.</w:t>
-      </w:r>
-    </w:p>
-    <w:p>
-      <w:r>
-        <w:t>The evidence I will keep</w:t>
+      <w:pPr>
+        <w:spacing w:line="336" w:lineRule="auto" w:after="180"/>
+      </w:pPr>
+      <w:r>
+        <w:rPr>
+          <w:b w:val="0"/>
+        </w:rPr>
+        <w:t xml:space="preserve">Mark which </w:t>
+      </w:r>
+      <w:r>
+        <w:rPr>
+          <w:b/>
+        </w:rPr>
+        <w:t>sensor</w:t>
+      </w:r>
+      <w:r>
+        <w:rPr>
+          <w:b w:val="0"/>
+        </w:rPr>
+        <w:t xml:space="preserve">, if any, would collect each Classroom Sorter </w:t>
+      </w:r>
+      <w:r>
+        <w:rPr>
+          <w:b/>
+        </w:rPr>
+        <w:t>input</w:t>
+      </w:r>
+      <w:r>
+        <w:rPr>
+          <w:b w:val="0"/>
+        </w:rPr>
+        <w:t xml:space="preserve">; prefer direct human entry when a </w:t>
+      </w:r>
+      <w:r>
+        <w:rPr>
+          <w:b/>
+        </w:rPr>
+        <w:t>sensor</w:t>
+      </w:r>
+      <w:r>
+        <w:rPr>
+          <w:b w:val="0"/>
+        </w:rPr>
+        <w:t xml:space="preserve"> is unnecessary.</w:t>
+      </w:r>
+    </w:p>
+    <w:p>
+      <w:pPr>
+        <w:spacing w:line="336" w:lineRule="auto" w:after="180"/>
+      </w:pPr>
+      <w:r>
+        <w:rPr>
+          <w:b w:val="0"/>
+        </w:rPr>
+        <w:t xml:space="preserve">The </w:t>
+      </w:r>
+      <w:r>
+        <w:rPr>
+          <w:b/>
+        </w:rPr>
+        <w:t>evidence</w:t>
+      </w:r>
+      <w:r>
+        <w:rPr>
+          <w:b w:val="0"/>
+        </w:rPr>
+        <w:t xml:space="preserve"> I will keep</w:t>
       </w:r>
     </w:p>
     <w:p>
@@ -3571,8 +6870,26 @@
       </w:r>
     </w:p>
     <w:p>
-      <w:r>
-        <w:t>Your teacher has the independent answer and scoring criteria. Complete the matching workbook week to keep your practice evidence together.</w:t>
+      <w:pPr>
+        <w:spacing w:line="336" w:lineRule="auto" w:after="180"/>
+      </w:pPr>
+      <w:r>
+        <w:rPr>
+          <w:b w:val="0"/>
+        </w:rPr>
+        <w:t xml:space="preserve">Your teacher has the independent answer and scoring criteria. Complete the matching workbook week to keep your practice </w:t>
+      </w:r>
+      <w:r>
+        <w:rPr>
+          <w:b/>
+        </w:rPr>
+        <w:t>evidence</w:t>
+      </w:r>
+      <w:r>
+        <w:rPr>
+          <w:b w:val="0"/>
+        </w:rPr>
+        <w:t xml:space="preserve"> together.</w:t>
       </w:r>
     </w:p>
     <w:p>
@@ -3584,8 +6901,50 @@
       </w:r>
     </w:p>
     <w:p>
-      <w:r>
-        <w:t>Two light sensors report 40 and 80 in different rooms. Their settings and units are unknown. Can you conclude the second room is twice as bright? Design a fair comparison without using a camera or personal data.</w:t>
+      <w:pPr>
+        <w:spacing w:line="336" w:lineRule="auto" w:after="180"/>
+      </w:pPr>
+      <w:r>
+        <w:rPr>
+          <w:b w:val="0"/>
+        </w:rPr>
+        <w:t xml:space="preserve">Two light </w:t>
+      </w:r>
+      <w:r>
+        <w:rPr>
+          <w:b/>
+        </w:rPr>
+        <w:t>sensor</w:t>
+      </w:r>
+      <w:r>
+        <w:rPr>
+          <w:b w:val="0"/>
+        </w:rPr>
+        <w:t xml:space="preserve">s report 40 and 80 in different rooms. Their settings and </w:t>
+      </w:r>
+      <w:r>
+        <w:rPr>
+          <w:b/>
+        </w:rPr>
+        <w:t>unit</w:t>
+      </w:r>
+      <w:r>
+        <w:rPr>
+          <w:b w:val="0"/>
+        </w:rPr>
+        <w:t xml:space="preserve">s are unknown. Can you conclude the second room is twice as bright? Design a fair comparison without using a camera or personal </w:t>
+      </w:r>
+      <w:r>
+        <w:rPr>
+          <w:b/>
+        </w:rPr>
+        <w:t>data</w:t>
+      </w:r>
+      <w:r>
+        <w:rPr>
+          <w:b w:val="0"/>
+        </w:rPr>
+        <w:t>.</w:t>
       </w:r>
     </w:p>
     <w:p>
@@ -3640,8 +6999,25 @@
       </w:r>
     </w:p>
     <w:p>
-      <w:r>
-        <w:t>Attempt the independent case before hints. Record whether you worked alone, used a hint or followed a model. After feedback, fix the first unsupported step and explain why it changed. A later check uses a changed case, not a copied answer.</w:t>
+      <w:pPr>
+        <w:spacing w:line="336" w:lineRule="auto" w:after="180"/>
+      </w:pPr>
+      <w:r>
+        <w:rPr>
+          <w:b w:val="0"/>
+        </w:rPr>
+        <w:t>Attempt the independent case before hints. Record whether you worked alone, used a hint or followed a model. After feedback, fix the first unsupported step and explain why it changed.</w:t>
+      </w:r>
+    </w:p>
+    <w:p>
+      <w:pPr>
+        <w:spacing w:line="336" w:lineRule="auto" w:after="180"/>
+      </w:pPr>
+      <w:r>
+        <w:rPr>
+          <w:b w:val="0"/>
+        </w:rPr>
+        <w:t>A later check uses a changed case, not a copied answer.</w:t>
       </w:r>
     </w:p>
     <w:p>
@@ -3654,7 +7030,30 @@
     </w:p>
     <w:p>
       <w:r>
-        <w:t>Start with this question: Two fictional light sensors disagree in a classroom. Compare them fairly rather than declaring one broken.</w:t>
+        <w:t>Use this map to navigate Sensors Are Messengers, connect the goals to tasks and keep one evidence record for each attempt.</w:t>
+      </w:r>
+    </w:p>
+    <w:p>
+      <w:pPr>
+        <w:spacing w:line="336" w:lineRule="auto" w:after="180"/>
+      </w:pPr>
+      <w:r>
+        <w:rPr>
+          <w:b w:val="0"/>
+        </w:rPr>
+        <w:t xml:space="preserve">Start with this question: Two fictional light </w:t>
+      </w:r>
+      <w:r>
+        <w:rPr>
+          <w:b/>
+        </w:rPr>
+        <w:t>sensor</w:t>
+      </w:r>
+      <w:r>
+        <w:rPr>
+          <w:b w:val="0"/>
+        </w:rPr>
+        <w:t>s disagree in a classroom. Compare them fairly rather than declaring one broken.</w:t>
       </w:r>
     </w:p>
     <w:tbl>
@@ -3760,13 +7159,61 @@
       </w:tr>
     </w:tbl>
     <w:p>
-      <w:r>
-        <w:t>Remember → watch and explain → try with help → investigate → try independently → keep project evidence. Your teacher may spread this lesson across several classes.</w:t>
-      </w:r>
-    </w:p>
-    <w:p>
-      <w:r>
-        <w:t>Keep your first prediction. Compare it with what the evidence shows and explain any change.</w:t>
+      <w:pPr>
+        <w:spacing w:line="336" w:lineRule="auto" w:after="180"/>
+      </w:pPr>
+      <w:r>
+        <w:rPr>
+          <w:b w:val="0"/>
+        </w:rPr>
+        <w:t xml:space="preserve">Remember → watch and explain → try with help → investigate → try independently → keep project </w:t>
+      </w:r>
+      <w:r>
+        <w:rPr>
+          <w:b/>
+        </w:rPr>
+        <w:t>evidence</w:t>
+      </w:r>
+      <w:r>
+        <w:rPr>
+          <w:b w:val="0"/>
+        </w:rPr>
+        <w:t>. Your teacher may spread this lesson across several classes.</w:t>
+      </w:r>
+    </w:p>
+    <w:p>
+      <w:pPr>
+        <w:spacing w:line="336" w:lineRule="auto" w:after="180"/>
+      </w:pPr>
+      <w:r>
+        <w:rPr>
+          <w:b w:val="0"/>
+        </w:rPr>
+        <w:t xml:space="preserve">Keep your first </w:t>
+      </w:r>
+      <w:r>
+        <w:rPr>
+          <w:b/>
+        </w:rPr>
+        <w:t>prediction</w:t>
+      </w:r>
+      <w:r>
+        <w:rPr>
+          <w:b w:val="0"/>
+        </w:rPr>
+        <w:t xml:space="preserve">. Compare it with what the </w:t>
+      </w:r>
+      <w:r>
+        <w:rPr>
+          <w:b/>
+        </w:rPr>
+        <w:t>evidence</w:t>
+      </w:r>
+      <w:r>
+        <w:rPr>
+          <w:b w:val="0"/>
+        </w:rPr>
+        <w:t xml:space="preserve"> shows and explain any change.</w:t>
       </w:r>
     </w:p>
     <w:p>
@@ -3779,7 +7226,42 @@
     </w:p>
     <w:p>
       <w:r>
-        <w:t>Close your notes. Explain this goal in your own words: Describe a measurement using its quantity, value, unit and conditions</w:t>
+        <w:t>Explain Sensors Are Messengers without notes, identify a remaining question and plan a later check with a changed case.</w:t>
+      </w:r>
+    </w:p>
+    <w:p>
+      <w:pPr>
+        <w:spacing w:line="336" w:lineRule="auto" w:after="180"/>
+      </w:pPr>
+      <w:r>
+        <w:rPr>
+          <w:b w:val="0"/>
+        </w:rPr>
+        <w:t xml:space="preserve">Close your notes. Explain this goal in your own words: Describe a </w:t>
+      </w:r>
+      <w:r>
+        <w:rPr>
+          <w:b/>
+        </w:rPr>
+        <w:t>measurement</w:t>
+      </w:r>
+      <w:r>
+        <w:rPr>
+          <w:b w:val="0"/>
+        </w:rPr>
+        <w:t xml:space="preserve"> using its quantity, value, </w:t>
+      </w:r>
+      <w:r>
+        <w:rPr>
+          <w:b/>
+        </w:rPr>
+        <w:t>unit</w:t>
+      </w:r>
+      <w:r>
+        <w:rPr>
+          <w:b w:val="0"/>
+        </w:rPr>
+        <w:t xml:space="preserve"> and conditions</w:t>
       </w:r>
     </w:p>
     <w:p>
@@ -3816,13 +7298,61 @@
       </w:r>
     </w:p>
     <w:p>
-      <w:r>
-        <w:t>If you are unsure, return to the worked picture and explain one arrow. If you are ready, change an input or assumption and justify your prediction.</w:t>
-      </w:r>
-    </w:p>
-    <w:p>
-      <w:r>
-        <w:t>Save your workbook evidence. At the next review, try a different case before opening your old answer.</w:t>
+      <w:pPr>
+        <w:spacing w:line="336" w:lineRule="auto" w:after="180"/>
+      </w:pPr>
+      <w:r>
+        <w:rPr>
+          <w:b w:val="0"/>
+        </w:rPr>
+        <w:t xml:space="preserve">If you are unsure, return to the worked picture and explain one arrow. If you are ready, change an </w:t>
+      </w:r>
+      <w:r>
+        <w:rPr>
+          <w:b/>
+        </w:rPr>
+        <w:t>input</w:t>
+      </w:r>
+      <w:r>
+        <w:rPr>
+          <w:b w:val="0"/>
+        </w:rPr>
+        <w:t xml:space="preserve"> or assumption and justify your </w:t>
+      </w:r>
+      <w:r>
+        <w:rPr>
+          <w:b/>
+        </w:rPr>
+        <w:t>prediction</w:t>
+      </w:r>
+      <w:r>
+        <w:rPr>
+          <w:b w:val="0"/>
+        </w:rPr>
+        <w:t>.</w:t>
+      </w:r>
+    </w:p>
+    <w:p>
+      <w:pPr>
+        <w:spacing w:line="336" w:lineRule="auto" w:after="180"/>
+      </w:pPr>
+      <w:r>
+        <w:rPr>
+          <w:b w:val="0"/>
+        </w:rPr>
+        <w:t xml:space="preserve">Save your workbook </w:t>
+      </w:r>
+      <w:r>
+        <w:rPr>
+          <w:b/>
+        </w:rPr>
+        <w:t>evidence</w:t>
+      </w:r>
+      <w:r>
+        <w:rPr>
+          <w:b w:val="0"/>
+        </w:rPr>
+        <w:t>. At the next review, try a different case before opening your old answer.</w:t>
       </w:r>
     </w:p>
     <w:p>
@@ -3835,12 +7365,41 @@
     </w:p>
     <w:p>
       <w:r>
+        <w:t>Attempt supported questions before using hints or feedback. Review a missing building block, then keep the completed work.</w:t>
+      </w:r>
+    </w:p>
+    <w:p>
+      <w:pPr>
+        <w:spacing w:line="336" w:lineRule="auto" w:after="180"/>
+      </w:pPr>
+      <w:r>
+        <w:rPr>
+          <w:b w:val="0"/>
+        </w:rPr>
         <w:t>Use this supported practice once, in the browser or on paper. Keep the reserved independent assessment for a separate first attempt before teacher feedback.</w:t>
       </w:r>
     </w:p>
     <w:p>
-      <w:r>
-        <w:t>Two fictional light sensors disagree in a classroom. Compare them fairly rather than declaring one broken.</w:t>
+      <w:pPr>
+        <w:spacing w:line="336" w:lineRule="auto" w:after="180"/>
+      </w:pPr>
+      <w:r>
+        <w:rPr>
+          <w:b w:val="0"/>
+        </w:rPr>
+        <w:t xml:space="preserve">Two fictional light </w:t>
+      </w:r>
+      <w:r>
+        <w:rPr>
+          <w:b/>
+        </w:rPr>
+        <w:t>sensor</w:t>
+      </w:r>
+      <w:r>
+        <w:rPr>
+          <w:b w:val="0"/>
+        </w:rPr>
+        <w:t>s disagree in a classroom. Compare them fairly rather than declaring one broken.</w:t>
       </w:r>
     </w:p>
     <w:p>
@@ -3852,27 +7411,61 @@
       </w:r>
     </w:p>
     <w:p>
-      <w:r>
+      <w:pPr>
+        <w:spacing w:line="336" w:lineRule="auto" w:after="180"/>
+      </w:pPr>
+      <w:r>
+        <w:rPr>
+          <w:b w:val="0"/>
+        </w:rPr>
         <w:t>Which labelled step matches this detail? A trusted reference is needed to decide which reading is closer.</w:t>
       </w:r>
     </w:p>
     <w:p>
-      <w:r>
+      <w:pPr>
+        <w:spacing w:line="336" w:lineRule="auto" w:after="180"/>
+        <w:shd w:fill="F4F9FC"/>
+      </w:pPr>
+      <w:r>
+        <w:rPr>
+          <w:b w:val="0"/>
+        </w:rPr>
         <w:t>1. Compare gaps</w:t>
       </w:r>
     </w:p>
     <w:p>
-      <w:r>
+      <w:pPr>
+        <w:spacing w:line="336" w:lineRule="auto" w:after="180"/>
+        <w:shd w:fill="F4F9FC"/>
+      </w:pPr>
+      <w:r>
+        <w:rPr>
+          <w:b w:val="0"/>
+        </w:rPr>
         <w:t>2. Check a reference</w:t>
       </w:r>
     </w:p>
     <w:p>
-      <w:r>
+      <w:pPr>
+        <w:spacing w:line="336" w:lineRule="auto" w:after="180"/>
+        <w:shd w:fill="F4F9FC"/>
+      </w:pPr>
+      <w:r>
+        <w:rPr>
+          <w:b w:val="0"/>
+        </w:rPr>
         <w:t>3. Paired readings</w:t>
       </w:r>
     </w:p>
     <w:p>
-      <w:r>
+      <w:pPr>
+        <w:spacing w:line="336" w:lineRule="auto" w:after="180"/>
+        <w:shd w:fill="F4F9FC"/>
+      </w:pPr>
+      <w:r>
+        <w:rPr>
+          <w:b w:val="0"/>
+        </w:rPr>
         <w:t>4. Same shelf</w:t>
       </w:r>
     </w:p>
@@ -3910,41 +7503,143 @@
       </w:r>
     </w:p>
     <w:p>
-      <w:r>
+      <w:pPr>
+        <w:pStyle w:val="Heading3"/>
+      </w:pPr>
+      <w:r>
+        <w:t>Hint · try first</w:t>
+      </w:r>
+    </w:p>
+    <w:p>
+      <w:pPr>
+        <w:spacing w:line="336" w:lineRule="auto" w:after="180"/>
+        <w:shd w:fill="F1F6F8"/>
+      </w:pPr>
+      <w:r>
+        <w:rPr>
+          <w:b w:val="0"/>
+        </w:rPr>
         <w:t>Hint if needed: Read the steps in the pictorial case. Match the supplied detail to the stage that performs or records it.</w:t>
       </w:r>
     </w:p>
     <w:p>
-      <w:r>
-        <w:t>After your attempt, compare with the supported explanation: Check a reference A trusted reference is needed to decide which reading is closer. A repeated difference of 5 supports investigating an offset between devices. Matching time and location removes two obvious comparison problems. It does not show which device is correct: both could have errors. Preserve paired readings instead of adjusting them silently.</w:t>
-      </w:r>
-    </w:p>
-    <w:p>
       <w:pPr>
         <w:pStyle w:val="Heading3"/>
       </w:pPr>
       <w:r>
+        <w:t>Feedback · compare after trying</w:t>
+      </w:r>
+    </w:p>
+    <w:p>
+      <w:pPr>
+        <w:spacing w:line="336" w:lineRule="auto" w:after="180"/>
+        <w:shd w:fill="F1F6FC"/>
+      </w:pPr>
+      <w:r>
+        <w:rPr>
+          <w:b w:val="0"/>
+        </w:rPr>
+        <w:t>After your attempt, compare with the supported explanation: Check a reference A trusted reference is needed to decide which reading is closer. A repeated difference of 5 supports investigating an offset between devices.</w:t>
+      </w:r>
+    </w:p>
+    <w:p>
+      <w:pPr>
+        <w:spacing w:line="336" w:lineRule="auto" w:after="180"/>
+        <w:shd w:fill="F1F6FC"/>
+      </w:pPr>
+      <w:r>
+        <w:rPr>
+          <w:b w:val="0"/>
+        </w:rPr>
+        <w:t>Matching time and location removes two obvious comparison problems. It does not show which device is correct: both could have errors. Preserve paired readings instead of adjusting them silently.</w:t>
+      </w:r>
+    </w:p>
+    <w:p>
+      <w:pPr>
+        <w:pStyle w:val="Heading3"/>
+      </w:pPr>
+      <w:r>
         <w:t>Practice 2: explain the deciding evidence</w:t>
       </w:r>
     </w:p>
     <w:p>
-      <w:r>
+      <w:pPr>
+        <w:pStyle w:val="Heading3"/>
+      </w:pPr>
+      <w:r>
+        <w:t>Changed case · predict first</w:t>
+      </w:r>
+    </w:p>
+    <w:p>
+      <w:pPr>
+        <w:spacing w:line="336" w:lineRule="auto" w:after="180"/>
+        <w:shd w:fill="F5F1FB"/>
+      </w:pPr>
+      <w:r>
+        <w:rPr>
+          <w:b w:val="0"/>
+        </w:rPr>
         <w:t>Changed-case practice: Move only B into brighter light. Which conclusion is supported by the supplied facts?</w:t>
       </w:r>
     </w:p>
     <w:p>
-      <w:r>
+      <w:pPr>
+        <w:spacing w:line="336" w:lineRule="auto" w:after="180"/>
+        <w:shd w:fill="F4F9FC"/>
+      </w:pPr>
+      <w:r>
+        <w:rPr>
+          <w:b w:val="0"/>
+        </w:rPr>
         <w:t>1. The next gap could change for reasons other than a difference in device accuracy.</w:t>
       </w:r>
     </w:p>
     <w:p>
-      <w:r>
-        <w:t>2. This one example guarantees correct results for every future input.</w:t>
-      </w:r>
-    </w:p>
-    <w:p>
-      <w:r>
-        <w:t>3. We can decide the result without examining the changed input or the procedure.</w:t>
+      <w:pPr>
+        <w:spacing w:line="336" w:lineRule="auto" w:after="180"/>
+        <w:shd w:fill="F4F9FC"/>
+      </w:pPr>
+      <w:r>
+        <w:rPr>
+          <w:b w:val="0"/>
+        </w:rPr>
+        <w:t xml:space="preserve">2. This one example guarantees correct results for every future </w:t>
+      </w:r>
+      <w:r>
+        <w:rPr>
+          <w:b/>
+        </w:rPr>
+        <w:t>input</w:t>
+      </w:r>
+      <w:r>
+        <w:rPr>
+          <w:b w:val="0"/>
+        </w:rPr>
+        <w:t>.</w:t>
+      </w:r>
+    </w:p>
+    <w:p>
+      <w:pPr>
+        <w:spacing w:line="336" w:lineRule="auto" w:after="180"/>
+        <w:shd w:fill="F4F9FC"/>
+      </w:pPr>
+      <w:r>
+        <w:rPr>
+          <w:b w:val="0"/>
+        </w:rPr>
+        <w:t xml:space="preserve">3. We can decide the result without examining the changed </w:t>
+      </w:r>
+      <w:r>
+        <w:rPr>
+          <w:b/>
+        </w:rPr>
+        <w:t>input</w:t>
+      </w:r>
+      <w:r>
+        <w:rPr>
+          <w:b w:val="0"/>
+        </w:rPr>
+        <w:t xml:space="preserve"> or the procedure.</w:t>
       </w:r>
     </w:p>
     <w:p>
@@ -3981,26 +7676,121 @@
       </w:r>
     </w:p>
     <w:p>
-      <w:r>
+      <w:pPr>
+        <w:pStyle w:val="Heading3"/>
+      </w:pPr>
+      <w:r>
+        <w:t>Hint · try first</w:t>
+      </w:r>
+    </w:p>
+    <w:p>
+      <w:pPr>
+        <w:spacing w:line="336" w:lineRule="auto" w:after="180"/>
+        <w:shd w:fill="F1F6F8"/>
+      </w:pPr>
+      <w:r>
+        <w:rPr>
+          <w:b w:val="0"/>
+        </w:rPr>
         <w:t>Hint if needed: Use the changed condition and the deciding step in the pictorial trace. The answer must say what follows from those facts.</w:t>
       </w:r>
     </w:p>
     <w:p>
-      <w:r>
-        <w:t>After your attempt, compare with the supported explanation: The next gap could change for reasons other than a difference in device accuracy. The comparison now changes location as well as device; there is no supplied reading from the new location.</w:t>
-      </w:r>
-    </w:p>
-    <w:p>
       <w:pPr>
         <w:pStyle w:val="Heading3"/>
       </w:pPr>
       <w:r>
+        <w:t>Feedback · compare after trying</w:t>
+      </w:r>
+    </w:p>
+    <w:p>
+      <w:pPr>
+        <w:spacing w:line="336" w:lineRule="auto" w:after="180"/>
+        <w:shd w:fill="F1F6FC"/>
+      </w:pPr>
+      <w:r>
+        <w:rPr>
+          <w:b w:val="0"/>
+        </w:rPr>
+        <w:t>After your attempt, compare with the supported explanation: The next gap could change for reasons other than a difference in device accuracy.</w:t>
+      </w:r>
+    </w:p>
+    <w:p>
+      <w:pPr>
+        <w:spacing w:line="336" w:lineRule="auto" w:after="180"/>
+        <w:shd w:fill="F1F6FC"/>
+      </w:pPr>
+      <w:r>
+        <w:rPr>
+          <w:b w:val="0"/>
+        </w:rPr>
+        <w:t>The comparison now changes location as well as device; there is no supplied reading from the new location.</w:t>
+      </w:r>
+    </w:p>
+    <w:p>
+      <w:pPr>
+        <w:pStyle w:val="Heading3"/>
+      </w:pPr>
+      <w:r>
         <w:t>Repair a missing building block</w:t>
       </w:r>
     </w:p>
     <w:p>
-      <w:r>
-        <w:t>Review Input, Process, Output (ai-1/2). Goal: Trace information through a system without confusing information with a physical action. Short practice: Use the richer record to find blue pencils in Box B. Explain why total alone was insufficient.. Return to this week and explain what you changed.</w:t>
+      <w:pPr>
+        <w:spacing w:line="336" w:lineRule="auto" w:after="180"/>
+      </w:pPr>
+      <w:r>
+        <w:rPr>
+          <w:b w:val="0"/>
+        </w:rPr>
+        <w:t xml:space="preserve">Review </w:t>
+      </w:r>
+      <w:r>
+        <w:rPr>
+          <w:b/>
+        </w:rPr>
+        <w:t>Input</w:t>
+      </w:r>
+      <w:r>
+        <w:rPr>
+          <w:b w:val="0"/>
+        </w:rPr>
+        <w:t xml:space="preserve">, </w:t>
+      </w:r>
+      <w:r>
+        <w:rPr>
+          <w:b/>
+        </w:rPr>
+        <w:t>Process</w:t>
+      </w:r>
+      <w:r>
+        <w:rPr>
+          <w:b w:val="0"/>
+        </w:rPr>
+        <w:t xml:space="preserve">, </w:t>
+      </w:r>
+      <w:r>
+        <w:rPr>
+          <w:b/>
+        </w:rPr>
+        <w:t>Output</w:t>
+      </w:r>
+      <w:r>
+        <w:rPr>
+          <w:b w:val="0"/>
+        </w:rPr>
+        <w:t xml:space="preserve"> (ai-1/2). Goal: Trace information through a system without confusing information with a physical action. Short practice: Use the richer record to find blue pencils in Box B.</w:t>
+      </w:r>
+    </w:p>
+    <w:p>
+      <w:pPr>
+        <w:spacing w:line="336" w:lineRule="auto" w:after="180"/>
+      </w:pPr>
+      <w:r>
+        <w:rPr>
+          <w:b w:val="0"/>
+        </w:rPr>
+        <w:t>Explain why total alone was insufficient.. Return to this week and explain what you changed.</w:t>
       </w:r>
     </w:p>
     <w:p>
@@ -4012,8 +7802,666 @@
       </w:r>
     </w:p>
     <w:p>
-      <w:r>
-        <w:t>Use Download completed work in the hosted lesson to export your answers, reflections, practice feedback and code-run evidence. Open the HTML copy to read or print it. Drafts stay in this browser when storage is available; clear drafts on a shared device.</w:t>
+      <w:pPr>
+        <w:spacing w:line="336" w:lineRule="auto" w:after="180"/>
+      </w:pPr>
+      <w:r>
+        <w:rPr>
+          <w:b w:val="0"/>
+        </w:rPr>
+        <w:t xml:space="preserve">Use Download completed work in the hosted lesson to export your answers, reflections, practice feedback and code-run </w:t>
+      </w:r>
+      <w:r>
+        <w:rPr>
+          <w:b/>
+        </w:rPr>
+        <w:t>evidence</w:t>
+      </w:r>
+      <w:r>
+        <w:rPr>
+          <w:b w:val="0"/>
+        </w:rPr>
+        <w:t>. Open the HTML copy to read or print it.</w:t>
+      </w:r>
+    </w:p>
+    <w:p>
+      <w:pPr>
+        <w:spacing w:line="336" w:lineRule="auto" w:after="180"/>
+      </w:pPr>
+      <w:r>
+        <w:rPr>
+          <w:b w:val="0"/>
+        </w:rPr>
+        <w:t>Drafts stay in this browser when storage is available; clear drafts on a shared device.</w:t>
+      </w:r>
+    </w:p>
+    <w:p>
+      <w:pPr>
+        <w:pStyle w:val="Heading1"/>
+      </w:pPr>
+      <w:r>
+        <w:t>18. Visual concept journey</w:t>
+      </w:r>
+    </w:p>
+    <w:p>
+      <w:r>
+        <w:t>Explain each Sensors Are Messengers graphic using its labels, deciding evidence and relevant limitation.</w:t>
+      </w:r>
+    </w:p>
+    <w:p>
+      <w:pPr>
+        <w:pStyle w:val="Heading3"/>
+      </w:pPr>
+      <w:r>
+        <w:t>01. Sensors Are Messengers: the case</w:t>
+      </w:r>
+    </w:p>
+    <w:p>
+      <w:r>
+        <w:drawing>
+          <wp:inline xmlns:a="http://schemas.openxmlformats.org/drawingml/2006/main" xmlns:pic="http://schemas.openxmlformats.org/drawingml/2006/picture">
+            <wp:extent cx="5486400" cy="2840736"/>
+            <wp:docPr id="23" name="Picture 23" descr="Two fictional light sensors disagree in a classroom. Compare them fairly rather than declaring one broken. Supplied facts: On the same shelf, simultaneous readings are A: 40,50,60 and B: 45,55,65 in declared toy light units. Neither device has been compared with a trusted reference."/>
+            <wp:cNvGraphicFramePr>
+              <a:graphicFrameLocks noChangeAspect="1"/>
+            </wp:cNvGraphicFramePr>
+            <a:graphic>
+              <a:graphicData uri="http://schemas.openxmlformats.org/drawingml/2006/picture">
+                <pic:pic>
+                  <pic:nvPicPr>
+                    <pic:cNvPr id="0" name="academy-story-ai-1-3-01.png"/>
+                    <pic:cNvPicPr/>
+                  </pic:nvPicPr>
+                  <pic:blipFill>
+                    <a:blip r:embed="rId31"/>
+                    <a:stretch>
+                      <a:fillRect/>
+                    </a:stretch>
+                  </pic:blipFill>
+                  <pic:spPr>
+                    <a:xfrm>
+                      <a:off x="0" y="0"/>
+                      <a:ext cx="5486400" cy="2840736"/>
+                    </a:xfrm>
+                    <a:prstGeom prst="rect"/>
+                  </pic:spPr>
+                </pic:pic>
+              </a:graphicData>
+            </a:graphic>
+          </wp:inline>
+        </w:drawing>
+      </w:r>
+    </w:p>
+    <w:p>
+      <w:pPr>
+        <w:spacing w:line="336" w:lineRule="auto" w:after="180"/>
+      </w:pPr>
+      <w:r>
+        <w:rPr>
+          <w:b w:val="0"/>
+        </w:rPr>
+        <w:t xml:space="preserve">Two fictional light </w:t>
+      </w:r>
+      <w:r>
+        <w:rPr>
+          <w:b/>
+        </w:rPr>
+        <w:t>sensor</w:t>
+      </w:r>
+      <w:r>
+        <w:rPr>
+          <w:b w:val="0"/>
+        </w:rPr>
+        <w:t xml:space="preserve">s disagree in a classroom. Compare them fairly rather than declaring one broken. Supplied facts: On the same shelf, simultaneous readings are A: 40,50,60 and B: 45,55,65 in declared toy light </w:t>
+      </w:r>
+      <w:r>
+        <w:rPr>
+          <w:b/>
+        </w:rPr>
+        <w:t>unit</w:t>
+      </w:r>
+      <w:r>
+        <w:rPr>
+          <w:b w:val="0"/>
+        </w:rPr>
+        <w:t>s.</w:t>
+      </w:r>
+    </w:p>
+    <w:p>
+      <w:pPr>
+        <w:spacing w:line="336" w:lineRule="auto" w:after="180"/>
+      </w:pPr>
+      <w:r>
+        <w:rPr>
+          <w:b w:val="0"/>
+        </w:rPr>
+        <w:t>Neither device has been compared with a trusted reference.</w:t>
+      </w:r>
+    </w:p>
+    <w:p>
+      <w:pPr>
+        <w:spacing w:line="336" w:lineRule="auto" w:after="180"/>
+        <w:shd w:fill="F5F1FB"/>
+      </w:pPr>
+      <w:r>
+        <w:rPr>
+          <w:b w:val="0"/>
+        </w:rPr>
+        <w:t>Point to the given fact that matters most. Explain why it matters.</w:t>
+      </w:r>
+    </w:p>
+    <w:p>
+      <w:pPr>
+        <w:pStyle w:val="Heading3"/>
+      </w:pPr>
+      <w:r>
+        <w:t>02. Follow the deciding steps</w:t>
+      </w:r>
+    </w:p>
+    <w:p>
+      <w:r>
+        <w:drawing>
+          <wp:inline xmlns:a="http://schemas.openxmlformats.org/drawingml/2006/main" xmlns:pic="http://schemas.openxmlformats.org/drawingml/2006/picture">
+            <wp:extent cx="5486400" cy="4005072"/>
+            <wp:docPr id="24" name="Picture 24" descr="Same shelf: Place both devices together and allow them to settle. → Paired readings: Record three matching times: (40,45), (50,55), (60,65). → Compare gaps: B minus A is 5, 5 and 5 units. → Check a reference: A trusted reference is needed to decide which reading is closer."/>
+            <wp:cNvGraphicFramePr>
+              <a:graphicFrameLocks noChangeAspect="1"/>
+            </wp:cNvGraphicFramePr>
+            <a:graphic>
+              <a:graphicData uri="http://schemas.openxmlformats.org/drawingml/2006/picture">
+                <pic:pic>
+                  <pic:nvPicPr>
+                    <pic:cNvPr id="0" name="academy-story-ai-1-3-02.png"/>
+                    <pic:cNvPicPr/>
+                  </pic:nvPicPr>
+                  <pic:blipFill>
+                    <a:blip r:embed="rId32"/>
+                    <a:stretch>
+                      <a:fillRect/>
+                    </a:stretch>
+                  </pic:blipFill>
+                  <pic:spPr>
+                    <a:xfrm>
+                      <a:off x="0" y="0"/>
+                      <a:ext cx="5486400" cy="4005072"/>
+                    </a:xfrm>
+                    <a:prstGeom prst="rect"/>
+                  </pic:spPr>
+                </pic:pic>
+              </a:graphicData>
+            </a:graphic>
+          </wp:inline>
+        </w:drawing>
+      </w:r>
+    </w:p>
+    <w:p>
+      <w:pPr>
+        <w:spacing w:line="336" w:lineRule="auto" w:after="180"/>
+      </w:pPr>
+      <w:r>
+        <w:rPr>
+          <w:b w:val="0"/>
+        </w:rPr>
+        <w:t xml:space="preserve">Same shelf: Place both devices together and allow them to settle. → Paired readings: Record three matching times: (40,45), (50,55), (60,65). → Compare gaps: B minus A is 5, 5 and 5 </w:t>
+      </w:r>
+      <w:r>
+        <w:rPr>
+          <w:b/>
+        </w:rPr>
+        <w:t>unit</w:t>
+      </w:r>
+      <w:r>
+        <w:rPr>
+          <w:b w:val="0"/>
+        </w:rPr>
+        <w:t>s. → Check a reference: A trusted reference is needed to decide which reading is closer.</w:t>
+      </w:r>
+    </w:p>
+    <w:p>
+      <w:pPr>
+        <w:spacing w:line="336" w:lineRule="auto" w:after="180"/>
+        <w:shd w:fill="F5F1FB"/>
+      </w:pPr>
+      <w:r>
+        <w:rPr>
+          <w:b w:val="0"/>
+        </w:rPr>
+        <w:t xml:space="preserve">Point to each numbered stage and explain which recorded </w:t>
+      </w:r>
+      <w:r>
+        <w:rPr>
+          <w:b/>
+        </w:rPr>
+        <w:t>input</w:t>
+      </w:r>
+      <w:r>
+        <w:rPr>
+          <w:b w:val="0"/>
+        </w:rPr>
+        <w:t xml:space="preserve"> it uses.</w:t>
+      </w:r>
+    </w:p>
+    <w:p>
+      <w:pPr>
+        <w:pStyle w:val="Heading3"/>
+      </w:pPr>
+      <w:r>
+        <w:t>03. Simultaneous light readings</w:t>
+      </w:r>
+    </w:p>
+    <w:p>
+      <w:r>
+        <w:drawing>
+          <wp:inline xmlns:a="http://schemas.openxmlformats.org/drawingml/2006/main" xmlns:pic="http://schemas.openxmlformats.org/drawingml/2006/picture">
+            <wp:extent cx="5486400" cy="3617976"/>
+            <wp:docPr id="25" name="Picture 25" descr="Simultaneous light readings. Time 1: Sensor A = 40, Sensor B = 45, B minus A = 5. Time 2: Sensor A = 50, Sensor B = 55, B minus A = 5. Time 3: Sensor A = 60, Sensor B = 65, B minus A = 5."/>
+            <wp:cNvGraphicFramePr>
+              <a:graphicFrameLocks noChangeAspect="1"/>
+            </wp:cNvGraphicFramePr>
+            <a:graphic>
+              <a:graphicData uri="http://schemas.openxmlformats.org/drawingml/2006/picture">
+                <pic:pic>
+                  <pic:nvPicPr>
+                    <pic:cNvPr id="0" name="academy-story-ai-1-3-03.png"/>
+                    <pic:cNvPicPr/>
+                  </pic:nvPicPr>
+                  <pic:blipFill>
+                    <a:blip r:embed="rId33"/>
+                    <a:stretch>
+                      <a:fillRect/>
+                    </a:stretch>
+                  </pic:blipFill>
+                  <pic:spPr>
+                    <a:xfrm>
+                      <a:off x="0" y="0"/>
+                      <a:ext cx="5486400" cy="3617976"/>
+                    </a:xfrm>
+                    <a:prstGeom prst="rect"/>
+                  </pic:spPr>
+                </pic:pic>
+              </a:graphicData>
+            </a:graphic>
+          </wp:inline>
+        </w:drawing>
+      </w:r>
+    </w:p>
+    <w:p>
+      <w:pPr>
+        <w:spacing w:line="336" w:lineRule="auto" w:after="180"/>
+      </w:pPr>
+      <w:r>
+        <w:rPr>
+          <w:b w:val="0"/>
+        </w:rPr>
+        <w:t xml:space="preserve">Simultaneous light readings. Time 1: </w:t>
+      </w:r>
+      <w:r>
+        <w:rPr>
+          <w:b/>
+        </w:rPr>
+        <w:t>Sensor</w:t>
+      </w:r>
+      <w:r>
+        <w:rPr>
+          <w:b w:val="0"/>
+        </w:rPr>
+        <w:t xml:space="preserve"> A = 40, </w:t>
+      </w:r>
+      <w:r>
+        <w:rPr>
+          <w:b/>
+        </w:rPr>
+        <w:t>Sensor</w:t>
+      </w:r>
+      <w:r>
+        <w:rPr>
+          <w:b w:val="0"/>
+        </w:rPr>
+        <w:t xml:space="preserve"> B = 45, B minus A = 5. Time 2: </w:t>
+      </w:r>
+      <w:r>
+        <w:rPr>
+          <w:b/>
+        </w:rPr>
+        <w:t>Sensor</w:t>
+      </w:r>
+      <w:r>
+        <w:rPr>
+          <w:b w:val="0"/>
+        </w:rPr>
+        <w:t xml:space="preserve"> A = 50, </w:t>
+      </w:r>
+      <w:r>
+        <w:rPr>
+          <w:b/>
+        </w:rPr>
+        <w:t>Sensor</w:t>
+      </w:r>
+      <w:r>
+        <w:rPr>
+          <w:b w:val="0"/>
+        </w:rPr>
+        <w:t xml:space="preserve"> B = 55, B minus A = 5. Time 3: </w:t>
+      </w:r>
+      <w:r>
+        <w:rPr>
+          <w:b/>
+        </w:rPr>
+        <w:t>Sensor</w:t>
+      </w:r>
+      <w:r>
+        <w:rPr>
+          <w:b w:val="0"/>
+        </w:rPr>
+        <w:t xml:space="preserve"> A = 60, </w:t>
+      </w:r>
+      <w:r>
+        <w:rPr>
+          <w:b/>
+        </w:rPr>
+        <w:t>Sensor</w:t>
+      </w:r>
+      <w:r>
+        <w:rPr>
+          <w:b w:val="0"/>
+        </w:rPr>
+        <w:t xml:space="preserve"> B = 65, B minus A = 5.</w:t>
+      </w:r>
+    </w:p>
+    <w:p>
+      <w:pPr>
+        <w:spacing w:line="336" w:lineRule="auto" w:after="180"/>
+        <w:shd w:fill="F5F1FB"/>
+      </w:pPr>
+      <w:r>
+        <w:rPr>
+          <w:b w:val="0"/>
+        </w:rPr>
+        <w:t>Read the labels and values. Explain the relationship the model shows.</w:t>
+      </w:r>
+    </w:p>
+    <w:p>
+      <w:pPr>
+        <w:pStyle w:val="Heading3"/>
+      </w:pPr>
+      <w:r>
+        <w:t>04. Change one thing. Trace what follows.</w:t>
+      </w:r>
+    </w:p>
+    <w:p>
+      <w:r>
+        <w:drawing>
+          <wp:inline xmlns:a="http://schemas.openxmlformats.org/drawingml/2006/main" xmlns:pic="http://schemas.openxmlformats.org/drawingml/2006/picture">
+            <wp:extent cx="5486400" cy="3179064"/>
+            <wp:docPr id="26" name="Picture 26" descr="Original case: A trusted reference is needed to decide which reading is closer. Changed condition: Move only B into brighter light. Expected result: The next gap could change for reasons other than a difference in device accuracy. Reason: The comparison now changes location as well as device; there is no supplied reading from the new location."/>
+            <wp:cNvGraphicFramePr>
+              <a:graphicFrameLocks noChangeAspect="1"/>
+            </wp:cNvGraphicFramePr>
+            <a:graphic>
+              <a:graphicData uri="http://schemas.openxmlformats.org/drawingml/2006/picture">
+                <pic:pic>
+                  <pic:nvPicPr>
+                    <pic:cNvPr id="0" name="academy-story-ai-1-3-04.png"/>
+                    <pic:cNvPicPr/>
+                  </pic:nvPicPr>
+                  <pic:blipFill>
+                    <a:blip r:embed="rId34"/>
+                    <a:stretch>
+                      <a:fillRect/>
+                    </a:stretch>
+                  </pic:blipFill>
+                  <pic:spPr>
+                    <a:xfrm>
+                      <a:off x="0" y="0"/>
+                      <a:ext cx="5486400" cy="3179064"/>
+                    </a:xfrm>
+                    <a:prstGeom prst="rect"/>
+                  </pic:spPr>
+                </pic:pic>
+              </a:graphicData>
+            </a:graphic>
+          </wp:inline>
+        </w:drawing>
+      </w:r>
+    </w:p>
+    <w:p>
+      <w:pPr>
+        <w:spacing w:line="336" w:lineRule="auto" w:after="180"/>
+      </w:pPr>
+      <w:r>
+        <w:rPr>
+          <w:b w:val="0"/>
+        </w:rPr>
+        <w:t>Original case: A trusted reference is needed to decide which reading is closer. Changed condition: Move only B into brighter light.</w:t>
+      </w:r>
+    </w:p>
+    <w:p>
+      <w:pPr>
+        <w:spacing w:line="336" w:lineRule="auto" w:after="180"/>
+      </w:pPr>
+      <w:r>
+        <w:rPr>
+          <w:b w:val="0"/>
+        </w:rPr>
+        <w:t>Expected result: The next gap could change for reasons other than a difference in device accuracy. Reason: The comparison now changes location as well as device; there is no supplied reading from the new location.</w:t>
+      </w:r>
+    </w:p>
+    <w:p>
+      <w:pPr>
+        <w:spacing w:line="336" w:lineRule="auto" w:after="180"/>
+        <w:shd w:fill="F5F1FB"/>
+      </w:pPr>
+      <w:r>
+        <w:rPr>
+          <w:b w:val="0"/>
+        </w:rPr>
+        <w:t>Predict before checking the worked changed-case result. Name what changed and what the supplied facts allow you to conclude.</w:t>
+      </w:r>
+    </w:p>
+    <w:p>
+      <w:pPr>
+        <w:pStyle w:val="Heading3"/>
+      </w:pPr>
+      <w:r>
+        <w:t>05. Connect the explanation to its limit</w:t>
+      </w:r>
+    </w:p>
+    <w:p>
+      <w:r>
+        <w:drawing>
+          <wp:inline xmlns:a="http://schemas.openxmlformats.org/drawingml/2006/main" xmlns:pic="http://schemas.openxmlformats.org/drawingml/2006/picture">
+            <wp:extent cx="5486400" cy="2834640"/>
+            <wp:docPr id="27" name="Picture 27" descr="A repeated difference of 5 supports investigating an offset between devices. Matching time and location removes two obvious comparison problems. It does not show which device is correct: both could have errors. Preserve paired readings instead of adjusting them silently. Limit: Three pairs do not prove an offset holds at every light level, nor identify the accurate device."/>
+            <wp:cNvGraphicFramePr>
+              <a:graphicFrameLocks noChangeAspect="1"/>
+            </wp:cNvGraphicFramePr>
+            <a:graphic>
+              <a:graphicData uri="http://schemas.openxmlformats.org/drawingml/2006/picture">
+                <pic:pic>
+                  <pic:nvPicPr>
+                    <pic:cNvPr id="0" name="academy-story-ai-1-3-05.png"/>
+                    <pic:cNvPicPr/>
+                  </pic:nvPicPr>
+                  <pic:blipFill>
+                    <a:blip r:embed="rId35"/>
+                    <a:stretch>
+                      <a:fillRect/>
+                    </a:stretch>
+                  </pic:blipFill>
+                  <pic:spPr>
+                    <a:xfrm>
+                      <a:off x="0" y="0"/>
+                      <a:ext cx="5486400" cy="2834640"/>
+                    </a:xfrm>
+                    <a:prstGeom prst="rect"/>
+                  </pic:spPr>
+                </pic:pic>
+              </a:graphicData>
+            </a:graphic>
+          </wp:inline>
+        </w:drawing>
+      </w:r>
+    </w:p>
+    <w:p>
+      <w:pPr>
+        <w:spacing w:line="336" w:lineRule="auto" w:after="180"/>
+      </w:pPr>
+      <w:r>
+        <w:rPr>
+          <w:b w:val="0"/>
+        </w:rPr>
+        <w:t>A repeated difference of 5 supports investigating an offset between devices. Matching time and location removes two obvious comparison problems. It does not show which device is correct: both could have errors.</w:t>
+      </w:r>
+    </w:p>
+    <w:p>
+      <w:pPr>
+        <w:spacing w:line="336" w:lineRule="auto" w:after="180"/>
+      </w:pPr>
+      <w:r>
+        <w:rPr>
+          <w:b w:val="0"/>
+        </w:rPr>
+        <w:t>Preserve paired readings instead of adjusting them silently. Limit: Three pairs do not prove an offset holds at every light level, nor identify the accurate device.</w:t>
+      </w:r>
+    </w:p>
+    <w:p>
+      <w:pPr>
+        <w:spacing w:line="336" w:lineRule="auto" w:after="180"/>
+        <w:shd w:fill="F5F1FB"/>
+      </w:pPr>
+      <w:r>
+        <w:rPr>
+          <w:b w:val="0"/>
+        </w:rPr>
+        <w:t>Explain the case, then point to a limit on the claim.</w:t>
+      </w:r>
+    </w:p>
+    <w:p>
+      <w:pPr>
+        <w:pStyle w:val="Heading3"/>
+      </w:pPr>
+      <w:r>
+        <w:t>06. Make the idea visible in your project</w:t>
+      </w:r>
+    </w:p>
+    <w:p>
+      <w:r>
+        <w:drawing>
+          <wp:inline xmlns:a="http://schemas.openxmlformats.org/drawingml/2006/main" xmlns:pic="http://schemas.openxmlformats.org/drawingml/2006/picture">
+            <wp:extent cx="5486400" cy="3380232"/>
+            <wp:docPr id="28" name="Picture 28" descr="Save sorter measurements with device, location and time so unusual inputs can be checked before decisions. Draw your input, deciding step, result and limit. Supported question: Why can we calculate the earlier gap but not predict an exact new B reading?"/>
+            <wp:cNvGraphicFramePr>
+              <a:graphicFrameLocks noChangeAspect="1"/>
+            </wp:cNvGraphicFramePr>
+            <a:graphic>
+              <a:graphicData uri="http://schemas.openxmlformats.org/drawingml/2006/picture">
+                <pic:pic>
+                  <pic:nvPicPr>
+                    <pic:cNvPr id="0" name="academy-story-ai-1-3-06.png"/>
+                    <pic:cNvPicPr/>
+                  </pic:nvPicPr>
+                  <pic:blipFill>
+                    <a:blip r:embed="rId36"/>
+                    <a:stretch>
+                      <a:fillRect/>
+                    </a:stretch>
+                  </pic:blipFill>
+                  <pic:spPr>
+                    <a:xfrm>
+                      <a:off x="0" y="0"/>
+                      <a:ext cx="5486400" cy="3380232"/>
+                    </a:xfrm>
+                    <a:prstGeom prst="rect"/>
+                  </pic:spPr>
+                </pic:pic>
+              </a:graphicData>
+            </a:graphic>
+          </wp:inline>
+        </w:drawing>
+      </w:r>
+    </w:p>
+    <w:p>
+      <w:pPr>
+        <w:spacing w:line="336" w:lineRule="auto" w:after="180"/>
+        <w:shd w:fill="F5F1FB"/>
+      </w:pPr>
+      <w:r>
+        <w:rPr>
+          <w:b w:val="0"/>
+        </w:rPr>
+        <w:t xml:space="preserve">Save sorter </w:t>
+      </w:r>
+      <w:r>
+        <w:rPr>
+          <w:b/>
+        </w:rPr>
+        <w:t>measurement</w:t>
+      </w:r>
+      <w:r>
+        <w:rPr>
+          <w:b w:val="0"/>
+        </w:rPr>
+        <w:t xml:space="preserve">s with device, location and time so unusual </w:t>
+      </w:r>
+      <w:r>
+        <w:rPr>
+          <w:b/>
+        </w:rPr>
+        <w:t>input</w:t>
+      </w:r>
+      <w:r>
+        <w:rPr>
+          <w:b w:val="0"/>
+        </w:rPr>
+        <w:t xml:space="preserve">s can be checked before decisions. Draw your </w:t>
+      </w:r>
+      <w:r>
+        <w:rPr>
+          <w:b/>
+        </w:rPr>
+        <w:t>input</w:t>
+      </w:r>
+      <w:r>
+        <w:rPr>
+          <w:b w:val="0"/>
+        </w:rPr>
+        <w:t>, deciding step, result and limit.</w:t>
+      </w:r>
+    </w:p>
+    <w:p>
+      <w:pPr>
+        <w:spacing w:line="336" w:lineRule="auto" w:after="180"/>
+        <w:shd w:fill="F5F1FB"/>
+      </w:pPr>
+      <w:r>
+        <w:rPr>
+          <w:b w:val="0"/>
+        </w:rPr>
+        <w:t>Supported question: Why can we calculate the earlier gap but not predict an exact new B reading?</w:t>
+      </w:r>
+    </w:p>
+    <w:p>
+      <w:pPr>
+        <w:spacing w:line="336" w:lineRule="auto" w:after="180"/>
+        <w:shd w:fill="F5F1FB"/>
+      </w:pPr>
+      <w:r>
+        <w:rPr>
+          <w:b w:val="0"/>
+        </w:rPr>
+        <w:t xml:space="preserve">Draw your project trace and justify the deciding step using </w:t>
+      </w:r>
+      <w:r>
+        <w:rPr>
+          <w:b/>
+        </w:rPr>
+        <w:t>evidence</w:t>
+      </w:r>
+      <w:r>
+        <w:rPr>
+          <w:b w:val="0"/>
+        </w:rPr>
+        <w:t>.</w:t>
       </w:r>
     </w:p>
     <w:sectPr>
